--- a/project - info/Документация проекта Safe-Net.docx
+++ b/project - info/Документация проекта Safe-Net.docx
@@ -8,18 +8,37 @@
         <w:ind w:left="395" w:right="381"/>
         <w:jc w:val="center"/>
         <w:rPr>
+          <w:szCs w:val="28"/>
           <w:lang w:val="ru-RU"/>
         </w:rPr>
       </w:pPr>
       <w:r>
         <w:rPr>
           <w:b/>
-          <w:lang w:val="ru-RU"/>
-        </w:rPr>
-        <w:t>Государственное бюджетное общеобразовательное учреждение города Москвы Школа № 1560 «Лидер»</w:t>
-      </w:r>
-      <w:r>
-        <w:rPr>
+          <w:szCs w:val="28"/>
+          <w:lang w:val="ru-RU"/>
+        </w:rPr>
+        <w:t>Государственное бюджетное общеобразовательное учреждение города Москвы Школа</w:t>
+      </w:r>
+      <w:r>
+        <w:rPr>
+          <w:b/>
+          <w:szCs w:val="28"/>
+          <w:lang w:val="ru-RU"/>
+        </w:rPr>
+        <w:t xml:space="preserve"> ГБОУ</w:t>
+      </w:r>
+      <w:r>
+        <w:rPr>
+          <w:b/>
+          <w:szCs w:val="28"/>
+          <w:lang w:val="ru-RU"/>
+        </w:rPr>
+        <w:t xml:space="preserve"> № 1560 «Лидер»</w:t>
+      </w:r>
+      <w:r>
+        <w:rPr>
+          <w:szCs w:val="28"/>
           <w:lang w:val="ru-RU"/>
         </w:rPr>
         <w:t xml:space="preserve">  </w:t>
@@ -31,11 +50,13 @@
         <w:ind w:left="80" w:firstLine="0"/>
         <w:jc w:val="left"/>
         <w:rPr>
-          <w:lang w:val="ru-RU"/>
-        </w:rPr>
-      </w:pPr>
-      <w:r>
-        <w:rPr>
+          <w:szCs w:val="28"/>
+          <w:lang w:val="ru-RU"/>
+        </w:rPr>
+      </w:pPr>
+      <w:r>
+        <w:rPr>
+          <w:szCs w:val="28"/>
           <w:lang w:val="ru-RU"/>
         </w:rPr>
         <w:t xml:space="preserve">                                                            </w:t>
@@ -47,11 +68,13 @@
         <w:ind w:left="80" w:firstLine="0"/>
         <w:jc w:val="left"/>
         <w:rPr>
-          <w:lang w:val="ru-RU"/>
-        </w:rPr>
-      </w:pPr>
-      <w:r>
-        <w:rPr>
+          <w:szCs w:val="28"/>
+          <w:lang w:val="ru-RU"/>
+        </w:rPr>
+      </w:pPr>
+      <w:r>
+        <w:rPr>
+          <w:szCs w:val="28"/>
           <w:lang w:val="ru-RU"/>
         </w:rPr>
         <w:t xml:space="preserve">                    </w:t>
@@ -63,11 +86,13 @@
         <w:ind w:left="80" w:firstLine="0"/>
         <w:jc w:val="left"/>
         <w:rPr>
-          <w:lang w:val="ru-RU"/>
-        </w:rPr>
-      </w:pPr>
-      <w:r>
-        <w:rPr>
+          <w:szCs w:val="28"/>
+          <w:lang w:val="ru-RU"/>
+        </w:rPr>
+      </w:pPr>
+      <w:r>
+        <w:rPr>
+          <w:szCs w:val="28"/>
           <w:lang w:val="ru-RU"/>
         </w:rPr>
         <w:t xml:space="preserve">  </w:t>
@@ -79,20 +104,26 @@
         <w:spacing w:after="0"/>
         <w:ind w:left="395"/>
         <w:rPr>
-          <w:lang w:val="ru-RU"/>
-        </w:rPr>
-      </w:pPr>
-      <w:r>
-        <w:rPr>
+          <w:szCs w:val="28"/>
+          <w:lang w:val="ru-RU"/>
+        </w:rPr>
+      </w:pPr>
+      <w:r>
+        <w:rPr>
+          <w:szCs w:val="28"/>
           <w:lang w:val="ru-RU"/>
         </w:rPr>
         <w:t>САЙТ ТРЕНАЖËР ПО КИБЕРБЕЗОПАСТНОСТИ «</w:t>
       </w:r>
       <w:r>
+        <w:rPr>
+          <w:szCs w:val="28"/>
+        </w:rPr>
         <w:t>SafeNet</w:t>
       </w:r>
       <w:r>
         <w:rPr>
+          <w:szCs w:val="28"/>
           <w:lang w:val="ru-RU"/>
         </w:rPr>
         <w:t xml:space="preserve">» </w:t>
@@ -100,6 +131,7 @@
       <w:r>
         <w:rPr>
           <w:b w:val="0"/>
+          <w:szCs w:val="28"/>
           <w:lang w:val="ru-RU"/>
         </w:rPr>
         <w:t xml:space="preserve"> </w:t>
@@ -111,11 +143,13 @@
         <w:ind w:left="4532" w:firstLine="0"/>
         <w:jc w:val="center"/>
         <w:rPr>
-          <w:lang w:val="ru-RU"/>
-        </w:rPr>
-      </w:pPr>
-      <w:r>
-        <w:rPr>
+          <w:szCs w:val="28"/>
+          <w:lang w:val="ru-RU"/>
+        </w:rPr>
+      </w:pPr>
+      <w:r>
+        <w:rPr>
+          <w:szCs w:val="28"/>
           <w:lang w:val="ru-RU"/>
         </w:rPr>
         <w:t xml:space="preserve">           </w:t>
@@ -127,11 +161,13 @@
         <w:ind w:left="4532" w:firstLine="0"/>
         <w:jc w:val="center"/>
         <w:rPr>
-          <w:lang w:val="ru-RU"/>
-        </w:rPr>
-      </w:pPr>
-      <w:r>
-        <w:rPr>
+          <w:szCs w:val="28"/>
+          <w:lang w:val="ru-RU"/>
+        </w:rPr>
+      </w:pPr>
+      <w:r>
+        <w:rPr>
+          <w:szCs w:val="28"/>
           <w:lang w:val="ru-RU"/>
         </w:rPr>
         <w:t xml:space="preserve">           </w:t>
@@ -143,11 +179,13 @@
         <w:ind w:left="3532" w:firstLine="0"/>
         <w:jc w:val="center"/>
         <w:rPr>
-          <w:lang w:val="ru-RU"/>
-        </w:rPr>
-      </w:pPr>
-      <w:r>
-        <w:rPr>
+          <w:szCs w:val="28"/>
+          <w:lang w:val="ru-RU"/>
+        </w:rPr>
+      </w:pPr>
+      <w:r>
+        <w:rPr>
+          <w:szCs w:val="28"/>
           <w:lang w:val="ru-RU"/>
         </w:rPr>
         <w:t xml:space="preserve">   </w:t>
@@ -159,11 +197,24 @@
         <w:ind w:left="4382" w:firstLine="0"/>
         <w:jc w:val="center"/>
         <w:rPr>
-          <w:lang w:val="ru-RU"/>
-        </w:rPr>
-      </w:pPr>
-      <w:r>
-        <w:rPr>
+          <w:szCs w:val="28"/>
+          <w:lang w:val="ru-RU"/>
+        </w:rPr>
+      </w:pPr>
+    </w:p>
+    <w:p>
+      <w:pPr>
+        <w:spacing w:after="60" w:line="259" w:lineRule="auto"/>
+        <w:ind w:left="4382" w:firstLine="0"/>
+        <w:jc w:val="center"/>
+        <w:rPr>
+          <w:szCs w:val="28"/>
+          <w:lang w:val="ru-RU"/>
+        </w:rPr>
+      </w:pPr>
+      <w:r>
+        <w:rPr>
+          <w:szCs w:val="28"/>
           <w:lang w:val="ru-RU"/>
         </w:rPr>
         <w:t xml:space="preserve">          </w:t>
@@ -175,15 +226,39 @@
         <w:ind w:left="80" w:firstLine="0"/>
         <w:jc w:val="left"/>
         <w:rPr>
-          <w:lang w:val="ru-RU"/>
-        </w:rPr>
-      </w:pPr>
-      <w:r>
-        <w:rPr>
+          <w:szCs w:val="28"/>
+          <w:lang w:val="ru-RU"/>
+        </w:rPr>
+      </w:pPr>
+      <w:r>
+        <w:rPr>
+          <w:szCs w:val="28"/>
           <w:lang w:val="ru-RU"/>
         </w:rPr>
         <w:t xml:space="preserve">           </w:t>
       </w:r>
+    </w:p>
+    <w:p>
+      <w:pPr>
+        <w:spacing w:after="0" w:line="259" w:lineRule="auto"/>
+        <w:ind w:left="80" w:firstLine="0"/>
+        <w:jc w:val="left"/>
+        <w:rPr>
+          <w:szCs w:val="28"/>
+          <w:lang w:val="ru-RU"/>
+        </w:rPr>
+      </w:pPr>
+    </w:p>
+    <w:p>
+      <w:pPr>
+        <w:spacing w:after="0" w:line="259" w:lineRule="auto"/>
+        <w:ind w:left="80" w:firstLine="0"/>
+        <w:jc w:val="left"/>
+        <w:rPr>
+          <w:szCs w:val="28"/>
+          <w:lang w:val="ru-RU"/>
+        </w:rPr>
+      </w:pPr>
     </w:p>
     <w:p>
       <w:pPr>
@@ -191,11 +266,13 @@
         <w:ind w:left="80" w:firstLine="0"/>
         <w:jc w:val="left"/>
         <w:rPr>
-          <w:lang w:val="ru-RU"/>
-        </w:rPr>
-      </w:pPr>
-      <w:r>
-        <w:rPr>
+          <w:szCs w:val="28"/>
+          <w:lang w:val="ru-RU"/>
+        </w:rPr>
+      </w:pPr>
+      <w:r>
+        <w:rPr>
+          <w:szCs w:val="28"/>
           <w:lang w:val="ru-RU"/>
         </w:rPr>
         <w:t xml:space="preserve">           </w:t>
@@ -204,11 +281,13 @@
     <w:p>
       <w:pPr>
         <w:rPr>
-          <w:lang w:val="ru-RU"/>
-        </w:rPr>
-      </w:pPr>
-      <w:r>
-        <w:rPr>
+          <w:szCs w:val="28"/>
+          <w:lang w:val="ru-RU"/>
+        </w:rPr>
+      </w:pPr>
+      <w:r>
+        <w:rPr>
+          <w:szCs w:val="28"/>
           <w:lang w:val="ru-RU"/>
         </w:rPr>
         <w:t xml:space="preserve">Участники: ученики 10-2 класса       </w:t>
@@ -217,11 +296,13 @@
     <w:p>
       <w:pPr>
         <w:rPr>
-          <w:lang w:val="ru-RU"/>
-        </w:rPr>
-      </w:pPr>
-      <w:r>
-        <w:rPr>
+          <w:szCs w:val="28"/>
+          <w:lang w:val="ru-RU"/>
+        </w:rPr>
+      </w:pPr>
+      <w:r>
+        <w:rPr>
+          <w:szCs w:val="28"/>
           <w:lang w:val="ru-RU"/>
         </w:rPr>
         <w:t xml:space="preserve">ГБОУ Школа № 1560 «Лидер»          </w:t>
@@ -230,11 +311,13 @@
     <w:p>
       <w:pPr>
         <w:rPr>
-          <w:lang w:val="ru-RU"/>
-        </w:rPr>
-      </w:pPr>
-      <w:r>
-        <w:rPr>
+          <w:szCs w:val="28"/>
+          <w:lang w:val="ru-RU"/>
+        </w:rPr>
+      </w:pPr>
+      <w:r>
+        <w:rPr>
+          <w:szCs w:val="28"/>
           <w:lang w:val="ru-RU"/>
         </w:rPr>
         <w:t xml:space="preserve">Волков Артём Александрович          </w:t>
@@ -243,11 +326,13 @@
     <w:p>
       <w:pPr>
         <w:rPr>
-          <w:lang w:val="ru-RU"/>
-        </w:rPr>
-      </w:pPr>
-      <w:r>
-        <w:rPr>
+          <w:szCs w:val="28"/>
+          <w:lang w:val="ru-RU"/>
+        </w:rPr>
+      </w:pPr>
+      <w:r>
+        <w:rPr>
+          <w:szCs w:val="28"/>
           <w:lang w:val="ru-RU"/>
         </w:rPr>
         <w:t xml:space="preserve">Москвицов Александр Евгеньевич </w:t>
@@ -256,11 +341,13 @@
     <w:p>
       <w:pPr>
         <w:rPr>
-          <w:lang w:val="ru-RU"/>
-        </w:rPr>
-      </w:pPr>
-      <w:r>
-        <w:rPr>
+          <w:szCs w:val="28"/>
+          <w:lang w:val="ru-RU"/>
+        </w:rPr>
+      </w:pPr>
+      <w:r>
+        <w:rPr>
+          <w:szCs w:val="28"/>
           <w:lang w:val="ru-RU"/>
         </w:rPr>
         <w:t xml:space="preserve">Савельев Роман Максимович          </w:t>
@@ -272,11 +359,13 @@
         <w:ind w:left="440" w:firstLine="0"/>
         <w:jc w:val="center"/>
         <w:rPr>
-          <w:lang w:val="ru-RU"/>
-        </w:rPr>
-      </w:pPr>
-      <w:r>
-        <w:rPr>
+          <w:szCs w:val="28"/>
+          <w:lang w:val="ru-RU"/>
+        </w:rPr>
+      </w:pPr>
+      <w:r>
+        <w:rPr>
+          <w:szCs w:val="28"/>
           <w:lang w:val="ru-RU"/>
         </w:rPr>
         <w:t xml:space="preserve"> </w:t>
@@ -288,11 +377,13 @@
         <w:ind w:left="2082"/>
         <w:jc w:val="center"/>
         <w:rPr>
-          <w:lang w:val="ru-RU"/>
-        </w:rPr>
-      </w:pPr>
-      <w:r>
-        <w:rPr>
+          <w:szCs w:val="28"/>
+          <w:lang w:val="ru-RU"/>
+        </w:rPr>
+      </w:pPr>
+      <w:r>
+        <w:rPr>
+          <w:szCs w:val="28"/>
           <w:lang w:val="ru-RU"/>
         </w:rPr>
         <w:t xml:space="preserve">Руководитель:           </w:t>
@@ -302,11 +393,13 @@
       <w:pPr>
         <w:spacing w:after="38"/>
         <w:rPr>
-          <w:lang w:val="ru-RU"/>
-        </w:rPr>
-      </w:pPr>
-      <w:r>
-        <w:rPr>
+          <w:szCs w:val="28"/>
+          <w:lang w:val="ru-RU"/>
+        </w:rPr>
+      </w:pPr>
+      <w:r>
+        <w:rPr>
+          <w:szCs w:val="28"/>
           <w:lang w:val="ru-RU"/>
         </w:rPr>
         <w:t xml:space="preserve">педагог ГБОУ Школа № 1560          </w:t>
@@ -318,11 +411,13 @@
         <w:ind w:left="2082" w:right="698"/>
         <w:jc w:val="center"/>
         <w:rPr>
-          <w:lang w:val="ru-RU"/>
-        </w:rPr>
-      </w:pPr>
-      <w:r>
-        <w:rPr>
+          <w:szCs w:val="28"/>
+          <w:lang w:val="ru-RU"/>
+        </w:rPr>
+      </w:pPr>
+      <w:r>
+        <w:rPr>
+          <w:szCs w:val="28"/>
           <w:lang w:val="ru-RU"/>
         </w:rPr>
         <w:t xml:space="preserve">«Лидер»  </w:t>
@@ -331,11 +426,13 @@
     <w:p>
       <w:pPr>
         <w:rPr>
-          <w:lang w:val="ru-RU"/>
-        </w:rPr>
-      </w:pPr>
-      <w:r>
-        <w:rPr>
+          <w:szCs w:val="28"/>
+          <w:lang w:val="ru-RU"/>
+        </w:rPr>
+      </w:pPr>
+      <w:r>
+        <w:rPr>
+          <w:szCs w:val="28"/>
           <w:lang w:val="ru-RU"/>
         </w:rPr>
         <w:t xml:space="preserve">Шепилов Дмитрий Александрович          </w:t>
@@ -347,14 +444,16 @@
         <w:ind w:left="80" w:firstLine="0"/>
         <w:jc w:val="left"/>
         <w:rPr>
-          <w:lang w:val="ru-RU"/>
-        </w:rPr>
-      </w:pPr>
-      <w:r>
-        <w:rPr>
-          <w:lang w:val="ru-RU"/>
-        </w:rPr>
-        <w:t xml:space="preserve">                      </w:t>
+          <w:szCs w:val="28"/>
+          <w:lang w:val="ru-RU"/>
+        </w:rPr>
+      </w:pPr>
+      <w:r>
+        <w:rPr>
+          <w:szCs w:val="28"/>
+          <w:lang w:val="ru-RU"/>
+        </w:rPr>
+        <w:t xml:space="preserve">                 </w:t>
       </w:r>
     </w:p>
     <w:p>
@@ -363,30 +462,16 @@
         <w:ind w:left="80" w:firstLine="0"/>
         <w:jc w:val="left"/>
         <w:rPr>
-          <w:lang w:val="ru-RU"/>
-        </w:rPr>
-      </w:pPr>
-      <w:r>
-        <w:rPr>
-          <w:lang w:val="ru-RU"/>
-        </w:rPr>
-        <w:t xml:space="preserve">    </w:t>
-      </w:r>
-    </w:p>
-    <w:p>
-      <w:pPr>
-        <w:spacing w:after="449" w:line="259" w:lineRule="auto"/>
-        <w:ind w:left="80" w:firstLine="0"/>
-        <w:jc w:val="left"/>
-        <w:rPr>
-          <w:lang w:val="ru-RU"/>
-        </w:rPr>
-      </w:pPr>
-      <w:r>
-        <w:rPr>
-          <w:lang w:val="ru-RU"/>
-        </w:rPr>
-        <w:t xml:space="preserve">      </w:t>
+          <w:szCs w:val="28"/>
+          <w:lang w:val="ru-RU"/>
+        </w:rPr>
+      </w:pPr>
+      <w:r>
+        <w:rPr>
+          <w:szCs w:val="28"/>
+          <w:lang w:val="ru-RU"/>
+        </w:rPr>
+        <w:t xml:space="preserve"> </w:t>
       </w:r>
     </w:p>
     <w:p>
@@ -395,46 +480,39 @@
         <w:spacing w:after="448"/>
         <w:ind w:left="395" w:right="311"/>
         <w:rPr>
-          <w:lang w:val="ru-RU"/>
-        </w:rPr>
-      </w:pPr>
-      <w:r>
-        <w:rPr>
-          <w:lang w:val="ru-RU"/>
-        </w:rPr>
-        <w:t>Москва, 2025</w:t>
-      </w:r>
-      <w:r>
-        <w:rPr>
           <w:b w:val="0"/>
-          <w:lang w:val="ru-RU"/>
-        </w:rPr>
-        <w:t xml:space="preserve">  </w:t>
-      </w:r>
-    </w:p>
-    <w:p>
-      <w:pPr>
-        <w:spacing w:after="0" w:line="259" w:lineRule="auto"/>
-        <w:ind w:left="470" w:firstLine="0"/>
-        <w:jc w:val="center"/>
-        <w:rPr>
-          <w:lang w:val="ru-RU"/>
-        </w:rPr>
-      </w:pPr>
-      <w:r>
-        <w:rPr>
-          <w:lang w:val="ru-RU"/>
-        </w:rPr>
-        <w:t xml:space="preserve">  </w:t>
-      </w:r>
-    </w:p>
-    <w:p>
-      <w:pPr>
-        <w:spacing w:after="0" w:line="259" w:lineRule="auto"/>
-        <w:ind w:left="470" w:firstLine="0"/>
-        <w:jc w:val="center"/>
-        <w:rPr>
-          <w:lang w:val="ru-RU"/>
+          <w:szCs w:val="28"/>
+          <w:lang w:val="ru-RU"/>
+        </w:rPr>
+      </w:pPr>
+      <w:r>
+        <w:rPr>
+          <w:szCs w:val="28"/>
+          <w:lang w:val="ru-RU"/>
+        </w:rPr>
+        <w:t>Москва, 202</w:t>
+      </w:r>
+      <w:r>
+        <w:rPr>
+          <w:szCs w:val="28"/>
+          <w:lang w:val="ru-RU"/>
+        </w:rPr>
+        <w:t>6</w:t>
+      </w:r>
+      <w:r>
+        <w:rPr>
+          <w:b w:val="0"/>
+          <w:szCs w:val="28"/>
+          <w:lang w:val="ru-RU"/>
+        </w:rPr>
+        <w:t xml:space="preserve"> </w:t>
+      </w:r>
+    </w:p>
+    <w:p>
+      <w:pPr>
+        <w:rPr>
+          <w:szCs w:val="28"/>
+          <w:lang w:val="ru-RU" w:eastAsia="en-US"/>
         </w:rPr>
       </w:pPr>
     </w:p>
@@ -446,6 +524,7 @@
         <w:rPr>
           <w:b/>
           <w:bCs/>
+          <w:szCs w:val="28"/>
           <w:lang w:val="ru-RU"/>
         </w:rPr>
       </w:pPr>
@@ -453,6 +532,7 @@
         <w:rPr>
           <w:b/>
           <w:bCs/>
+          <w:szCs w:val="28"/>
           <w:lang w:val="ru-RU"/>
         </w:rPr>
         <w:lastRenderedPageBreak/>
@@ -467,27 +547,30 @@
           <w:tab w:val="right" w:leader="dot" w:pos="9854"/>
         </w:tabs>
         <w:rPr>
-          <w:rFonts w:asciiTheme="minorHAnsi" w:eastAsiaTheme="minorEastAsia" w:hAnsiTheme="minorHAnsi" w:cstheme="minorBidi"/>
+          <w:rFonts w:eastAsiaTheme="minorEastAsia"/>
           <w:noProof/>
           <w:color w:val="auto"/>
-          <w:sz w:val="24"/>
+          <w:szCs w:val="28"/>
           <w:lang w:val="ru-RU" w:eastAsia="ru-RU"/>
         </w:rPr>
       </w:pPr>
       <w:r>
         <w:rPr>
+          <w:szCs w:val="28"/>
           <w:lang w:val="ru-RU"/>
         </w:rPr>
         <w:fldChar w:fldCharType="begin"/>
       </w:r>
       <w:r>
         <w:rPr>
+          <w:szCs w:val="28"/>
           <w:lang w:val="ru-RU"/>
         </w:rPr>
         <w:instrText xml:space="preserve"> TOC \o "1-1" \h \z \u </w:instrText>
       </w:r>
       <w:r>
         <w:rPr>
+          <w:szCs w:val="28"/>
           <w:lang w:val="ru-RU"/>
         </w:rPr>
         <w:fldChar w:fldCharType="separate"/>
@@ -497,15 +580,16 @@
           <w:rPr>
             <w:rStyle w:val="Hyperlink"/>
             <w:noProof/>
+            <w:szCs w:val="28"/>
           </w:rPr>
           <w:t>1.</w:t>
         </w:r>
         <w:r>
           <w:rPr>
-            <w:rFonts w:asciiTheme="minorHAnsi" w:eastAsiaTheme="minorEastAsia" w:hAnsiTheme="minorHAnsi" w:cstheme="minorBidi"/>
+            <w:rFonts w:eastAsiaTheme="minorEastAsia"/>
             <w:noProof/>
             <w:color w:val="auto"/>
-            <w:sz w:val="24"/>
+            <w:szCs w:val="28"/>
             <w:lang w:val="ru-RU" w:eastAsia="ru-RU"/>
           </w:rPr>
           <w:tab/>
@@ -514,6 +598,7 @@
           <w:rPr>
             <w:rStyle w:val="Hyperlink"/>
             <w:noProof/>
+            <w:szCs w:val="28"/>
           </w:rPr>
           <w:t>Введение</w:t>
         </w:r>
@@ -521,6 +606,7 @@
           <w:rPr>
             <w:noProof/>
             <w:webHidden/>
+            <w:szCs w:val="28"/>
           </w:rPr>
           <w:tab/>
         </w:r>
@@ -528,6 +614,7 @@
           <w:rPr>
             <w:noProof/>
             <w:webHidden/>
+            <w:szCs w:val="28"/>
           </w:rPr>
           <w:fldChar w:fldCharType="begin"/>
         </w:r>
@@ -535,6 +622,7 @@
           <w:rPr>
             <w:noProof/>
             <w:webHidden/>
+            <w:szCs w:val="28"/>
           </w:rPr>
           <w:instrText xml:space="preserve"> PAGEREF _Toc220448922 \h </w:instrText>
         </w:r>
@@ -542,12 +630,14 @@
           <w:rPr>
             <w:noProof/>
             <w:webHidden/>
+            <w:szCs w:val="28"/>
           </w:rPr>
         </w:r>
         <w:r>
           <w:rPr>
             <w:noProof/>
             <w:webHidden/>
+            <w:szCs w:val="28"/>
           </w:rPr>
           <w:fldChar w:fldCharType="separate"/>
         </w:r>
@@ -555,6 +645,7 @@
           <w:rPr>
             <w:noProof/>
             <w:webHidden/>
+            <w:szCs w:val="28"/>
           </w:rPr>
           <w:t>3</w:t>
         </w:r>
@@ -562,6 +653,7 @@
           <w:rPr>
             <w:noProof/>
             <w:webHidden/>
+            <w:szCs w:val="28"/>
           </w:rPr>
           <w:fldChar w:fldCharType="end"/>
         </w:r>
@@ -575,10 +667,10 @@
           <w:tab w:val="right" w:leader="dot" w:pos="9854"/>
         </w:tabs>
         <w:rPr>
-          <w:rFonts w:asciiTheme="minorHAnsi" w:eastAsiaTheme="minorEastAsia" w:hAnsiTheme="minorHAnsi" w:cstheme="minorBidi"/>
+          <w:rFonts w:eastAsiaTheme="minorEastAsia"/>
           <w:noProof/>
           <w:color w:val="auto"/>
-          <w:sz w:val="24"/>
+          <w:szCs w:val="28"/>
           <w:lang w:val="ru-RU" w:eastAsia="ru-RU"/>
         </w:rPr>
       </w:pPr>
@@ -587,16 +679,17 @@
           <w:rPr>
             <w:rStyle w:val="Hyperlink"/>
             <w:noProof/>
+            <w:szCs w:val="28"/>
             <w:lang w:val="ru-RU"/>
           </w:rPr>
           <w:t>2.</w:t>
         </w:r>
         <w:r>
           <w:rPr>
-            <w:rFonts w:asciiTheme="minorHAnsi" w:eastAsiaTheme="minorEastAsia" w:hAnsiTheme="minorHAnsi" w:cstheme="minorBidi"/>
+            <w:rFonts w:eastAsiaTheme="minorEastAsia"/>
             <w:noProof/>
             <w:color w:val="auto"/>
-            <w:sz w:val="24"/>
+            <w:szCs w:val="28"/>
             <w:lang w:val="ru-RU" w:eastAsia="ru-RU"/>
           </w:rPr>
           <w:tab/>
@@ -605,6 +698,7 @@
           <w:rPr>
             <w:rStyle w:val="Hyperlink"/>
             <w:noProof/>
+            <w:szCs w:val="28"/>
             <w:lang w:val="ru-RU"/>
           </w:rPr>
           <w:t>Цели и задачи работы</w:t>
@@ -613,6 +707,7 @@
           <w:rPr>
             <w:noProof/>
             <w:webHidden/>
+            <w:szCs w:val="28"/>
           </w:rPr>
           <w:tab/>
         </w:r>
@@ -620,6 +715,7 @@
           <w:rPr>
             <w:noProof/>
             <w:webHidden/>
+            <w:szCs w:val="28"/>
           </w:rPr>
           <w:fldChar w:fldCharType="begin"/>
         </w:r>
@@ -627,6 +723,7 @@
           <w:rPr>
             <w:noProof/>
             <w:webHidden/>
+            <w:szCs w:val="28"/>
           </w:rPr>
           <w:instrText xml:space="preserve"> PAGEREF _Toc220448923 \h </w:instrText>
         </w:r>
@@ -634,12 +731,14 @@
           <w:rPr>
             <w:noProof/>
             <w:webHidden/>
+            <w:szCs w:val="28"/>
           </w:rPr>
         </w:r>
         <w:r>
           <w:rPr>
             <w:noProof/>
             <w:webHidden/>
+            <w:szCs w:val="28"/>
           </w:rPr>
           <w:fldChar w:fldCharType="separate"/>
         </w:r>
@@ -647,6 +746,7 @@
           <w:rPr>
             <w:noProof/>
             <w:webHidden/>
+            <w:szCs w:val="28"/>
           </w:rPr>
           <w:t>4</w:t>
         </w:r>
@@ -654,6 +754,7 @@
           <w:rPr>
             <w:noProof/>
             <w:webHidden/>
+            <w:szCs w:val="28"/>
           </w:rPr>
           <w:fldChar w:fldCharType="end"/>
         </w:r>
@@ -667,10 +768,10 @@
           <w:tab w:val="right" w:leader="dot" w:pos="9854"/>
         </w:tabs>
         <w:rPr>
-          <w:rFonts w:asciiTheme="minorHAnsi" w:eastAsiaTheme="minorEastAsia" w:hAnsiTheme="minorHAnsi" w:cstheme="minorBidi"/>
+          <w:rFonts w:eastAsiaTheme="minorEastAsia"/>
           <w:noProof/>
           <w:color w:val="auto"/>
-          <w:sz w:val="24"/>
+          <w:szCs w:val="28"/>
           <w:lang w:val="ru-RU" w:eastAsia="ru-RU"/>
         </w:rPr>
       </w:pPr>
@@ -679,16 +780,17 @@
           <w:rPr>
             <w:rStyle w:val="Hyperlink"/>
             <w:noProof/>
+            <w:szCs w:val="28"/>
             <w:lang w:val="ru-RU"/>
           </w:rPr>
           <w:t>3.</w:t>
         </w:r>
         <w:r>
           <w:rPr>
-            <w:rFonts w:asciiTheme="minorHAnsi" w:eastAsiaTheme="minorEastAsia" w:hAnsiTheme="minorHAnsi" w:cstheme="minorBidi"/>
+            <w:rFonts w:eastAsiaTheme="minorEastAsia"/>
             <w:noProof/>
             <w:color w:val="auto"/>
-            <w:sz w:val="24"/>
+            <w:szCs w:val="28"/>
             <w:lang w:val="ru-RU" w:eastAsia="ru-RU"/>
           </w:rPr>
           <w:tab/>
@@ -697,6 +799,7 @@
           <w:rPr>
             <w:rStyle w:val="Hyperlink"/>
             <w:noProof/>
+            <w:szCs w:val="28"/>
             <w:lang w:val="ru-RU"/>
           </w:rPr>
           <w:t>Методика выполнения работы</w:t>
@@ -705,6 +808,7 @@
           <w:rPr>
             <w:noProof/>
             <w:webHidden/>
+            <w:szCs w:val="28"/>
           </w:rPr>
           <w:tab/>
         </w:r>
@@ -712,6 +816,7 @@
           <w:rPr>
             <w:noProof/>
             <w:webHidden/>
+            <w:szCs w:val="28"/>
           </w:rPr>
           <w:fldChar w:fldCharType="begin"/>
         </w:r>
@@ -719,6 +824,7 @@
           <w:rPr>
             <w:noProof/>
             <w:webHidden/>
+            <w:szCs w:val="28"/>
           </w:rPr>
           <w:instrText xml:space="preserve"> PAGEREF _Toc220448924 \h </w:instrText>
         </w:r>
@@ -726,12 +832,14 @@
           <w:rPr>
             <w:noProof/>
             <w:webHidden/>
+            <w:szCs w:val="28"/>
           </w:rPr>
         </w:r>
         <w:r>
           <w:rPr>
             <w:noProof/>
             <w:webHidden/>
+            <w:szCs w:val="28"/>
           </w:rPr>
           <w:fldChar w:fldCharType="separate"/>
         </w:r>
@@ -739,6 +847,7 @@
           <w:rPr>
             <w:noProof/>
             <w:webHidden/>
+            <w:szCs w:val="28"/>
           </w:rPr>
           <w:t>4</w:t>
         </w:r>
@@ -746,6 +855,7 @@
           <w:rPr>
             <w:noProof/>
             <w:webHidden/>
+            <w:szCs w:val="28"/>
           </w:rPr>
           <w:fldChar w:fldCharType="end"/>
         </w:r>
@@ -759,10 +869,10 @@
           <w:tab w:val="right" w:leader="dot" w:pos="9854"/>
         </w:tabs>
         <w:rPr>
-          <w:rFonts w:asciiTheme="minorHAnsi" w:eastAsiaTheme="minorEastAsia" w:hAnsiTheme="minorHAnsi" w:cstheme="minorBidi"/>
+          <w:rFonts w:eastAsiaTheme="minorEastAsia"/>
           <w:noProof/>
           <w:color w:val="auto"/>
-          <w:sz w:val="24"/>
+          <w:szCs w:val="28"/>
           <w:lang w:val="ru-RU" w:eastAsia="ru-RU"/>
         </w:rPr>
       </w:pPr>
@@ -771,16 +881,17 @@
           <w:rPr>
             <w:rStyle w:val="Hyperlink"/>
             <w:noProof/>
+            <w:szCs w:val="28"/>
             <w:lang w:val="ru-RU"/>
           </w:rPr>
           <w:t>4.</w:t>
         </w:r>
         <w:r>
           <w:rPr>
-            <w:rFonts w:asciiTheme="minorHAnsi" w:eastAsiaTheme="minorEastAsia" w:hAnsiTheme="minorHAnsi" w:cstheme="minorBidi"/>
+            <w:rFonts w:eastAsiaTheme="minorEastAsia"/>
             <w:noProof/>
             <w:color w:val="auto"/>
-            <w:sz w:val="24"/>
+            <w:szCs w:val="28"/>
             <w:lang w:val="ru-RU" w:eastAsia="ru-RU"/>
           </w:rPr>
           <w:tab/>
@@ -789,6 +900,7 @@
           <w:rPr>
             <w:rStyle w:val="Hyperlink"/>
             <w:noProof/>
+            <w:szCs w:val="28"/>
             <w:lang w:val="ru-RU"/>
           </w:rPr>
           <w:t>Результаты работы и их проверка (испытания, апробация)</w:t>
@@ -797,6 +909,7 @@
           <w:rPr>
             <w:noProof/>
             <w:webHidden/>
+            <w:szCs w:val="28"/>
           </w:rPr>
           <w:tab/>
         </w:r>
@@ -804,6 +917,7 @@
           <w:rPr>
             <w:noProof/>
             <w:webHidden/>
+            <w:szCs w:val="28"/>
           </w:rPr>
           <w:fldChar w:fldCharType="begin"/>
         </w:r>
@@ -811,6 +925,7 @@
           <w:rPr>
             <w:noProof/>
             <w:webHidden/>
+            <w:szCs w:val="28"/>
           </w:rPr>
           <w:instrText xml:space="preserve"> PAGEREF _Toc220448925 \h </w:instrText>
         </w:r>
@@ -818,12 +933,14 @@
           <w:rPr>
             <w:noProof/>
             <w:webHidden/>
+            <w:szCs w:val="28"/>
           </w:rPr>
         </w:r>
         <w:r>
           <w:rPr>
             <w:noProof/>
             <w:webHidden/>
+            <w:szCs w:val="28"/>
           </w:rPr>
           <w:fldChar w:fldCharType="separate"/>
         </w:r>
@@ -831,6 +948,7 @@
           <w:rPr>
             <w:noProof/>
             <w:webHidden/>
+            <w:szCs w:val="28"/>
           </w:rPr>
           <w:t>6</w:t>
         </w:r>
@@ -838,6 +956,7 @@
           <w:rPr>
             <w:noProof/>
             <w:webHidden/>
+            <w:szCs w:val="28"/>
           </w:rPr>
           <w:fldChar w:fldCharType="end"/>
         </w:r>
@@ -851,10 +970,10 @@
           <w:tab w:val="right" w:leader="dot" w:pos="9854"/>
         </w:tabs>
         <w:rPr>
-          <w:rFonts w:asciiTheme="minorHAnsi" w:eastAsiaTheme="minorEastAsia" w:hAnsiTheme="minorHAnsi" w:cstheme="minorBidi"/>
+          <w:rFonts w:eastAsiaTheme="minorEastAsia"/>
           <w:noProof/>
           <w:color w:val="auto"/>
-          <w:sz w:val="24"/>
+          <w:szCs w:val="28"/>
           <w:lang w:val="ru-RU" w:eastAsia="ru-RU"/>
         </w:rPr>
       </w:pPr>
@@ -863,16 +982,17 @@
           <w:rPr>
             <w:rStyle w:val="Hyperlink"/>
             <w:noProof/>
+            <w:szCs w:val="28"/>
             <w:lang w:val="ru-RU"/>
           </w:rPr>
           <w:t>5.</w:t>
         </w:r>
         <w:r>
           <w:rPr>
-            <w:rFonts w:asciiTheme="minorHAnsi" w:eastAsiaTheme="minorEastAsia" w:hAnsiTheme="minorHAnsi" w:cstheme="minorBidi"/>
+            <w:rFonts w:eastAsiaTheme="minorEastAsia"/>
             <w:noProof/>
             <w:color w:val="auto"/>
-            <w:sz w:val="24"/>
+            <w:szCs w:val="28"/>
             <w:lang w:val="ru-RU" w:eastAsia="ru-RU"/>
           </w:rPr>
           <w:tab/>
@@ -881,6 +1001,7 @@
           <w:rPr>
             <w:rStyle w:val="Hyperlink"/>
             <w:noProof/>
+            <w:szCs w:val="28"/>
             <w:lang w:val="ru-RU"/>
           </w:rPr>
           <w:t>Выводы и перспективы дальнейшей работы</w:t>
@@ -889,6 +1010,7 @@
           <w:rPr>
             <w:noProof/>
             <w:webHidden/>
+            <w:szCs w:val="28"/>
           </w:rPr>
           <w:tab/>
         </w:r>
@@ -896,6 +1018,7 @@
           <w:rPr>
             <w:noProof/>
             <w:webHidden/>
+            <w:szCs w:val="28"/>
           </w:rPr>
           <w:fldChar w:fldCharType="begin"/>
         </w:r>
@@ -903,6 +1026,7 @@
           <w:rPr>
             <w:noProof/>
             <w:webHidden/>
+            <w:szCs w:val="28"/>
           </w:rPr>
           <w:instrText xml:space="preserve"> PAGEREF _Toc220448926 \h </w:instrText>
         </w:r>
@@ -910,12 +1034,14 @@
           <w:rPr>
             <w:noProof/>
             <w:webHidden/>
+            <w:szCs w:val="28"/>
           </w:rPr>
         </w:r>
         <w:r>
           <w:rPr>
             <w:noProof/>
             <w:webHidden/>
+            <w:szCs w:val="28"/>
           </w:rPr>
           <w:fldChar w:fldCharType="separate"/>
         </w:r>
@@ -923,6 +1049,7 @@
           <w:rPr>
             <w:noProof/>
             <w:webHidden/>
+            <w:szCs w:val="28"/>
           </w:rPr>
           <w:t>7</w:t>
         </w:r>
@@ -930,6 +1057,7 @@
           <w:rPr>
             <w:noProof/>
             <w:webHidden/>
+            <w:szCs w:val="28"/>
           </w:rPr>
           <w:fldChar w:fldCharType="end"/>
         </w:r>
@@ -943,10 +1071,10 @@
           <w:tab w:val="right" w:leader="dot" w:pos="9854"/>
         </w:tabs>
         <w:rPr>
-          <w:rFonts w:asciiTheme="minorHAnsi" w:eastAsiaTheme="minorEastAsia" w:hAnsiTheme="minorHAnsi" w:cstheme="minorBidi"/>
+          <w:rFonts w:eastAsiaTheme="minorEastAsia"/>
           <w:noProof/>
           <w:color w:val="auto"/>
-          <w:sz w:val="24"/>
+          <w:szCs w:val="28"/>
           <w:lang w:val="ru-RU" w:eastAsia="ru-RU"/>
         </w:rPr>
       </w:pPr>
@@ -955,16 +1083,17 @@
           <w:rPr>
             <w:rStyle w:val="Hyperlink"/>
             <w:noProof/>
+            <w:szCs w:val="28"/>
             <w:lang w:val="ru-RU"/>
           </w:rPr>
           <w:t>6.</w:t>
         </w:r>
         <w:r>
           <w:rPr>
-            <w:rFonts w:asciiTheme="minorHAnsi" w:eastAsiaTheme="minorEastAsia" w:hAnsiTheme="minorHAnsi" w:cstheme="minorBidi"/>
+            <w:rFonts w:eastAsiaTheme="minorEastAsia"/>
             <w:noProof/>
             <w:color w:val="auto"/>
-            <w:sz w:val="24"/>
+            <w:szCs w:val="28"/>
             <w:lang w:val="ru-RU" w:eastAsia="ru-RU"/>
           </w:rPr>
           <w:tab/>
@@ -973,6 +1102,7 @@
           <w:rPr>
             <w:rStyle w:val="Hyperlink"/>
             <w:noProof/>
+            <w:szCs w:val="28"/>
             <w:lang w:val="ru-RU"/>
           </w:rPr>
           <w:t>Список используемой литературы</w:t>
@@ -981,6 +1111,7 @@
           <w:rPr>
             <w:noProof/>
             <w:webHidden/>
+            <w:szCs w:val="28"/>
           </w:rPr>
           <w:tab/>
         </w:r>
@@ -988,6 +1119,7 @@
           <w:rPr>
             <w:noProof/>
             <w:webHidden/>
+            <w:szCs w:val="28"/>
           </w:rPr>
           <w:fldChar w:fldCharType="begin"/>
         </w:r>
@@ -995,6 +1127,7 @@
           <w:rPr>
             <w:noProof/>
             <w:webHidden/>
+            <w:szCs w:val="28"/>
           </w:rPr>
           <w:instrText xml:space="preserve"> PAGEREF _Toc220448927 \h </w:instrText>
         </w:r>
@@ -1002,12 +1135,14 @@
           <w:rPr>
             <w:noProof/>
             <w:webHidden/>
+            <w:szCs w:val="28"/>
           </w:rPr>
         </w:r>
         <w:r>
           <w:rPr>
             <w:noProof/>
             <w:webHidden/>
+            <w:szCs w:val="28"/>
           </w:rPr>
           <w:fldChar w:fldCharType="separate"/>
         </w:r>
@@ -1015,6 +1150,7 @@
           <w:rPr>
             <w:noProof/>
             <w:webHidden/>
+            <w:szCs w:val="28"/>
           </w:rPr>
           <w:t>8</w:t>
         </w:r>
@@ -1022,6 +1158,7 @@
           <w:rPr>
             <w:noProof/>
             <w:webHidden/>
+            <w:szCs w:val="28"/>
           </w:rPr>
           <w:fldChar w:fldCharType="end"/>
         </w:r>
@@ -1033,11 +1170,13 @@
         <w:ind w:left="50" w:firstLine="0"/>
         <w:jc w:val="left"/>
         <w:rPr>
-          <w:lang w:val="ru-RU"/>
-        </w:rPr>
-      </w:pPr>
-      <w:r>
-        <w:rPr>
+          <w:szCs w:val="28"/>
+          <w:lang w:val="ru-RU"/>
+        </w:rPr>
+      </w:pPr>
+      <w:r>
+        <w:rPr>
+          <w:szCs w:val="28"/>
           <w:lang w:val="ru-RU"/>
         </w:rPr>
         <w:fldChar w:fldCharType="end"/>
@@ -1050,6 +1189,7 @@
         <w:jc w:val="center"/>
         <w:rPr>
           <w:color w:val="0F4761"/>
+          <w:szCs w:val="28"/>
           <w:lang w:val="ru-RU"/>
         </w:rPr>
       </w:pPr>
@@ -1061,6 +1201,7 @@
         <w:jc w:val="center"/>
         <w:rPr>
           <w:color w:val="0F4761"/>
+          <w:szCs w:val="28"/>
           <w:lang w:val="ru-RU"/>
         </w:rPr>
       </w:pPr>
@@ -1072,6 +1213,7 @@
         <w:jc w:val="center"/>
         <w:rPr>
           <w:color w:val="0F4761"/>
+          <w:szCs w:val="28"/>
           <w:lang w:val="ru-RU"/>
         </w:rPr>
       </w:pPr>
@@ -1083,6 +1225,7 @@
         <w:jc w:val="center"/>
         <w:rPr>
           <w:color w:val="0F4761"/>
+          <w:szCs w:val="28"/>
           <w:lang w:val="ru-RU"/>
         </w:rPr>
       </w:pPr>
@@ -1094,6 +1237,7 @@
         <w:jc w:val="center"/>
         <w:rPr>
           <w:color w:val="0F4761"/>
+          <w:szCs w:val="28"/>
           <w:lang w:val="ru-RU"/>
         </w:rPr>
       </w:pPr>
@@ -1105,6 +1249,7 @@
         <w:jc w:val="center"/>
         <w:rPr>
           <w:color w:val="0F4761"/>
+          <w:szCs w:val="28"/>
           <w:lang w:val="ru-RU"/>
         </w:rPr>
       </w:pPr>
@@ -1116,6 +1261,7 @@
         <w:jc w:val="center"/>
         <w:rPr>
           <w:color w:val="0F4761"/>
+          <w:szCs w:val="28"/>
           <w:lang w:val="ru-RU"/>
         </w:rPr>
       </w:pPr>
@@ -1127,6 +1273,7 @@
         <w:jc w:val="center"/>
         <w:rPr>
           <w:color w:val="0F4761"/>
+          <w:szCs w:val="28"/>
           <w:lang w:val="ru-RU"/>
         </w:rPr>
       </w:pPr>
@@ -1138,6 +1285,7 @@
         <w:jc w:val="center"/>
         <w:rPr>
           <w:color w:val="0F4761"/>
+          <w:szCs w:val="28"/>
           <w:lang w:val="ru-RU"/>
         </w:rPr>
       </w:pPr>
@@ -1149,6 +1297,7 @@
         <w:jc w:val="center"/>
         <w:rPr>
           <w:color w:val="0F4761"/>
+          <w:szCs w:val="28"/>
           <w:lang w:val="ru-RU"/>
         </w:rPr>
       </w:pPr>
@@ -1159,6 +1308,7 @@
         <w:ind w:left="630" w:firstLine="0"/>
         <w:jc w:val="center"/>
         <w:rPr>
+          <w:szCs w:val="28"/>
           <w:lang w:val="ru-RU"/>
         </w:rPr>
       </w:pPr>
@@ -1168,8 +1318,14 @@
         <w:spacing w:after="0" w:line="259" w:lineRule="auto"/>
         <w:ind w:left="395" w:firstLine="0"/>
         <w:jc w:val="left"/>
-      </w:pPr>
-      <w:r>
+        <w:rPr>
+          <w:szCs w:val="28"/>
+        </w:rPr>
+      </w:pPr>
+      <w:r>
+        <w:rPr>
+          <w:szCs w:val="28"/>
+        </w:rPr>
         <w:t xml:space="preserve">  </w:t>
       </w:r>
     </w:p>
@@ -1178,6 +1334,7 @@
         <w:spacing w:after="43" w:line="259" w:lineRule="auto"/>
         <w:jc w:val="left"/>
         <w:rPr>
+          <w:szCs w:val="28"/>
           <w:lang w:val="ru-RU"/>
         </w:rPr>
       </w:pPr>
@@ -1187,6 +1344,7 @@
         <w:spacing w:after="43" w:line="259" w:lineRule="auto"/>
         <w:jc w:val="left"/>
         <w:rPr>
+          <w:szCs w:val="28"/>
           <w:lang w:val="ru-RU"/>
         </w:rPr>
       </w:pPr>
@@ -1196,6 +1354,7 @@
         <w:spacing w:after="43" w:line="259" w:lineRule="auto"/>
         <w:jc w:val="left"/>
         <w:rPr>
+          <w:szCs w:val="28"/>
           <w:lang w:val="ru-RU"/>
         </w:rPr>
       </w:pPr>
@@ -1205,6 +1364,7 @@
         <w:spacing w:after="43" w:line="259" w:lineRule="auto"/>
         <w:jc w:val="left"/>
         <w:rPr>
+          <w:szCs w:val="28"/>
           <w:lang w:val="ru-RU"/>
         </w:rPr>
       </w:pPr>
@@ -1214,6 +1374,7 @@
         <w:spacing w:after="43" w:line="259" w:lineRule="auto"/>
         <w:jc w:val="left"/>
         <w:rPr>
+          <w:szCs w:val="28"/>
           <w:lang w:val="ru-RU"/>
         </w:rPr>
       </w:pPr>
@@ -1223,6 +1384,7 @@
         <w:spacing w:after="43" w:line="259" w:lineRule="auto"/>
         <w:jc w:val="left"/>
         <w:rPr>
+          <w:szCs w:val="28"/>
           <w:lang w:val="ru-RU"/>
         </w:rPr>
       </w:pPr>
@@ -1232,6 +1394,7 @@
         <w:spacing w:after="43" w:line="259" w:lineRule="auto"/>
         <w:jc w:val="left"/>
         <w:rPr>
+          <w:szCs w:val="28"/>
           <w:lang w:val="ru-RU"/>
         </w:rPr>
       </w:pPr>
@@ -1241,6 +1404,7 @@
         <w:spacing w:after="43" w:line="259" w:lineRule="auto"/>
         <w:jc w:val="left"/>
         <w:rPr>
+          <w:szCs w:val="28"/>
           <w:lang w:val="ru-RU"/>
         </w:rPr>
       </w:pPr>
@@ -1250,6 +1414,7 @@
         <w:spacing w:after="43" w:line="259" w:lineRule="auto"/>
         <w:jc w:val="left"/>
         <w:rPr>
+          <w:szCs w:val="28"/>
           <w:lang w:val="ru-RU"/>
         </w:rPr>
       </w:pPr>
@@ -1259,6 +1424,7 @@
         <w:spacing w:after="43" w:line="259" w:lineRule="auto"/>
         <w:jc w:val="left"/>
         <w:rPr>
+          <w:szCs w:val="28"/>
           <w:lang w:val="ru-RU"/>
         </w:rPr>
       </w:pPr>
@@ -1269,6 +1435,7 @@
         <w:ind w:left="0" w:firstLine="0"/>
         <w:jc w:val="left"/>
         <w:rPr>
+          <w:szCs w:val="28"/>
           <w:lang w:val="ru-RU"/>
         </w:rPr>
       </w:pPr>
@@ -1279,6 +1446,7 @@
         <w:ind w:left="0" w:firstLine="0"/>
         <w:jc w:val="left"/>
         <w:rPr>
+          <w:szCs w:val="28"/>
           <w:lang w:val="ru-RU"/>
         </w:rPr>
       </w:pPr>
@@ -1288,6 +1456,7 @@
         <w:spacing w:after="43" w:line="259" w:lineRule="auto"/>
         <w:jc w:val="left"/>
         <w:rPr>
+          <w:szCs w:val="28"/>
           <w:lang w:val="ru-RU"/>
         </w:rPr>
       </w:pPr>
@@ -1297,8 +1466,14 @@
         <w:spacing w:after="0" w:line="259" w:lineRule="auto"/>
         <w:ind w:left="50" w:firstLine="0"/>
         <w:jc w:val="left"/>
-      </w:pPr>
-      <w:r>
+        <w:rPr>
+          <w:szCs w:val="28"/>
+        </w:rPr>
+      </w:pPr>
+      <w:r>
+        <w:rPr>
+          <w:szCs w:val="28"/>
+        </w:rPr>
         <w:t xml:space="preserve">    </w:t>
       </w:r>
     </w:p>
@@ -1307,6 +1482,9 @@
         <w:spacing w:after="0" w:line="259" w:lineRule="auto"/>
         <w:ind w:left="50" w:firstLine="0"/>
         <w:jc w:val="left"/>
+        <w:rPr>
+          <w:szCs w:val="28"/>
+        </w:rPr>
       </w:pPr>
     </w:p>
     <w:p>
@@ -1315,18 +1493,21 @@
         <w:ind w:left="80" w:firstLine="0"/>
         <w:jc w:val="left"/>
         <w:rPr>
+          <w:szCs w:val="28"/>
           <w:lang w:val="ru-RU"/>
         </w:rPr>
       </w:pPr>
       <w:r>
         <w:rPr>
           <w:b/>
+          <w:szCs w:val="28"/>
           <w:lang w:val="ru-RU"/>
         </w:rPr>
         <w:t xml:space="preserve"> </w:t>
       </w:r>
       <w:r>
         <w:rPr>
+          <w:szCs w:val="28"/>
           <w:lang w:val="ru-RU"/>
         </w:rPr>
         <w:t xml:space="preserve">     </w:t>
@@ -1339,13 +1520,22 @@
           <w:ilvl w:val="0"/>
           <w:numId w:val="10"/>
         </w:numPr>
+        <w:rPr>
+          <w:szCs w:val="28"/>
+        </w:rPr>
       </w:pPr>
       <w:bookmarkStart w:id="0" w:name="_Toc220448922"/>
       <w:r>
+        <w:rPr>
+          <w:szCs w:val="28"/>
+        </w:rPr>
         <w:lastRenderedPageBreak/>
         <w:t>В</w:t>
       </w:r>
       <w:r>
+        <w:rPr>
+          <w:szCs w:val="28"/>
+        </w:rPr>
         <w:t>ведение</w:t>
       </w:r>
       <w:bookmarkEnd w:id="0"/>
@@ -1356,18 +1546,21 @@
         <w:ind w:left="580" w:right="347"/>
         <w:jc w:val="left"/>
         <w:rPr>
+          <w:szCs w:val="28"/>
           <w:lang w:val="ru-RU"/>
         </w:rPr>
       </w:pPr>
       <w:r>
         <w:rPr>
           <w:b/>
+          <w:szCs w:val="28"/>
           <w:lang w:val="ru-RU"/>
         </w:rPr>
         <w:t>Актуальность работы</w:t>
       </w:r>
       <w:r>
         <w:rPr>
+          <w:szCs w:val="28"/>
           <w:lang w:val="ru-RU"/>
         </w:rPr>
         <w:t xml:space="preserve"> </w:t>
@@ -1378,11 +1571,13 @@
         <w:spacing w:after="302"/>
         <w:ind w:left="10" w:firstLine="565"/>
         <w:rPr>
-          <w:lang w:val="ru-RU"/>
-        </w:rPr>
-      </w:pPr>
-      <w:r>
-        <w:rPr>
+          <w:szCs w:val="28"/>
+          <w:lang w:val="ru-RU"/>
+        </w:rPr>
+      </w:pPr>
+      <w:r>
+        <w:rPr>
+          <w:szCs w:val="28"/>
           <w:lang w:val="ru-RU"/>
         </w:rPr>
         <w:t xml:space="preserve">Большая часть нашей повседневной жизни связана с интернетом. Через интернет происходит общение, поиск информации. Современные пользователи интернета ежедневно подвергаются целому ряду потенциальных угроз, о которых чаще всего не подозревают. Киберпреступники изобретают новые методы обмана пользователей. Сейчас существуем много видов онлайн-угроз: </w:t>
@@ -1392,25 +1587,29 @@
       <w:pPr>
         <w:ind w:left="946"/>
         <w:rPr>
-          <w:lang w:val="ru-RU"/>
-        </w:rPr>
-      </w:pPr>
-      <w:r>
-        <w:rPr>
-          <w:rFonts w:ascii="Segoe UI Symbol" w:eastAsia="Segoe UI Symbol" w:hAnsi="Segoe UI Symbol" w:cs="Segoe UI Symbol"/>
+          <w:szCs w:val="28"/>
+          <w:lang w:val="ru-RU"/>
+        </w:rPr>
+      </w:pPr>
+      <w:r>
+        <w:rPr>
+          <w:rFonts w:eastAsia="Segoe UI Symbol"/>
+          <w:szCs w:val="28"/>
           <w:lang w:val="ru-RU"/>
         </w:rPr>
         <w:t>−</w:t>
       </w:r>
       <w:r>
         <w:rPr>
-          <w:rFonts w:ascii="Arial" w:eastAsia="Arial" w:hAnsi="Arial" w:cs="Arial"/>
+          <w:rFonts w:eastAsia="Arial"/>
+          <w:szCs w:val="28"/>
           <w:lang w:val="ru-RU"/>
         </w:rPr>
         <w:t xml:space="preserve"> </w:t>
       </w:r>
       <w:r>
         <w:rPr>
+          <w:szCs w:val="28"/>
           <w:lang w:val="ru-RU"/>
         </w:rPr>
         <w:t xml:space="preserve">Кража персональных данных; </w:t>
@@ -1420,25 +1619,29 @@
       <w:pPr>
         <w:ind w:left="946"/>
         <w:rPr>
-          <w:lang w:val="ru-RU"/>
-        </w:rPr>
-      </w:pPr>
-      <w:r>
-        <w:rPr>
-          <w:rFonts w:ascii="Segoe UI Symbol" w:eastAsia="Segoe UI Symbol" w:hAnsi="Segoe UI Symbol" w:cs="Segoe UI Symbol"/>
+          <w:szCs w:val="28"/>
+          <w:lang w:val="ru-RU"/>
+        </w:rPr>
+      </w:pPr>
+      <w:r>
+        <w:rPr>
+          <w:rFonts w:eastAsia="Segoe UI Symbol"/>
+          <w:szCs w:val="28"/>
           <w:lang w:val="ru-RU"/>
         </w:rPr>
         <w:t>−</w:t>
       </w:r>
       <w:r>
         <w:rPr>
-          <w:rFonts w:ascii="Arial" w:eastAsia="Arial" w:hAnsi="Arial" w:cs="Arial"/>
+          <w:rFonts w:eastAsia="Arial"/>
+          <w:szCs w:val="28"/>
           <w:lang w:val="ru-RU"/>
         </w:rPr>
         <w:t xml:space="preserve"> </w:t>
       </w:r>
       <w:r>
         <w:rPr>
+          <w:szCs w:val="28"/>
           <w:lang w:val="ru-RU"/>
         </w:rPr>
         <w:t xml:space="preserve">Утечка данных; </w:t>
@@ -1448,25 +1651,29 @@
       <w:pPr>
         <w:ind w:left="946"/>
         <w:rPr>
-          <w:lang w:val="ru-RU"/>
-        </w:rPr>
-      </w:pPr>
-      <w:r>
-        <w:rPr>
-          <w:rFonts w:ascii="Segoe UI Symbol" w:eastAsia="Segoe UI Symbol" w:hAnsi="Segoe UI Symbol" w:cs="Segoe UI Symbol"/>
+          <w:szCs w:val="28"/>
+          <w:lang w:val="ru-RU"/>
+        </w:rPr>
+      </w:pPr>
+      <w:r>
+        <w:rPr>
+          <w:rFonts w:eastAsia="Segoe UI Symbol"/>
+          <w:szCs w:val="28"/>
           <w:lang w:val="ru-RU"/>
         </w:rPr>
         <w:t>−</w:t>
       </w:r>
       <w:r>
         <w:rPr>
-          <w:rFonts w:ascii="Arial" w:eastAsia="Arial" w:hAnsi="Arial" w:cs="Arial"/>
+          <w:rFonts w:eastAsia="Arial"/>
+          <w:szCs w:val="28"/>
           <w:lang w:val="ru-RU"/>
         </w:rPr>
         <w:t xml:space="preserve"> </w:t>
       </w:r>
       <w:r>
         <w:rPr>
+          <w:szCs w:val="28"/>
           <w:lang w:val="ru-RU"/>
         </w:rPr>
         <w:t xml:space="preserve">Вредоносные программы и вирусы </w:t>
@@ -1476,25 +1683,29 @@
       <w:pPr>
         <w:ind w:left="946"/>
         <w:rPr>
-          <w:lang w:val="ru-RU"/>
-        </w:rPr>
-      </w:pPr>
-      <w:r>
-        <w:rPr>
-          <w:rFonts w:ascii="Segoe UI Symbol" w:eastAsia="Segoe UI Symbol" w:hAnsi="Segoe UI Symbol" w:cs="Segoe UI Symbol"/>
+          <w:szCs w:val="28"/>
+          <w:lang w:val="ru-RU"/>
+        </w:rPr>
+      </w:pPr>
+      <w:r>
+        <w:rPr>
+          <w:rFonts w:eastAsia="Segoe UI Symbol"/>
+          <w:szCs w:val="28"/>
           <w:lang w:val="ru-RU"/>
         </w:rPr>
         <w:t>−</w:t>
       </w:r>
       <w:r>
         <w:rPr>
-          <w:rFonts w:ascii="Arial" w:eastAsia="Arial" w:hAnsi="Arial" w:cs="Arial"/>
+          <w:rFonts w:eastAsia="Arial"/>
+          <w:szCs w:val="28"/>
           <w:lang w:val="ru-RU"/>
         </w:rPr>
         <w:t xml:space="preserve"> </w:t>
       </w:r>
       <w:r>
         <w:rPr>
+          <w:szCs w:val="28"/>
           <w:lang w:val="ru-RU"/>
         </w:rPr>
         <w:t xml:space="preserve">Поддельные сайты; </w:t>
@@ -1506,45 +1717,52 @@
         <w:ind w:left="936" w:right="2180" w:firstLine="0"/>
         <w:jc w:val="left"/>
         <w:rPr>
-          <w:lang w:val="ru-RU"/>
-        </w:rPr>
-      </w:pPr>
-      <w:r>
-        <w:rPr>
-          <w:rFonts w:ascii="Segoe UI Symbol" w:eastAsia="Segoe UI Symbol" w:hAnsi="Segoe UI Symbol" w:cs="Segoe UI Symbol"/>
+          <w:szCs w:val="28"/>
+          <w:lang w:val="ru-RU"/>
+        </w:rPr>
+      </w:pPr>
+      <w:r>
+        <w:rPr>
+          <w:rFonts w:eastAsia="Segoe UI Symbol"/>
+          <w:szCs w:val="28"/>
           <w:lang w:val="ru-RU"/>
         </w:rPr>
         <w:t>−</w:t>
       </w:r>
       <w:r>
         <w:rPr>
-          <w:rFonts w:ascii="Arial" w:eastAsia="Arial" w:hAnsi="Arial" w:cs="Arial"/>
+          <w:rFonts w:eastAsia="Arial"/>
+          <w:szCs w:val="28"/>
           <w:lang w:val="ru-RU"/>
         </w:rPr>
         <w:t xml:space="preserve"> </w:t>
       </w:r>
       <w:r>
         <w:rPr>
+          <w:szCs w:val="28"/>
           <w:lang w:val="ru-RU"/>
         </w:rPr>
         <w:t xml:space="preserve">Фишинговые и мошеннические электронные письма; </w:t>
       </w:r>
       <w:r>
         <w:rPr>
-          <w:rFonts w:ascii="Segoe UI Symbol" w:eastAsia="Segoe UI Symbol" w:hAnsi="Segoe UI Symbol" w:cs="Segoe UI Symbol"/>
+          <w:rFonts w:eastAsia="Segoe UI Symbol"/>
+          <w:szCs w:val="28"/>
           <w:lang w:val="ru-RU"/>
         </w:rPr>
         <w:t>−</w:t>
       </w:r>
       <w:r>
         <w:rPr>
-          <w:rFonts w:ascii="Arial" w:eastAsia="Arial" w:hAnsi="Arial" w:cs="Arial"/>
+          <w:rFonts w:eastAsia="Arial"/>
+          <w:szCs w:val="28"/>
           <w:lang w:val="ru-RU"/>
         </w:rPr>
         <w:t xml:space="preserve"> </w:t>
       </w:r>
       <w:r>
         <w:rPr>
+          <w:szCs w:val="28"/>
           <w:lang w:val="ru-RU"/>
         </w:rPr>
         <w:t>Неприемлемый контент;</w:t>
@@ -1556,25 +1774,29 @@
         <w:ind w:left="936" w:right="2180" w:firstLine="0"/>
         <w:jc w:val="left"/>
         <w:rPr>
-          <w:lang w:val="ru-RU"/>
-        </w:rPr>
-      </w:pPr>
-      <w:r>
-        <w:rPr>
-          <w:rFonts w:ascii="Segoe UI Symbol" w:eastAsia="Segoe UI Symbol" w:hAnsi="Segoe UI Symbol" w:cs="Segoe UI Symbol"/>
+          <w:szCs w:val="28"/>
+          <w:lang w:val="ru-RU"/>
+        </w:rPr>
+      </w:pPr>
+      <w:r>
+        <w:rPr>
+          <w:rFonts w:eastAsia="Segoe UI Symbol"/>
+          <w:szCs w:val="28"/>
           <w:lang w:val="ru-RU"/>
         </w:rPr>
         <w:t>−</w:t>
       </w:r>
       <w:r>
         <w:rPr>
-          <w:rFonts w:ascii="Arial" w:eastAsia="Arial" w:hAnsi="Arial" w:cs="Arial"/>
+          <w:rFonts w:eastAsia="Arial"/>
+          <w:szCs w:val="28"/>
           <w:lang w:val="ru-RU"/>
         </w:rPr>
         <w:t xml:space="preserve"> </w:t>
       </w:r>
       <w:r>
         <w:rPr>
+          <w:szCs w:val="28"/>
           <w:lang w:val="ru-RU"/>
         </w:rPr>
         <w:t xml:space="preserve">Кибербуллинг и т.д. </w:t>
@@ -1585,11 +1807,13 @@
         <w:spacing w:after="267"/>
         <w:ind w:left="10" w:firstLine="565"/>
         <w:rPr>
-          <w:lang w:val="ru-RU"/>
-        </w:rPr>
-      </w:pPr>
-      <w:r>
-        <w:rPr>
+          <w:szCs w:val="28"/>
+          <w:lang w:val="ru-RU"/>
+        </w:rPr>
+      </w:pPr>
+      <w:r>
+        <w:rPr>
+          <w:szCs w:val="28"/>
           <w:lang w:val="ru-RU"/>
         </w:rPr>
         <w:t xml:space="preserve">Особенно уязвимы школьники и пенсионеры, которые часто не знают, как отличить безопасную ссылку от поддельной. </w:t>
@@ -1600,44 +1824,30 @@
         <w:spacing w:after="272"/>
         <w:ind w:left="10" w:firstLine="565"/>
         <w:rPr>
-          <w:lang w:val="ru-RU"/>
-        </w:rPr>
-      </w:pPr>
-      <w:r>
-        <w:rPr>
-          <w:lang w:val="ru-RU"/>
-        </w:rPr>
-        <w:t>Общая сумма похищенных средств</w:t>
-      </w:r>
-      <w:r>
-        <w:rPr>
-          <w:lang w:val="ru-RU"/>
-        </w:rPr>
-        <w:t xml:space="preserve"> от </w:t>
-      </w:r>
-      <w:r>
-        <w:rPr>
+          <w:szCs w:val="28"/>
+          <w:lang w:val="ru-RU"/>
+        </w:rPr>
+      </w:pPr>
+      <w:r>
+        <w:rPr>
+          <w:szCs w:val="28"/>
+          <w:lang w:val="ru-RU"/>
+        </w:rPr>
+        <w:t xml:space="preserve">Общая сумма похищенных средств от </w:t>
+      </w:r>
+      <w:r>
+        <w:rPr>
+          <w:szCs w:val="28"/>
           <w:lang w:val="en-US"/>
         </w:rPr>
         <w:t>IT</w:t>
       </w:r>
       <w:r>
         <w:rPr>
-          <w:lang w:val="ru-RU"/>
-        </w:rPr>
-        <w:t>-</w:t>
-      </w:r>
-      <w:r>
-        <w:rPr>
-          <w:lang w:val="ru-RU"/>
-        </w:rPr>
-        <w:t>преступлений</w:t>
-      </w:r>
-      <w:r>
-        <w:rPr>
-          <w:lang w:val="ru-RU"/>
-        </w:rPr>
-        <w:t xml:space="preserve"> за период с 2023 по 2025 год включительно составила примерно 536,6 млрд рублей, а объем ежегодного ущерба вырос на 34,1% по сравнению с началом этого периода.  Поэтому важно создавать образовательные платформы, которые учат защищаться в сети не скучно, а через игру. </w:t>
+          <w:szCs w:val="28"/>
+          <w:lang w:val="ru-RU"/>
+        </w:rPr>
+        <w:t xml:space="preserve">-преступлений за период с 2023 по 2025 год включительно составила примерно 536,6 млрд рублей, а объем ежегодного ущерба вырос на 34,1% по сравнению с началом этого периода.  Поэтому важно создавать образовательные платформы, которые учат защищаться в сети не скучно, а через игру. </w:t>
       </w:r>
     </w:p>
     <w:p>
@@ -1645,2022 +1855,67 @@
         <w:spacing w:after="272"/>
         <w:ind w:left="10" w:firstLine="565"/>
         <w:rPr>
-          <w:lang w:val="ru-RU"/>
-        </w:rPr>
-      </w:pPr>
-      <w:r>
+          <w:szCs w:val="28"/>
+          <w:lang w:val="ru-RU"/>
+        </w:rPr>
+      </w:pPr>
+      <w:r>
+        <w:rPr>
+          <w:szCs w:val="28"/>
+        </w:rPr>
         <w:t>SafeNet</w:t>
       </w:r>
       <w:r>
         <w:rPr>
-          <w:lang w:val="ru-RU"/>
-        </w:rPr>
-        <w:t xml:space="preserve"> решает эту задачу, совмещая обучение и практику: пользователи проходят уровни, выполняют задания и получают советы по безопасности. </w:t>
-      </w:r>
-    </w:p>
-    <w:p>
-      <w:pPr>
-        <w:spacing w:after="300" w:line="259" w:lineRule="auto"/>
+          <w:szCs w:val="28"/>
+          <w:lang w:val="ru-RU"/>
+        </w:rPr>
+        <w:t xml:space="preserve"> решает эту задачу, совмещая обучение и практику: пользователи проходят уровни,</w:t>
+      </w:r>
+      <w:r>
+        <w:rPr>
+          <w:noProof/>
+          <w:szCs w:val="28"/>
+          <w:lang w:val="ru-RU"/>
+        </w:rPr>
+        <w:t xml:space="preserve"> </w:t>
+      </w:r>
+      <w:r>
+        <w:rPr>
+          <w:szCs w:val="28"/>
+          <w:lang w:val="ru-RU"/>
+        </w:rPr>
+        <w:t>выполняют задания и получают советы по безопасности.</w:t>
+      </w:r>
+      <w:r>
+        <w:rPr>
+          <w:szCs w:val="28"/>
+          <w:lang w:val="ru-RU"/>
+        </w:rPr>
+        <w:t xml:space="preserve"> </w:t>
+      </w:r>
+    </w:p>
+    <w:p>
+      <w:pPr>
+        <w:spacing w:after="272"/>
         <w:ind w:left="10" w:firstLine="0"/>
-        <w:jc w:val="left"/>
-        <w:rPr>
-          <w:lang w:val="ru-RU"/>
-        </w:rPr>
-      </w:pPr>
-      <w:r>
-        <w:rPr>
-          <w:b/>
-          <w:lang w:val="ru-RU"/>
-        </w:rPr>
-        <w:t xml:space="preserve"> </w:t>
-      </w:r>
-    </w:p>
-    <w:p>
-      <w:pPr>
-        <w:spacing w:after="303" w:line="259" w:lineRule="auto"/>
-        <w:ind w:left="5" w:right="347"/>
-        <w:jc w:val="left"/>
-        <w:rPr>
-          <w:lang w:val="ru-RU"/>
-        </w:rPr>
-      </w:pPr>
-      <w:r>
-        <w:rPr>
-          <w:b/>
-          <w:lang w:val="ru-RU"/>
-        </w:rPr>
-        <w:t xml:space="preserve">Обоснование выбора темы        </w:t>
-      </w:r>
-    </w:p>
-    <w:p>
-      <w:pPr>
-        <w:spacing w:after="267"/>
-        <w:ind w:left="10" w:firstLine="565"/>
-        <w:rPr>
-          <w:lang w:val="ru-RU"/>
-        </w:rPr>
-      </w:pPr>
-      <w:r>
-        <w:rPr>
-          <w:lang w:val="ru-RU"/>
-        </w:rPr>
-        <w:t xml:space="preserve">Мы выбрали эту тему, потому что кибербезопасность стала неотъемлемой частью жизни каждого. Практических тренажёров по этой теме для школьников почти нет. </w:t>
-      </w:r>
-    </w:p>
-    <w:p>
-      <w:pPr>
-        <w:spacing w:after="276"/>
-        <w:ind w:left="10" w:firstLine="565"/>
-        <w:rPr>
-          <w:lang w:val="ru-RU"/>
-        </w:rPr>
-      </w:pPr>
-      <w:r>
-        <w:t>SafeNet</w:t>
-      </w:r>
-      <w:r>
-        <w:rPr>
-          <w:lang w:val="ru-RU"/>
-        </w:rPr>
-        <w:t xml:space="preserve"> делает обучение понятным, доступным и интерактивным, позволяет в простой форме объяснить как защититься от кибермошенников. </w:t>
-      </w:r>
-    </w:p>
-    <w:p>
-      <w:pPr>
-        <w:spacing w:after="303" w:line="259" w:lineRule="auto"/>
-        <w:ind w:left="5" w:right="347"/>
-        <w:jc w:val="left"/>
-        <w:rPr>
-          <w:lang w:val="ru-RU"/>
-        </w:rPr>
-      </w:pPr>
-      <w:r>
-        <w:rPr>
-          <w:b/>
-          <w:lang w:val="ru-RU"/>
-        </w:rPr>
-        <w:t xml:space="preserve">Постановка проблемы       </w:t>
-      </w:r>
-      <w:r>
-        <w:rPr>
-          <w:lang w:val="ru-RU"/>
-        </w:rPr>
-        <w:t xml:space="preserve"> </w:t>
-      </w:r>
-    </w:p>
-    <w:p>
-      <w:pPr>
-        <w:spacing w:after="268"/>
-        <w:ind w:left="10" w:firstLine="565"/>
-        <w:rPr>
-          <w:lang w:val="ru-RU"/>
-        </w:rPr>
-      </w:pPr>
-      <w:r>
-        <w:rPr>
-          <w:lang w:val="ru-RU"/>
-        </w:rPr>
-        <w:lastRenderedPageBreak/>
-        <w:t xml:space="preserve">Большинство обучающих материалов по безопасности представляют собой тексты или тесты без практики. Из-за этого знания быстро забываются, и пользователи не умеют применять их на деле. </w:t>
-      </w:r>
-    </w:p>
-    <w:p>
-      <w:pPr>
-        <w:ind w:left="10" w:firstLine="565"/>
-        <w:rPr>
-          <w:lang w:val="ru-RU"/>
-        </w:rPr>
-      </w:pPr>
-      <w:r>
-        <w:t>SafeNet</w:t>
-      </w:r>
-      <w:r>
-        <w:rPr>
-          <w:lang w:val="ru-RU"/>
-        </w:rPr>
-        <w:t xml:space="preserve"> решает эту проблему, предлагая </w:t>
-      </w:r>
-      <w:r>
-        <w:rPr>
-          <w:b/>
-          <w:lang w:val="ru-RU"/>
-        </w:rPr>
-        <w:t>симуляции реальных угроз</w:t>
-      </w:r>
-      <w:r>
-        <w:rPr>
-          <w:lang w:val="ru-RU"/>
-        </w:rPr>
-        <w:t xml:space="preserve">: фишинговые письма, подозрительные сайты, всплывающие окна. </w:t>
-      </w:r>
-    </w:p>
-    <w:p>
-      <w:pPr>
-        <w:spacing w:after="263"/>
-        <w:ind w:left="20"/>
-        <w:rPr>
-          <w:lang w:val="ru-RU"/>
-        </w:rPr>
-      </w:pPr>
-      <w:r>
-        <w:rPr>
-          <w:lang w:val="ru-RU"/>
-        </w:rPr>
-        <w:t xml:space="preserve">Пользователь учится отличать безопасные действия от опасных в игровой форме. </w:t>
-      </w:r>
-    </w:p>
-    <w:p>
-      <w:pPr>
-        <w:spacing w:after="348" w:line="259" w:lineRule="auto"/>
-        <w:ind w:left="585" w:firstLine="0"/>
-        <w:jc w:val="left"/>
-        <w:rPr>
-          <w:lang w:val="ru-RU"/>
-        </w:rPr>
-      </w:pPr>
-      <w:r>
-        <w:rPr>
-          <w:lang w:val="ru-RU"/>
-        </w:rPr>
-        <w:t xml:space="preserve">  </w:t>
-      </w:r>
-    </w:p>
-    <w:p>
-      <w:pPr>
-        <w:pStyle w:val="Heading1"/>
-        <w:numPr>
-          <w:ilvl w:val="0"/>
-          <w:numId w:val="10"/>
-        </w:numPr>
-        <w:tabs>
-          <w:tab w:val="center" w:pos="3362"/>
-          <w:tab w:val="center" w:pos="5220"/>
-        </w:tabs>
-        <w:rPr>
-          <w:lang w:val="ru-RU"/>
-        </w:rPr>
-      </w:pPr>
-      <w:bookmarkStart w:id="1" w:name="_Toc220448923"/>
-      <w:r>
-        <w:rPr>
-          <w:lang w:val="ru-RU"/>
-        </w:rPr>
-        <w:t>Цели и задачи работы</w:t>
-      </w:r>
-      <w:bookmarkEnd w:id="1"/>
-    </w:p>
-    <w:p>
-      <w:pPr>
-        <w:spacing w:after="303" w:line="259" w:lineRule="auto"/>
-        <w:ind w:left="580" w:right="347"/>
-        <w:jc w:val="left"/>
-        <w:rPr>
-          <w:lang w:val="ru-RU"/>
-        </w:rPr>
-      </w:pPr>
-      <w:r>
-        <w:rPr>
-          <w:b/>
-          <w:lang w:val="ru-RU"/>
-        </w:rPr>
-        <w:t xml:space="preserve">Цель работы:     </w:t>
-      </w:r>
-      <w:r>
-        <w:rPr>
-          <w:lang w:val="ru-RU"/>
-        </w:rPr>
-        <w:t xml:space="preserve"> </w:t>
-      </w:r>
-    </w:p>
-    <w:p>
-      <w:pPr>
-        <w:spacing w:after="313"/>
-        <w:ind w:left="10" w:firstLine="565"/>
-        <w:rPr>
-          <w:lang w:val="ru-RU"/>
-        </w:rPr>
-      </w:pPr>
-      <w:r>
-        <w:rPr>
-          <w:lang w:val="ru-RU"/>
-        </w:rPr>
-        <w:t xml:space="preserve">Создать веб-тренажёр, который обучает кибербезопасности через интерактивные задания, сохраняя результаты пользователей и обеспечивая вовлекающий геймплей. </w:t>
-      </w:r>
-    </w:p>
-    <w:p>
-      <w:pPr>
-        <w:spacing w:after="0" w:line="259" w:lineRule="auto"/>
-        <w:ind w:left="575" w:firstLine="0"/>
-        <w:jc w:val="left"/>
-        <w:rPr>
-          <w:lang w:val="ru-RU"/>
-        </w:rPr>
-      </w:pPr>
-      <w:r>
-        <w:rPr>
-          <w:lang w:val="ru-RU"/>
-        </w:rPr>
-        <w:t xml:space="preserve"> </w:t>
-      </w:r>
-    </w:p>
-    <w:p>
-      <w:pPr>
-        <w:spacing w:after="303" w:line="259" w:lineRule="auto"/>
-        <w:ind w:left="580" w:right="347"/>
-        <w:jc w:val="left"/>
-      </w:pPr>
-      <w:r>
-        <w:rPr>
-          <w:b/>
-        </w:rPr>
-        <w:t xml:space="preserve">Задачи работы:     </w:t>
-      </w:r>
-      <w:r>
-        <w:t xml:space="preserve"> </w:t>
-      </w:r>
-    </w:p>
-    <w:p>
-      <w:pPr>
-        <w:numPr>
-          <w:ilvl w:val="0"/>
-          <w:numId w:val="2"/>
-        </w:numPr>
-        <w:ind w:hanging="361"/>
-        <w:rPr>
-          <w:lang w:val="ru-RU"/>
-        </w:rPr>
-      </w:pPr>
-      <w:r>
-        <w:rPr>
-          <w:lang w:val="ru-RU"/>
-        </w:rPr>
-        <w:t xml:space="preserve">Изучить основные угрозы и методы защиты.      </w:t>
-      </w:r>
-    </w:p>
-    <w:p>
-      <w:pPr>
-        <w:numPr>
-          <w:ilvl w:val="0"/>
-          <w:numId w:val="2"/>
-        </w:numPr>
-        <w:spacing w:after="40"/>
-        <w:ind w:hanging="361"/>
-        <w:rPr>
-          <w:lang w:val="ru-RU"/>
-        </w:rPr>
-      </w:pPr>
-      <w:r>
-        <w:rPr>
-          <w:lang w:val="ru-RU"/>
-        </w:rPr>
-        <w:t xml:space="preserve">Разработать архитектуру приложения и структуру базы данных.      </w:t>
-      </w:r>
-    </w:p>
-    <w:p>
-      <w:pPr>
-        <w:numPr>
-          <w:ilvl w:val="0"/>
-          <w:numId w:val="2"/>
-        </w:numPr>
-        <w:ind w:hanging="361"/>
-      </w:pPr>
-      <w:r>
-        <w:t xml:space="preserve">Создать backend на NextJS с REST API.      </w:t>
-      </w:r>
-    </w:p>
-    <w:p>
-      <w:pPr>
-        <w:numPr>
-          <w:ilvl w:val="0"/>
-          <w:numId w:val="2"/>
-        </w:numPr>
-        <w:spacing w:after="68"/>
-        <w:ind w:hanging="361"/>
-        <w:rPr>
-          <w:lang w:val="ru-RU"/>
-        </w:rPr>
-      </w:pPr>
-      <w:r>
-        <w:rPr>
-          <w:lang w:val="ru-RU"/>
-        </w:rPr>
-        <w:t xml:space="preserve">Реализовать </w:t>
-      </w:r>
-      <w:r>
-        <w:t>frontend</w:t>
-      </w:r>
-      <w:r>
-        <w:rPr>
-          <w:lang w:val="ru-RU"/>
-        </w:rPr>
-        <w:t xml:space="preserve"> на </w:t>
-      </w:r>
-      <w:proofErr w:type="gramStart"/>
-      <w:r>
-        <w:t>NextJS</w:t>
-      </w:r>
-      <w:r>
-        <w:rPr>
-          <w:lang w:val="ru-RU"/>
-        </w:rPr>
-        <w:t xml:space="preserve">  с</w:t>
-      </w:r>
-      <w:proofErr w:type="gramEnd"/>
-      <w:r>
-        <w:rPr>
-          <w:lang w:val="ru-RU"/>
-        </w:rPr>
-        <w:t xml:space="preserve"> системой уровней и статистикой.      </w:t>
-      </w:r>
-    </w:p>
-    <w:p>
-      <w:pPr>
-        <w:numPr>
-          <w:ilvl w:val="0"/>
-          <w:numId w:val="2"/>
-        </w:numPr>
-        <w:ind w:hanging="361"/>
-        <w:rPr>
-          <w:lang w:val="ru-RU"/>
-        </w:rPr>
-      </w:pPr>
-      <w:r>
-        <w:rPr>
-          <w:lang w:val="ru-RU"/>
-        </w:rPr>
-        <w:t xml:space="preserve">Интегрировать </w:t>
-      </w:r>
-      <w:r>
-        <w:rPr>
-          <w:lang w:val="ru-RU"/>
-        </w:rPr>
-        <w:tab/>
-      </w:r>
-      <w:r>
-        <w:t>PostgreSQL</w:t>
-      </w:r>
-      <w:r>
-        <w:rPr>
-          <w:lang w:val="ru-RU"/>
-        </w:rPr>
-        <w:t xml:space="preserve"> </w:t>
-      </w:r>
-      <w:r>
-        <w:rPr>
-          <w:lang w:val="ru-RU"/>
-        </w:rPr>
-        <w:tab/>
-        <w:t xml:space="preserve">для </w:t>
-      </w:r>
-      <w:r>
-        <w:rPr>
-          <w:lang w:val="ru-RU"/>
-        </w:rPr>
-        <w:tab/>
-        <w:t xml:space="preserve">хранения </w:t>
-      </w:r>
-      <w:r>
-        <w:rPr>
-          <w:lang w:val="ru-RU"/>
-        </w:rPr>
-        <w:tab/>
-        <w:t xml:space="preserve">данных </w:t>
-      </w:r>
-      <w:r>
-        <w:rPr>
-          <w:lang w:val="ru-RU"/>
-        </w:rPr>
-        <w:tab/>
-        <w:t xml:space="preserve">пользователей </w:t>
-      </w:r>
-      <w:r>
-        <w:rPr>
-          <w:lang w:val="ru-RU"/>
-        </w:rPr>
-        <w:tab/>
-        <w:t xml:space="preserve">и результатов.      </w:t>
-      </w:r>
-    </w:p>
-    <w:p>
-      <w:pPr>
-        <w:numPr>
-          <w:ilvl w:val="0"/>
-          <w:numId w:val="2"/>
-        </w:numPr>
-        <w:spacing w:after="313"/>
-        <w:ind w:hanging="361"/>
-        <w:rPr>
-          <w:lang w:val="ru-RU"/>
-        </w:rPr>
-      </w:pPr>
-      <w:r>
-        <w:rPr>
-          <w:lang w:val="ru-RU"/>
-        </w:rPr>
-        <w:t xml:space="preserve">Провести тестирование и апробацию среди учащихся.  </w:t>
-      </w:r>
-    </w:p>
-    <w:p>
-      <w:pPr>
-        <w:spacing w:after="348" w:line="259" w:lineRule="auto"/>
-        <w:ind w:left="756" w:firstLine="0"/>
-        <w:jc w:val="left"/>
-        <w:rPr>
-          <w:lang w:val="ru-RU"/>
-        </w:rPr>
-      </w:pPr>
-      <w:r>
-        <w:rPr>
-          <w:lang w:val="ru-RU"/>
-        </w:rPr>
-        <w:t xml:space="preserve">    </w:t>
-      </w:r>
-    </w:p>
-    <w:p>
-      <w:pPr>
-        <w:pStyle w:val="Heading1"/>
-        <w:numPr>
-          <w:ilvl w:val="0"/>
-          <w:numId w:val="10"/>
-        </w:numPr>
-        <w:tabs>
-          <w:tab w:val="center" w:pos="2811"/>
-          <w:tab w:val="center" w:pos="5220"/>
-        </w:tabs>
-        <w:spacing w:after="0" w:line="487" w:lineRule="auto"/>
-        <w:rPr>
-          <w:lang w:val="ru-RU"/>
-        </w:rPr>
-      </w:pPr>
-      <w:bookmarkStart w:id="2" w:name="_Toc220448924"/>
-      <w:r>
-        <w:rPr>
-          <w:lang w:val="ru-RU"/>
-        </w:rPr>
-        <w:t>Методика выполнения работы</w:t>
-      </w:r>
-      <w:bookmarkEnd w:id="2"/>
-    </w:p>
-    <w:p>
-      <w:pPr>
-        <w:spacing w:after="0" w:line="487" w:lineRule="auto"/>
-        <w:ind w:left="-5" w:right="347" w:firstLine="0"/>
-        <w:jc w:val="left"/>
-        <w:rPr>
-          <w:lang w:val="ru-RU"/>
-        </w:rPr>
-      </w:pPr>
-      <w:r>
-        <w:rPr>
-          <w:b/>
-          <w:lang w:val="ru-RU"/>
-        </w:rPr>
-        <w:t>Использованное оборудование и программные</w:t>
-      </w:r>
-      <w:r>
-        <w:rPr>
-          <w:b/>
-          <w:lang w:val="ru-RU"/>
-        </w:rPr>
-        <w:t xml:space="preserve"> </w:t>
-      </w:r>
-      <w:r>
-        <w:rPr>
-          <w:b/>
-          <w:lang w:val="ru-RU"/>
-        </w:rPr>
-        <w:t>средства:</w:t>
-      </w:r>
-    </w:p>
-    <w:p>
-      <w:pPr>
-        <w:numPr>
-          <w:ilvl w:val="0"/>
-          <w:numId w:val="3"/>
-        </w:numPr>
-        <w:ind w:hanging="361"/>
-        <w:rPr>
-          <w:lang w:val="ru-RU"/>
-        </w:rPr>
-      </w:pPr>
-      <w:r>
-        <w:rPr>
-          <w:lang w:val="ru-RU"/>
-        </w:rPr>
-        <w:t xml:space="preserve">Ноутбук с </w:t>
-      </w:r>
-      <w:r>
-        <w:t>macOS</w:t>
-      </w:r>
-      <w:r>
-        <w:rPr>
-          <w:lang w:val="ru-RU"/>
-        </w:rPr>
-        <w:t xml:space="preserve"> </w:t>
-      </w:r>
-      <w:r>
-        <w:rPr>
-          <w:lang w:val="en-US"/>
-        </w:rPr>
-        <w:t>Taho</w:t>
-      </w:r>
-      <w:r>
-        <w:rPr>
-          <w:lang w:val="en-US"/>
-        </w:rPr>
-        <w:t>e</w:t>
-      </w:r>
-      <w:r>
-        <w:rPr>
-          <w:lang w:val="ru-RU"/>
-        </w:rPr>
-        <w:t xml:space="preserve">.    </w:t>
-      </w:r>
-    </w:p>
-    <w:p>
-      <w:pPr>
-        <w:numPr>
-          <w:ilvl w:val="0"/>
-          <w:numId w:val="3"/>
-        </w:numPr>
-        <w:spacing w:after="40"/>
-        <w:ind w:hanging="361"/>
-      </w:pPr>
-      <w:r>
-        <w:t>Среда разработки:</w:t>
-      </w:r>
-      <w:r>
-        <w:t xml:space="preserve"> </w:t>
-      </w:r>
-      <w:r>
-        <w:t>Visual Studio Code</w:t>
-      </w:r>
-      <w:r>
-        <w:t xml:space="preserve">.    </w:t>
-      </w:r>
-    </w:p>
-    <w:p>
-      <w:pPr>
-        <w:numPr>
-          <w:ilvl w:val="0"/>
-          <w:numId w:val="3"/>
-        </w:numPr>
-        <w:ind w:hanging="361"/>
-      </w:pPr>
-      <w:r>
-        <w:t>NextJS  1</w:t>
-      </w:r>
-      <w:r>
-        <w:t>6</w:t>
-      </w:r>
-      <w:r>
-        <w:t>, Ne</w:t>
-      </w:r>
-      <w:r>
-        <w:t>s</w:t>
-      </w:r>
-      <w:r>
-        <w:t>tJS 10, PostgreSQL 1</w:t>
-      </w:r>
-      <w:r>
-        <w:rPr>
-          <w:lang w:val="ru-RU"/>
-        </w:rPr>
-        <w:t>6</w:t>
-      </w:r>
-      <w:r>
-        <w:t xml:space="preserve">.    </w:t>
-      </w:r>
-    </w:p>
-    <w:p>
-      <w:pPr>
-        <w:numPr>
-          <w:ilvl w:val="0"/>
-          <w:numId w:val="3"/>
-        </w:numPr>
-        <w:ind w:hanging="361"/>
-      </w:pPr>
-      <w:r>
-        <w:t>Backend — Ne</w:t>
-      </w:r>
-      <w:r>
-        <w:rPr>
-          <w:lang w:val="en-US"/>
-        </w:rPr>
-        <w:t>s</w:t>
-      </w:r>
-      <w:r>
-        <w:t>tJS (Node.js 2</w:t>
-      </w:r>
-      <w:r>
-        <w:t>2</w:t>
-      </w:r>
-      <w:r>
-        <w:t>) с базой данных PostgreSQL 1</w:t>
-      </w:r>
-      <w:r>
-        <w:t>6</w:t>
-      </w:r>
-      <w:r>
-        <w:t xml:space="preserve">.    </w:t>
-      </w:r>
-    </w:p>
-    <w:p>
-      <w:pPr>
-        <w:numPr>
-          <w:ilvl w:val="0"/>
-          <w:numId w:val="3"/>
-        </w:numPr>
-        <w:spacing w:after="313"/>
-        <w:ind w:hanging="361"/>
-        <w:rPr>
-          <w:lang w:val="ru-RU"/>
-        </w:rPr>
-      </w:pPr>
-      <w:r>
-        <w:t>Httpie</w:t>
-      </w:r>
-      <w:r>
-        <w:rPr>
-          <w:lang w:val="ru-RU"/>
-        </w:rPr>
-        <w:t xml:space="preserve"> для тестирования </w:t>
-      </w:r>
-      <w:r>
-        <w:t>REST</w:t>
-      </w:r>
-      <w:r>
-        <w:rPr>
-          <w:lang w:val="ru-RU"/>
-        </w:rPr>
-        <w:t xml:space="preserve"> </w:t>
-      </w:r>
-      <w:r>
-        <w:t>API</w:t>
-      </w:r>
-      <w:r>
-        <w:rPr>
-          <w:lang w:val="ru-RU"/>
-        </w:rPr>
-        <w:t xml:space="preserve">.    </w:t>
-      </w:r>
-    </w:p>
-    <w:p>
-      <w:pPr>
-        <w:spacing w:after="313"/>
-        <w:ind w:left="726" w:firstLine="0"/>
-        <w:rPr>
-          <w:lang w:val="ru-RU"/>
-        </w:rPr>
-      </w:pPr>
-    </w:p>
-    <w:p>
-      <w:pPr>
-        <w:spacing w:after="313"/>
-        <w:ind w:left="0" w:firstLine="0"/>
-        <w:jc w:val="left"/>
-        <w:rPr>
-          <w:b/>
-          <w:bCs/>
-          <w:lang w:val="ru-RU"/>
-        </w:rPr>
-      </w:pPr>
-      <w:r>
-        <w:rPr>
-          <w:b/>
-          <w:bCs/>
-          <w:lang w:val="ru-RU"/>
-        </w:rPr>
-        <w:lastRenderedPageBreak/>
-        <w:t>Обоснование выбранных технологий</w:t>
-      </w:r>
-      <w:r>
-        <w:rPr>
-          <w:b/>
-          <w:bCs/>
-          <w:lang w:val="ru-RU"/>
-        </w:rPr>
-        <w:t>:</w:t>
-      </w:r>
-    </w:p>
-    <w:p>
-      <w:pPr>
-        <w:spacing w:after="0"/>
-        <w:ind w:left="0" w:firstLine="0"/>
-        <w:jc w:val="left"/>
-        <w:rPr>
-          <w:b/>
-          <w:bCs/>
-          <w:lang w:val="ru-RU"/>
-        </w:rPr>
-      </w:pPr>
-      <w:r>
-        <w:rPr>
-          <w:b/>
-          <w:bCs/>
-          <w:lang w:val="en-US"/>
-        </w:rPr>
-        <w:t>TypeScript</w:t>
-      </w:r>
-      <w:r>
-        <w:rPr>
-          <w:b/>
-          <w:bCs/>
-          <w:lang w:val="ru-RU"/>
-        </w:rPr>
-        <w:t xml:space="preserve"> (</w:t>
-      </w:r>
-      <w:r>
-        <w:rPr>
-          <w:b/>
-          <w:bCs/>
-          <w:lang w:val="en-US"/>
-        </w:rPr>
-        <w:t>Frontend</w:t>
-      </w:r>
-      <w:r>
-        <w:rPr>
-          <w:b/>
-          <w:bCs/>
-          <w:lang w:val="ru-RU"/>
-        </w:rPr>
-        <w:t xml:space="preserve"> &amp; </w:t>
-      </w:r>
-      <w:r>
-        <w:rPr>
-          <w:b/>
-          <w:bCs/>
-          <w:lang w:val="en-US"/>
-        </w:rPr>
-        <w:t>Backend</w:t>
-      </w:r>
-      <w:r>
-        <w:rPr>
-          <w:b/>
-          <w:bCs/>
-          <w:lang w:val="ru-RU"/>
-        </w:rPr>
-        <w:t>)</w:t>
-      </w:r>
-    </w:p>
-    <w:p>
-      <w:pPr>
-        <w:spacing w:after="0"/>
-        <w:ind w:left="0" w:firstLine="0"/>
-        <w:jc w:val="left"/>
-        <w:rPr>
-          <w:lang w:val="ru-RU"/>
-        </w:rPr>
-      </w:pPr>
-      <w:r>
-        <w:rPr>
-          <w:lang w:val="ru-RU"/>
-        </w:rPr>
-        <w:t xml:space="preserve">Статическая типизация позволяет отлавливать ошибки на этапе разработки, что критично для платформы обучения кибербезопасности. Автодополнение и </w:t>
-      </w:r>
-      <w:r>
-        <w:rPr>
-          <w:lang w:val="en-US"/>
-        </w:rPr>
-        <w:t>IntelliSense</w:t>
-      </w:r>
-      <w:r>
-        <w:rPr>
-          <w:lang w:val="ru-RU"/>
-        </w:rPr>
-        <w:t xml:space="preserve"> ускоряют разработку, а строгие типы делают рефакторинг безопаснее. Единый язык для фронтенда и бэкенда упрощает поддержку кодовой базы.</w:t>
-      </w:r>
-    </w:p>
-    <w:p>
-      <w:pPr>
-        <w:spacing w:after="0"/>
-        <w:ind w:left="0" w:firstLine="0"/>
-        <w:jc w:val="left"/>
-        <w:rPr>
-          <w:b/>
-          <w:bCs/>
-          <w:lang w:val="ru-RU"/>
-        </w:rPr>
-      </w:pPr>
-    </w:p>
-    <w:p>
-      <w:pPr>
-        <w:spacing w:after="0"/>
-        <w:ind w:left="0" w:firstLine="0"/>
-        <w:jc w:val="left"/>
-        <w:rPr>
-          <w:b/>
-          <w:bCs/>
-          <w:lang w:val="ru-RU"/>
-        </w:rPr>
-      </w:pPr>
-      <w:r>
-        <w:rPr>
-          <w:b/>
-          <w:bCs/>
-          <w:lang w:val="en-US"/>
-        </w:rPr>
-        <w:t>Next</w:t>
-      </w:r>
-      <w:r>
-        <w:rPr>
-          <w:b/>
-          <w:bCs/>
-          <w:lang w:val="ru-RU"/>
-        </w:rPr>
-        <w:t>.</w:t>
-      </w:r>
-      <w:r>
-        <w:rPr>
-          <w:b/>
-          <w:bCs/>
-          <w:lang w:val="en-US"/>
-        </w:rPr>
-        <w:t>js</w:t>
-      </w:r>
-    </w:p>
-    <w:p>
-      <w:pPr>
-        <w:spacing w:after="0"/>
-        <w:ind w:left="0" w:firstLine="0"/>
-        <w:jc w:val="left"/>
-        <w:rPr>
-          <w:lang w:val="ru-RU"/>
-        </w:rPr>
-      </w:pPr>
-      <w:r>
-        <w:rPr>
-          <w:lang w:val="en-US"/>
-        </w:rPr>
-        <w:t>Server</w:t>
-      </w:r>
-      <w:r>
-        <w:rPr>
-          <w:lang w:val="ru-RU"/>
-        </w:rPr>
-        <w:t>-</w:t>
-      </w:r>
-      <w:r>
-        <w:rPr>
-          <w:lang w:val="en-US"/>
-        </w:rPr>
-        <w:t>Side</w:t>
-      </w:r>
-      <w:r>
-        <w:rPr>
-          <w:lang w:val="ru-RU"/>
-        </w:rPr>
-        <w:t xml:space="preserve"> </w:t>
-      </w:r>
-      <w:r>
-        <w:rPr>
-          <w:lang w:val="en-US"/>
-        </w:rPr>
-        <w:t>Rendering</w:t>
-      </w:r>
-      <w:r>
-        <w:rPr>
-          <w:lang w:val="ru-RU"/>
-        </w:rPr>
-        <w:t xml:space="preserve"> (</w:t>
-      </w:r>
-      <w:r>
-        <w:rPr>
-          <w:lang w:val="en-US"/>
-        </w:rPr>
-        <w:t>SSR</w:t>
-      </w:r>
-      <w:r>
-        <w:rPr>
-          <w:lang w:val="ru-RU"/>
-        </w:rPr>
-        <w:t xml:space="preserve">) улучшает </w:t>
-      </w:r>
-      <w:r>
-        <w:rPr>
-          <w:lang w:val="en-US"/>
-        </w:rPr>
-        <w:t>SEO</w:t>
-      </w:r>
-      <w:r>
-        <w:rPr>
-          <w:lang w:val="ru-RU"/>
-        </w:rPr>
-        <w:t xml:space="preserve"> и начальную загрузку страниц, что важно для образовательной платформы. Встроенный роутинг и </w:t>
-      </w:r>
-      <w:r>
-        <w:rPr>
-          <w:lang w:val="en-US"/>
-        </w:rPr>
-        <w:t>API</w:t>
-      </w:r>
-      <w:r>
-        <w:rPr>
-          <w:lang w:val="ru-RU"/>
-        </w:rPr>
-        <w:t xml:space="preserve"> </w:t>
-      </w:r>
-      <w:r>
-        <w:rPr>
-          <w:lang w:val="en-US"/>
-        </w:rPr>
-        <w:t>routes</w:t>
-      </w:r>
-      <w:r>
-        <w:rPr>
-          <w:lang w:val="ru-RU"/>
-        </w:rPr>
-        <w:t xml:space="preserve"> упрощают архитектуру. </w:t>
-      </w:r>
-      <w:r>
-        <w:rPr>
-          <w:lang w:val="en-US"/>
-        </w:rPr>
-        <w:t>App</w:t>
-      </w:r>
-      <w:r>
-        <w:rPr>
-          <w:lang w:val="ru-RU"/>
-        </w:rPr>
-        <w:t xml:space="preserve"> </w:t>
-      </w:r>
-      <w:r>
-        <w:rPr>
-          <w:lang w:val="en-US"/>
-        </w:rPr>
-        <w:t>Router</w:t>
-      </w:r>
-      <w:r>
-        <w:rPr>
-          <w:lang w:val="ru-RU"/>
-        </w:rPr>
-        <w:t xml:space="preserve"> с </w:t>
-      </w:r>
-      <w:r>
-        <w:rPr>
-          <w:lang w:val="en-US"/>
-        </w:rPr>
-        <w:t>Server</w:t>
-      </w:r>
-      <w:r>
-        <w:rPr>
-          <w:lang w:val="ru-RU"/>
-        </w:rPr>
-        <w:t xml:space="preserve"> </w:t>
-      </w:r>
-      <w:r>
-        <w:rPr>
-          <w:lang w:val="en-US"/>
-        </w:rPr>
-        <w:t>Components</w:t>
-      </w:r>
-      <w:r>
-        <w:rPr>
-          <w:lang w:val="ru-RU"/>
-        </w:rPr>
-        <w:t xml:space="preserve"> позволяет оптимизировать производительность, загружая данные на сервере.</w:t>
-      </w:r>
-    </w:p>
-    <w:p>
-      <w:pPr>
-        <w:spacing w:after="0"/>
-        <w:ind w:left="0" w:firstLine="0"/>
-        <w:jc w:val="left"/>
-        <w:rPr>
-          <w:b/>
-          <w:bCs/>
-          <w:lang w:val="ru-RU"/>
-        </w:rPr>
-      </w:pPr>
-    </w:p>
-    <w:p>
-      <w:pPr>
-        <w:spacing w:after="0"/>
-        <w:ind w:left="0" w:firstLine="0"/>
-        <w:jc w:val="left"/>
-        <w:rPr>
-          <w:b/>
-          <w:bCs/>
-          <w:lang w:val="ru-RU"/>
-        </w:rPr>
-      </w:pPr>
-      <w:r>
-        <w:rPr>
-          <w:b/>
-          <w:bCs/>
-          <w:lang w:val="en-US"/>
-        </w:rPr>
-        <w:t>NestJS</w:t>
-      </w:r>
-    </w:p>
-    <w:p>
-      <w:pPr>
-        <w:spacing w:after="0"/>
-        <w:ind w:left="0" w:firstLine="0"/>
-        <w:jc w:val="left"/>
-        <w:rPr>
-          <w:lang w:val="ru-RU"/>
-        </w:rPr>
-      </w:pPr>
-      <w:r>
-        <w:rPr>
-          <w:lang w:val="ru-RU"/>
-        </w:rPr>
-        <w:t xml:space="preserve">Модульная архитектура на основе </w:t>
-      </w:r>
-      <w:r>
-        <w:rPr>
-          <w:lang w:val="en-US"/>
-        </w:rPr>
-        <w:t>dependency</w:t>
-      </w:r>
-      <w:r>
-        <w:rPr>
-          <w:lang w:val="ru-RU"/>
-        </w:rPr>
-        <w:t xml:space="preserve"> </w:t>
-      </w:r>
-      <w:r>
-        <w:rPr>
-          <w:lang w:val="en-US"/>
-        </w:rPr>
-        <w:t>injection</w:t>
-      </w:r>
-      <w:r>
-        <w:rPr>
-          <w:lang w:val="ru-RU"/>
-        </w:rPr>
-        <w:t xml:space="preserve"> делает код масштабируемым и тестируемым. Встроенная поддержка </w:t>
-      </w:r>
-      <w:r>
-        <w:rPr>
-          <w:lang w:val="en-US"/>
-        </w:rPr>
-        <w:t>TypeScript</w:t>
-      </w:r>
-      <w:r>
-        <w:rPr>
-          <w:lang w:val="ru-RU"/>
-        </w:rPr>
-        <w:t xml:space="preserve">, валидации и документации </w:t>
-      </w:r>
-      <w:r>
-        <w:rPr>
-          <w:lang w:val="en-US"/>
-        </w:rPr>
-        <w:t>API</w:t>
-      </w:r>
-      <w:r>
-        <w:rPr>
-          <w:lang w:val="ru-RU"/>
-        </w:rPr>
-        <w:t xml:space="preserve"> (</w:t>
-      </w:r>
-      <w:r>
-        <w:rPr>
-          <w:lang w:val="en-US"/>
-        </w:rPr>
-        <w:t>Swagger</w:t>
-      </w:r>
-      <w:r>
-        <w:rPr>
-          <w:lang w:val="ru-RU"/>
-        </w:rPr>
-        <w:t>) ускоряет разработку. Декораторы обеспечивают чистый и выразительный код для сложной бизнес-логики.</w:t>
-      </w:r>
-    </w:p>
-    <w:p>
-      <w:pPr>
-        <w:spacing w:after="0"/>
-        <w:ind w:left="0" w:firstLine="0"/>
-        <w:jc w:val="left"/>
-        <w:rPr>
-          <w:b/>
-          <w:bCs/>
-          <w:lang w:val="ru-RU"/>
-        </w:rPr>
-      </w:pPr>
-    </w:p>
-    <w:p>
-      <w:pPr>
-        <w:spacing w:after="0"/>
-        <w:ind w:left="0" w:firstLine="0"/>
-        <w:jc w:val="left"/>
-        <w:rPr>
-          <w:b/>
-          <w:bCs/>
-          <w:lang w:val="ru-RU"/>
-        </w:rPr>
-      </w:pPr>
-      <w:r>
-        <w:rPr>
-          <w:b/>
-          <w:bCs/>
-          <w:lang w:val="en-US"/>
-        </w:rPr>
-        <w:t>PostgreSQL</w:t>
-      </w:r>
-      <w:r>
-        <w:rPr>
-          <w:b/>
-          <w:bCs/>
-          <w:lang w:val="ru-RU"/>
-        </w:rPr>
-        <w:t xml:space="preserve"> + </w:t>
-      </w:r>
-      <w:r>
-        <w:rPr>
-          <w:b/>
-          <w:bCs/>
-          <w:lang w:val="en-US"/>
-        </w:rPr>
-        <w:t>Prisma</w:t>
-      </w:r>
-    </w:p>
-    <w:p>
-      <w:pPr>
-        <w:spacing w:after="0"/>
-        <w:ind w:left="0" w:firstLine="0"/>
-        <w:jc w:val="left"/>
-        <w:rPr>
-          <w:lang w:val="ru-RU"/>
-        </w:rPr>
-      </w:pPr>
-      <w:r>
-        <w:rPr>
-          <w:lang w:val="en-US"/>
-        </w:rPr>
-        <w:t>PostgreSQL</w:t>
-      </w:r>
-      <w:r>
-        <w:rPr>
-          <w:lang w:val="ru-RU"/>
-        </w:rPr>
-        <w:t xml:space="preserve"> предоставляет мощные возможности для реляционных данных (курсы, пользователи, прогресс обучения). </w:t>
-      </w:r>
-      <w:r>
-        <w:rPr>
-          <w:lang w:val="en-US"/>
-        </w:rPr>
-        <w:t>Prisma</w:t>
-      </w:r>
-      <w:r>
-        <w:rPr>
-          <w:lang w:val="ru-RU"/>
-        </w:rPr>
-        <w:t xml:space="preserve"> </w:t>
-      </w:r>
-      <w:r>
-        <w:rPr>
-          <w:lang w:val="en-US"/>
-        </w:rPr>
-        <w:t>ORM</w:t>
-      </w:r>
-      <w:r>
-        <w:rPr>
-          <w:lang w:val="ru-RU"/>
-        </w:rPr>
-        <w:t xml:space="preserve"> даёт </w:t>
-      </w:r>
-      <w:r>
-        <w:rPr>
-          <w:lang w:val="en-US"/>
-        </w:rPr>
-        <w:t>type</w:t>
-      </w:r>
-      <w:r>
-        <w:rPr>
-          <w:lang w:val="ru-RU"/>
-        </w:rPr>
-        <w:t>-</w:t>
-      </w:r>
-      <w:r>
-        <w:rPr>
-          <w:lang w:val="en-US"/>
-        </w:rPr>
-        <w:t>safe</w:t>
-      </w:r>
-      <w:r>
-        <w:rPr>
-          <w:lang w:val="ru-RU"/>
-        </w:rPr>
-        <w:t xml:space="preserve"> доступ к базе данных с автогенерацией типов </w:t>
-      </w:r>
-      <w:r>
-        <w:rPr>
-          <w:lang w:val="en-US"/>
-        </w:rPr>
-        <w:t>TypeScript</w:t>
-      </w:r>
-      <w:r>
-        <w:rPr>
-          <w:lang w:val="ru-RU"/>
-        </w:rPr>
-        <w:t>. Миграции обеспечивают контролируемую эволюцию схемы данных.</w:t>
-      </w:r>
-    </w:p>
-    <w:p>
-      <w:pPr>
-        <w:spacing w:after="0"/>
-        <w:ind w:left="0" w:firstLine="0"/>
-        <w:jc w:val="left"/>
-        <w:rPr>
-          <w:b/>
-          <w:bCs/>
-          <w:lang w:val="ru-RU"/>
-        </w:rPr>
-      </w:pPr>
-    </w:p>
-    <w:p>
-      <w:pPr>
-        <w:spacing w:after="0"/>
-        <w:ind w:left="0" w:firstLine="0"/>
-        <w:jc w:val="left"/>
-        <w:rPr>
-          <w:b/>
-          <w:bCs/>
-          <w:lang w:val="ru-RU"/>
-        </w:rPr>
-      </w:pPr>
-      <w:r>
-        <w:rPr>
-          <w:b/>
-          <w:bCs/>
-          <w:lang w:val="en-US"/>
-        </w:rPr>
-        <w:t>Tailwind</w:t>
-      </w:r>
-      <w:r>
-        <w:rPr>
-          <w:b/>
-          <w:bCs/>
-          <w:lang w:val="ru-RU"/>
-        </w:rPr>
-        <w:t xml:space="preserve"> </w:t>
-      </w:r>
-      <w:r>
-        <w:rPr>
-          <w:b/>
-          <w:bCs/>
-          <w:lang w:val="en-US"/>
-        </w:rPr>
-        <w:t>CSS</w:t>
-      </w:r>
-    </w:p>
-    <w:p>
-      <w:pPr>
-        <w:spacing w:after="0"/>
-        <w:ind w:left="0" w:firstLine="0"/>
-        <w:jc w:val="left"/>
-        <w:rPr>
-          <w:lang w:val="ru-RU"/>
-        </w:rPr>
-      </w:pPr>
-      <w:r>
-        <w:rPr>
-          <w:lang w:val="en-US"/>
-        </w:rPr>
-        <w:t>Utility</w:t>
-      </w:r>
-      <w:r>
-        <w:rPr>
-          <w:lang w:val="ru-RU"/>
-        </w:rPr>
-        <w:t>-</w:t>
-      </w:r>
-      <w:r>
-        <w:rPr>
-          <w:lang w:val="en-US"/>
-        </w:rPr>
-        <w:t>first</w:t>
-      </w:r>
-      <w:r>
-        <w:rPr>
-          <w:lang w:val="ru-RU"/>
-        </w:rPr>
-        <w:t xml:space="preserve"> подход ускоряет создание адаптивного </w:t>
-      </w:r>
-      <w:r>
-        <w:rPr>
-          <w:lang w:val="en-US"/>
-        </w:rPr>
-        <w:t>UI</w:t>
-      </w:r>
-      <w:r>
-        <w:rPr>
-          <w:lang w:val="ru-RU"/>
-        </w:rPr>
-        <w:t xml:space="preserve"> без написания кастомного </w:t>
-      </w:r>
-      <w:r>
-        <w:rPr>
-          <w:lang w:val="en-US"/>
-        </w:rPr>
-        <w:t>CSS</w:t>
-      </w:r>
-      <w:r>
-        <w:rPr>
-          <w:lang w:val="ru-RU"/>
-        </w:rPr>
-        <w:t xml:space="preserve">. Встроенная система дизайна обеспечивает консистентность интерфейса. </w:t>
-      </w:r>
-      <w:r>
-        <w:rPr>
-          <w:lang w:val="en-US"/>
-        </w:rPr>
-        <w:t>PurgeCSS</w:t>
-      </w:r>
-      <w:r>
-        <w:rPr>
-          <w:lang w:val="ru-RU"/>
-        </w:rPr>
-        <w:t xml:space="preserve"> автоматически удаляет неиспользуемые стили, минимизируя размер бандла.</w:t>
-      </w:r>
-    </w:p>
-    <w:p>
-      <w:pPr>
-        <w:spacing w:after="0"/>
-        <w:ind w:left="0" w:firstLine="0"/>
-        <w:jc w:val="left"/>
-        <w:rPr>
-          <w:b/>
-          <w:bCs/>
-          <w:lang w:val="ru-RU"/>
-        </w:rPr>
-      </w:pPr>
-    </w:p>
-    <w:p>
-      <w:pPr>
-        <w:spacing w:after="0"/>
-        <w:ind w:left="0" w:firstLine="0"/>
-        <w:jc w:val="left"/>
-        <w:rPr>
-          <w:b/>
-          <w:bCs/>
-          <w:lang w:val="ru-RU"/>
-        </w:rPr>
-      </w:pPr>
-    </w:p>
-    <w:p>
-      <w:pPr>
-        <w:spacing w:after="303" w:line="259" w:lineRule="auto"/>
-        <w:ind w:left="5" w:right="347"/>
-        <w:jc w:val="left"/>
-        <w:rPr>
-          <w:lang w:val="ru-RU"/>
-        </w:rPr>
-      </w:pPr>
-      <w:r>
-        <w:rPr>
-          <w:b/>
-          <w:lang w:val="ru-RU"/>
-        </w:rPr>
-        <w:t xml:space="preserve">Протокол работы:       </w:t>
-      </w:r>
-    </w:p>
-    <w:p>
-      <w:pPr>
-        <w:numPr>
-          <w:ilvl w:val="0"/>
-          <w:numId w:val="4"/>
-        </w:numPr>
-        <w:spacing w:after="27"/>
-        <w:ind w:hanging="306"/>
-        <w:rPr>
-          <w:lang w:val="ru-RU"/>
-        </w:rPr>
-      </w:pPr>
-      <w:r>
-        <w:rPr>
-          <w:lang w:val="ru-RU"/>
-        </w:rPr>
-        <w:t>Анализ обучающих игр и тренажёров (</w:t>
-      </w:r>
-      <w:r>
-        <w:t>Google</w:t>
-      </w:r>
-      <w:r>
-        <w:rPr>
-          <w:lang w:val="ru-RU"/>
-        </w:rPr>
-        <w:t xml:space="preserve"> “</w:t>
-      </w:r>
-      <w:r>
-        <w:t>Be</w:t>
-      </w:r>
-      <w:r>
-        <w:rPr>
-          <w:lang w:val="ru-RU"/>
-        </w:rPr>
-        <w:t xml:space="preserve"> </w:t>
-      </w:r>
-      <w:r>
-        <w:t>Internet</w:t>
-      </w:r>
-      <w:r>
-        <w:rPr>
-          <w:lang w:val="ru-RU"/>
-        </w:rPr>
-        <w:t xml:space="preserve"> </w:t>
-      </w:r>
-      <w:r>
-        <w:t>Awesome</w:t>
-      </w:r>
-      <w:r>
-        <w:rPr>
-          <w:lang w:val="ru-RU"/>
-        </w:rPr>
-        <w:t xml:space="preserve">”, </w:t>
-      </w:r>
-      <w:r>
-        <w:t>CyberSmart</w:t>
-      </w:r>
-      <w:r>
-        <w:rPr>
-          <w:lang w:val="ru-RU"/>
-        </w:rPr>
-        <w:t xml:space="preserve">, </w:t>
-      </w:r>
-      <w:r>
-        <w:t>Phish</w:t>
-      </w:r>
-      <w:r>
-        <w:rPr>
-          <w:lang w:val="ru-RU"/>
-        </w:rPr>
-        <w:t>.</w:t>
-      </w:r>
-      <w:r>
-        <w:t>io</w:t>
-      </w:r>
-      <w:r>
-        <w:rPr>
-          <w:lang w:val="ru-RU"/>
-        </w:rPr>
-        <w:t xml:space="preserve">); </w:t>
-      </w:r>
-    </w:p>
-    <w:p>
-      <w:pPr>
-        <w:numPr>
-          <w:ilvl w:val="0"/>
-          <w:numId w:val="4"/>
-        </w:numPr>
-        <w:ind w:hanging="306"/>
-        <w:rPr>
-          <w:lang w:val="ru-RU"/>
-        </w:rPr>
-      </w:pPr>
-      <w:r>
-        <w:rPr>
-          <w:lang w:val="ru-RU"/>
-        </w:rPr>
-        <w:t xml:space="preserve">Проектирование </w:t>
-      </w:r>
-      <w:r>
-        <w:rPr>
-          <w:lang w:val="ru-RU"/>
-        </w:rPr>
-        <w:tab/>
-        <w:t xml:space="preserve">базы </w:t>
-      </w:r>
-      <w:r>
-        <w:rPr>
-          <w:lang w:val="ru-RU"/>
-        </w:rPr>
-        <w:tab/>
-        <w:t xml:space="preserve">данных </w:t>
-      </w:r>
-      <w:r>
-        <w:rPr>
-          <w:lang w:val="ru-RU"/>
-        </w:rPr>
-        <w:tab/>
-        <w:t xml:space="preserve">(таблицы </w:t>
-      </w:r>
-      <w:r>
-        <w:rPr>
-          <w:lang w:val="ru-RU"/>
-        </w:rPr>
-        <w:tab/>
-        <w:t xml:space="preserve">пользователей, </w:t>
-      </w:r>
-      <w:r>
-        <w:rPr>
-          <w:lang w:val="ru-RU"/>
-        </w:rPr>
-        <w:tab/>
-        <w:t xml:space="preserve">заданий, результатов); </w:t>
-      </w:r>
-    </w:p>
-    <w:p>
-      <w:pPr>
-        <w:numPr>
-          <w:ilvl w:val="0"/>
-          <w:numId w:val="4"/>
-        </w:numPr>
-        <w:ind w:hanging="306"/>
-        <w:rPr>
-          <w:lang w:val="ru-RU"/>
-        </w:rPr>
-      </w:pPr>
-      <w:r>
-        <w:rPr>
-          <w:lang w:val="ru-RU"/>
-        </w:rPr>
-        <w:t xml:space="preserve">Создание </w:t>
-      </w:r>
-      <w:r>
-        <w:t>REST</w:t>
-      </w:r>
-      <w:r>
-        <w:rPr>
-          <w:lang w:val="ru-RU"/>
-        </w:rPr>
-        <w:t xml:space="preserve"> </w:t>
-      </w:r>
-      <w:r>
-        <w:t>API</w:t>
-      </w:r>
-      <w:r>
-        <w:rPr>
-          <w:lang w:val="ru-RU"/>
-        </w:rPr>
-        <w:t xml:space="preserve"> на </w:t>
-      </w:r>
-      <w:r>
-        <w:t>NextJS</w:t>
-      </w:r>
-      <w:r>
-        <w:rPr>
-          <w:lang w:val="ru-RU"/>
-        </w:rPr>
-        <w:t xml:space="preserve"> (регистрация, логин, сохранение прогресса); </w:t>
-      </w:r>
-    </w:p>
-    <w:p>
-      <w:pPr>
-        <w:numPr>
-          <w:ilvl w:val="0"/>
-          <w:numId w:val="4"/>
-        </w:numPr>
-        <w:ind w:hanging="306"/>
-        <w:rPr>
-          <w:lang w:val="ru-RU"/>
-        </w:rPr>
-      </w:pPr>
-      <w:r>
-        <w:rPr>
-          <w:lang w:val="ru-RU"/>
-        </w:rPr>
-        <w:t xml:space="preserve">Разработка фронтенда на </w:t>
-      </w:r>
-      <w:proofErr w:type="gramStart"/>
-      <w:r>
-        <w:t>NextJS</w:t>
-      </w:r>
-      <w:r>
-        <w:rPr>
-          <w:lang w:val="ru-RU"/>
-        </w:rPr>
-        <w:t xml:space="preserve"> :</w:t>
-      </w:r>
-      <w:proofErr w:type="gramEnd"/>
-      <w:r>
-        <w:rPr>
-          <w:lang w:val="ru-RU"/>
-        </w:rPr>
-        <w:t xml:space="preserve"> интерфейс обучения и тестов; </w:t>
-      </w:r>
-    </w:p>
-    <w:p>
-      <w:pPr>
-        <w:numPr>
-          <w:ilvl w:val="0"/>
-          <w:numId w:val="4"/>
-        </w:numPr>
-        <w:ind w:hanging="306"/>
-        <w:rPr>
-          <w:lang w:val="ru-RU"/>
-        </w:rPr>
-      </w:pPr>
-      <w:r>
-        <w:rPr>
-          <w:lang w:val="ru-RU"/>
-        </w:rPr>
-        <w:t xml:space="preserve">Добавление игрового функционала: очки, уровни, таймеры; </w:t>
-      </w:r>
-    </w:p>
-    <w:p>
-      <w:pPr>
-        <w:numPr>
-          <w:ilvl w:val="0"/>
-          <w:numId w:val="4"/>
-        </w:numPr>
-        <w:ind w:hanging="306"/>
-      </w:pPr>
-      <w:r>
-        <w:lastRenderedPageBreak/>
-        <w:t xml:space="preserve">Интеграция backend и frontend; </w:t>
-      </w:r>
-    </w:p>
-    <w:p>
-      <w:pPr>
-        <w:numPr>
-          <w:ilvl w:val="0"/>
-          <w:numId w:val="4"/>
-        </w:numPr>
-        <w:ind w:hanging="306"/>
-        <w:rPr>
-          <w:lang w:val="ru-RU"/>
-        </w:rPr>
-      </w:pPr>
-      <w:r>
-        <w:rPr>
-          <w:lang w:val="ru-RU"/>
-        </w:rPr>
-        <w:t xml:space="preserve">Тестирование, отладка и проверка корректности данных; </w:t>
-      </w:r>
-    </w:p>
-    <w:p>
-      <w:pPr>
-        <w:numPr>
-          <w:ilvl w:val="0"/>
-          <w:numId w:val="4"/>
-        </w:numPr>
-        <w:spacing w:after="264"/>
-        <w:ind w:hanging="306"/>
-        <w:rPr>
-          <w:lang w:val="ru-RU"/>
-        </w:rPr>
-      </w:pPr>
-      <w:r>
-        <w:rPr>
-          <w:lang w:val="ru-RU"/>
-        </w:rPr>
-        <w:t xml:space="preserve">Проведение апробации среди учеников школы. </w:t>
-      </w:r>
-    </w:p>
-    <w:p>
-      <w:pPr>
-        <w:spacing w:after="343" w:line="259" w:lineRule="auto"/>
-        <w:ind w:left="50" w:firstLine="0"/>
-        <w:jc w:val="left"/>
-        <w:rPr>
-          <w:lang w:val="ru-RU"/>
-        </w:rPr>
-      </w:pPr>
-      <w:r>
-        <w:rPr>
-          <w:lang w:val="ru-RU"/>
-        </w:rPr>
-        <w:t xml:space="preserve">    </w:t>
-      </w:r>
-    </w:p>
-    <w:p>
-      <w:pPr>
-        <w:pStyle w:val="Heading1"/>
-        <w:numPr>
-          <w:ilvl w:val="0"/>
-          <w:numId w:val="10"/>
-        </w:numPr>
-        <w:tabs>
-          <w:tab w:val="center" w:pos="1031"/>
-          <w:tab w:val="center" w:pos="5218"/>
-        </w:tabs>
-        <w:rPr>
-          <w:lang w:val="ru-RU"/>
-        </w:rPr>
-      </w:pPr>
-      <w:bookmarkStart w:id="3" w:name="_Toc220448925"/>
-      <w:r>
-        <w:rPr>
-          <w:lang w:val="ru-RU"/>
-        </w:rPr>
-        <w:t>Результаты работы и их проверка (испытания, апробация)</w:t>
-      </w:r>
-      <w:bookmarkEnd w:id="3"/>
-    </w:p>
-    <w:p>
-      <w:pPr>
-        <w:ind w:left="20" w:firstLine="565"/>
-        <w:rPr>
-          <w:lang w:val="ru-RU"/>
-        </w:rPr>
-      </w:pPr>
-      <w:r>
-        <w:rPr>
-          <w:lang w:val="ru-RU"/>
-        </w:rPr>
-        <w:t xml:space="preserve">В результате выполненной работы создано веб-приложение </w:t>
-      </w:r>
-      <w:r>
-        <w:rPr>
-          <w:b/>
-        </w:rPr>
-        <w:t>SafeNet</w:t>
-      </w:r>
-      <w:r>
-        <w:rPr>
-          <w:lang w:val="ru-RU"/>
-        </w:rPr>
-        <w:t xml:space="preserve"> — тренажёр по кибербезопасности. </w:t>
-      </w:r>
-    </w:p>
-    <w:p>
-      <w:pPr>
-        <w:spacing w:after="0" w:line="259" w:lineRule="auto"/>
-        <w:ind w:left="585" w:firstLine="0"/>
-        <w:jc w:val="left"/>
-        <w:rPr>
-          <w:lang w:val="ru-RU"/>
-        </w:rPr>
-      </w:pPr>
-      <w:r>
-        <w:rPr>
-          <w:lang w:val="ru-RU"/>
-        </w:rPr>
-        <w:t xml:space="preserve"> </w:t>
-      </w:r>
-    </w:p>
-    <w:p>
-      <w:pPr>
-        <w:spacing w:after="0" w:line="259" w:lineRule="auto"/>
-        <w:ind w:left="580"/>
-        <w:jc w:val="left"/>
-      </w:pPr>
-      <w:r>
-        <w:rPr>
-          <w:u w:val="single" w:color="000000"/>
-        </w:rPr>
-        <w:t>Основные функции:</w:t>
-      </w:r>
-      <w:r>
-        <w:t xml:space="preserve">    </w:t>
-      </w:r>
-    </w:p>
-    <w:p>
-      <w:pPr>
-        <w:numPr>
-          <w:ilvl w:val="0"/>
-          <w:numId w:val="5"/>
-        </w:numPr>
-        <w:ind w:hanging="360"/>
-      </w:pPr>
-      <w:r>
-        <w:t xml:space="preserve">регистрация и авторизация пользователей; </w:t>
-      </w:r>
-    </w:p>
-    <w:p>
-      <w:pPr>
-        <w:numPr>
-          <w:ilvl w:val="0"/>
-          <w:numId w:val="5"/>
-        </w:numPr>
-        <w:ind w:hanging="360"/>
-        <w:rPr>
-          <w:lang w:val="ru-RU"/>
-        </w:rPr>
-      </w:pPr>
-      <w:r>
-        <w:rPr>
-          <w:lang w:val="ru-RU"/>
-        </w:rPr>
-        <w:t xml:space="preserve">выполнение интерактивных заданий по распознаванию угроз; </w:t>
-      </w:r>
-    </w:p>
-    <w:p>
-      <w:pPr>
-        <w:numPr>
-          <w:ilvl w:val="0"/>
-          <w:numId w:val="5"/>
-        </w:numPr>
-        <w:ind w:hanging="360"/>
-      </w:pPr>
-      <w:r>
-        <w:t xml:space="preserve">сохранение результатов и статистики; </w:t>
-      </w:r>
-    </w:p>
-    <w:p>
-      <w:pPr>
-        <w:numPr>
-          <w:ilvl w:val="0"/>
-          <w:numId w:val="5"/>
-        </w:numPr>
-        <w:ind w:hanging="360"/>
-        <w:rPr>
-          <w:lang w:val="ru-RU"/>
-        </w:rPr>
-      </w:pPr>
-      <w:r>
-        <w:rPr>
-          <w:lang w:val="ru-RU"/>
-        </w:rPr>
-        <w:t xml:space="preserve">система баллов, рейтингов и уровней; </w:t>
-      </w:r>
-    </w:p>
-    <w:p>
-      <w:pPr>
-        <w:numPr>
-          <w:ilvl w:val="0"/>
-          <w:numId w:val="5"/>
-        </w:numPr>
-        <w:ind w:hanging="360"/>
-        <w:rPr>
-          <w:lang w:val="ru-RU"/>
-        </w:rPr>
-      </w:pPr>
-      <w:r>
-        <w:rPr>
-          <w:lang w:val="ru-RU"/>
-        </w:rPr>
-        <w:t xml:space="preserve">адаптивный интерфейс под мобильные устройства. </w:t>
-      </w:r>
-    </w:p>
-    <w:p>
-      <w:pPr>
-        <w:spacing w:after="0" w:line="259" w:lineRule="auto"/>
-        <w:ind w:left="585" w:firstLine="0"/>
-        <w:jc w:val="left"/>
-        <w:rPr>
-          <w:lang w:val="ru-RU"/>
-        </w:rPr>
-      </w:pPr>
-      <w:r>
-        <w:rPr>
-          <w:lang w:val="ru-RU"/>
-        </w:rPr>
-        <w:t xml:space="preserve"> </w:t>
-      </w:r>
-    </w:p>
-    <w:p>
-      <w:pPr>
-        <w:spacing w:after="0" w:line="259" w:lineRule="auto"/>
-        <w:ind w:left="580"/>
-        <w:jc w:val="left"/>
-        <w:rPr>
-          <w:lang w:val="ru-RU"/>
-        </w:rPr>
-      </w:pPr>
-      <w:r>
-        <w:rPr>
-          <w:u w:val="single" w:color="000000"/>
-          <w:lang w:val="ru-RU"/>
-        </w:rPr>
-        <w:t>Проверка и испытания:</w:t>
-      </w:r>
-      <w:r>
-        <w:rPr>
-          <w:lang w:val="ru-RU"/>
-        </w:rPr>
-        <w:t xml:space="preserve">    </w:t>
-      </w:r>
-    </w:p>
-    <w:p>
-      <w:pPr>
-        <w:ind w:left="595"/>
-        <w:rPr>
-          <w:lang w:val="ru-RU"/>
-        </w:rPr>
-      </w:pPr>
-      <w:r>
-        <w:rPr>
-          <w:lang w:val="ru-RU"/>
-        </w:rPr>
-        <w:t xml:space="preserve">Приложение протестировано в браузерах </w:t>
-      </w:r>
-      <w:r>
-        <w:t>Chrome</w:t>
-      </w:r>
-      <w:r>
-        <w:rPr>
-          <w:lang w:val="ru-RU"/>
-        </w:rPr>
-        <w:t xml:space="preserve"> и </w:t>
-      </w:r>
-      <w:r>
-        <w:t>Safari</w:t>
-      </w:r>
-      <w:r>
-        <w:rPr>
-          <w:lang w:val="ru-RU"/>
-        </w:rPr>
-        <w:t xml:space="preserve">; </w:t>
-      </w:r>
-    </w:p>
-    <w:p>
-      <w:pPr>
-        <w:ind w:left="595"/>
-        <w:rPr>
-          <w:lang w:val="ru-RU"/>
-        </w:rPr>
-      </w:pPr>
-      <w:r>
-        <w:rPr>
-          <w:lang w:val="ru-RU"/>
-        </w:rPr>
-        <w:t xml:space="preserve">Проверено на 10 тестовых пользователях — ошибки не выявлены; </w:t>
-      </w:r>
-    </w:p>
-    <w:p>
-      <w:pPr>
-        <w:ind w:left="595"/>
-        <w:rPr>
-          <w:lang w:val="ru-RU"/>
-        </w:rPr>
-      </w:pPr>
-      <w:r>
-        <w:rPr>
-          <w:lang w:val="ru-RU"/>
-        </w:rPr>
-        <w:t xml:space="preserve">Средняя оценка удобства — 4.9/5; </w:t>
-      </w:r>
-    </w:p>
-    <w:p>
-      <w:pPr>
-        <w:ind w:left="20" w:firstLine="565"/>
-        <w:rPr>
-          <w:lang w:val="ru-RU"/>
-        </w:rPr>
-      </w:pPr>
-      <w:r>
-        <w:rPr>
-          <w:lang w:val="ru-RU"/>
-        </w:rPr>
-        <w:t>85% участников отметили, что стали лучше распознавать фишинг и мошенничество.</w:t>
-      </w:r>
-    </w:p>
-    <w:p>
-      <w:pPr>
-        <w:ind w:left="20" w:firstLine="565"/>
-        <w:rPr>
-          <w:lang w:val="ru-RU"/>
-        </w:rPr>
-      </w:pPr>
-    </w:p>
-    <w:p>
-      <w:pPr>
-        <w:ind w:left="20" w:firstLine="565"/>
-        <w:rPr>
-          <w:lang w:val="ru-RU"/>
-        </w:rPr>
-      </w:pPr>
-      <w:r>
-        <w:rPr>
-          <w:lang w:val="ru-RU"/>
-        </w:rPr>
-        <w:t xml:space="preserve"> </w:t>
-      </w:r>
+        <w:jc w:val="center"/>
+        <w:rPr>
+          <w:szCs w:val="28"/>
+          <w:lang w:val="ru-RU"/>
+        </w:rPr>
+      </w:pPr>
       <w:r>
         <w:rPr>
           <w:noProof/>
+          <w:szCs w:val="28"/>
           <w:lang w:val="ru-RU"/>
         </w:rPr>
         <w:drawing>
-          <wp:inline distT="0" distB="0" distL="0" distR="0">
-            <wp:extent cx="5800822" cy="3317358"/>
-            <wp:effectExtent l="0" t="0" r="3175" b="0"/>
-            <wp:docPr id="1746347209" name="Рисунок 2"/>
+          <wp:inline distT="0" distB="0" distL="0" distR="0" wp14:anchorId="0E0995EE" wp14:editId="76DA46A6">
+            <wp:extent cx="4627245" cy="2872325"/>
+            <wp:effectExtent l="0" t="0" r="0" b="0"/>
+            <wp:docPr id="2023569471" name="Рисунок 4"/>
             <wp:cNvGraphicFramePr>
               <a:graphicFrameLocks xmlns:a="http://schemas.openxmlformats.org/drawingml/2006/main" noChangeAspect="1"/>
             </wp:cNvGraphicFramePr>
@@ -3668,7 +1923,7 @@
               <a:graphicData uri="http://schemas.openxmlformats.org/drawingml/2006/picture">
                 <pic:pic xmlns:pic="http://schemas.openxmlformats.org/drawingml/2006/picture">
                   <pic:nvPicPr>
-                    <pic:cNvPr id="1746347209" name="Рисунок 1746347209"/>
+                    <pic:cNvPr id="2023569471" name="Рисунок 2023569471"/>
                     <pic:cNvPicPr/>
                   </pic:nvPicPr>
                   <pic:blipFill>
@@ -3686,7 +1941,7 @@
                   <pic:spPr>
                     <a:xfrm>
                       <a:off x="0" y="0"/>
-                      <a:ext cx="6228798" cy="3562108"/>
+                      <a:ext cx="4704641" cy="2920368"/>
                     </a:xfrm>
                     <a:prstGeom prst="rect">
                       <a:avLst/>
@@ -3701,15 +1956,2616 @@
     </w:p>
     <w:p>
       <w:pPr>
+        <w:spacing w:after="303" w:line="259" w:lineRule="auto"/>
+        <w:ind w:left="5" w:right="347"/>
+        <w:jc w:val="left"/>
+        <w:rPr>
+          <w:szCs w:val="28"/>
+          <w:lang w:val="ru-RU"/>
+        </w:rPr>
+      </w:pPr>
+      <w:r>
+        <w:rPr>
+          <w:b/>
+          <w:szCs w:val="28"/>
+          <w:lang w:val="ru-RU"/>
+        </w:rPr>
+        <w:lastRenderedPageBreak/>
+        <w:t xml:space="preserve">Обоснование выбора темы        </w:t>
+      </w:r>
+    </w:p>
+    <w:p>
+      <w:pPr>
+        <w:spacing w:after="267"/>
+        <w:ind w:left="10" w:firstLine="565"/>
+        <w:rPr>
+          <w:szCs w:val="28"/>
+          <w:lang w:val="ru-RU"/>
+        </w:rPr>
+      </w:pPr>
+      <w:r>
+        <w:rPr>
+          <w:szCs w:val="28"/>
+          <w:lang w:val="ru-RU"/>
+        </w:rPr>
+        <w:t xml:space="preserve">Мы выбрали эту тему, потому что кибербезопасность стала неотъемлемой частью жизни каждого. Практических тренажёров по этой теме для школьников почти нет. </w:t>
+      </w:r>
+    </w:p>
+    <w:p>
+      <w:pPr>
+        <w:spacing w:after="276"/>
+        <w:ind w:left="10" w:firstLine="565"/>
+        <w:rPr>
+          <w:szCs w:val="28"/>
+          <w:lang w:val="ru-RU"/>
+        </w:rPr>
+      </w:pPr>
+      <w:r>
+        <w:rPr>
+          <w:szCs w:val="28"/>
+        </w:rPr>
+        <w:t>SafeNet</w:t>
+      </w:r>
+      <w:r>
+        <w:rPr>
+          <w:szCs w:val="28"/>
+          <w:lang w:val="ru-RU"/>
+        </w:rPr>
+        <w:t xml:space="preserve"> делает обучение понятным, доступным и интерактивным, позволяет в простой форме объяснить как защититься от кибермошенников. </w:t>
+      </w:r>
+    </w:p>
+    <w:p>
+      <w:pPr>
+        <w:spacing w:after="303" w:line="259" w:lineRule="auto"/>
+        <w:ind w:left="0" w:right="347" w:firstLine="0"/>
+        <w:jc w:val="left"/>
+        <w:rPr>
+          <w:szCs w:val="28"/>
+          <w:lang w:val="ru-RU"/>
+        </w:rPr>
+      </w:pPr>
+    </w:p>
+    <w:p>
+      <w:pPr>
+        <w:spacing w:after="303" w:line="259" w:lineRule="auto"/>
+        <w:ind w:left="0" w:right="347" w:firstLine="0"/>
+        <w:jc w:val="left"/>
+        <w:rPr>
+          <w:szCs w:val="28"/>
+          <w:lang w:val="ru-RU"/>
+        </w:rPr>
+      </w:pPr>
+      <w:r>
+        <w:rPr>
+          <w:b/>
+          <w:szCs w:val="28"/>
+          <w:lang w:val="ru-RU"/>
+        </w:rPr>
+        <w:t xml:space="preserve">Постановка проблемы       </w:t>
+      </w:r>
+      <w:r>
+        <w:rPr>
+          <w:szCs w:val="28"/>
+          <w:lang w:val="ru-RU"/>
+        </w:rPr>
+        <w:t xml:space="preserve"> </w:t>
+      </w:r>
+    </w:p>
+    <w:p>
+      <w:pPr>
+        <w:spacing w:after="268"/>
+        <w:ind w:left="10" w:firstLine="565"/>
+        <w:rPr>
+          <w:szCs w:val="28"/>
+          <w:lang w:val="ru-RU"/>
+        </w:rPr>
+      </w:pPr>
+      <w:r>
+        <w:rPr>
+          <w:szCs w:val="28"/>
+          <w:lang w:val="ru-RU"/>
+        </w:rPr>
+        <w:t xml:space="preserve">Большинство обучающих материалов по безопасности представляют собой тексты или тесты без практики. Из-за этого знания быстро забываются, и пользователи не умеют применять их на деле. </w:t>
+      </w:r>
+    </w:p>
+    <w:p>
+      <w:pPr>
+        <w:ind w:left="10" w:firstLine="565"/>
+        <w:rPr>
+          <w:szCs w:val="28"/>
+          <w:lang w:val="ru-RU"/>
+        </w:rPr>
+      </w:pPr>
+      <w:r>
+        <w:rPr>
+          <w:szCs w:val="28"/>
+        </w:rPr>
+        <w:t>SafeNet</w:t>
+      </w:r>
+      <w:r>
+        <w:rPr>
+          <w:szCs w:val="28"/>
+          <w:lang w:val="ru-RU"/>
+        </w:rPr>
+        <w:t xml:space="preserve"> решает эту проблему, предлагая </w:t>
+      </w:r>
+      <w:r>
+        <w:rPr>
+          <w:b/>
+          <w:szCs w:val="28"/>
+          <w:lang w:val="ru-RU"/>
+        </w:rPr>
+        <w:t>симуляции реальных угроз</w:t>
+      </w:r>
+      <w:r>
+        <w:rPr>
+          <w:szCs w:val="28"/>
+          <w:lang w:val="ru-RU"/>
+        </w:rPr>
+        <w:t xml:space="preserve">: фишинговые письма, подозрительные сайты, всплывающие окна. </w:t>
+      </w:r>
+    </w:p>
+    <w:p>
+      <w:pPr>
+        <w:spacing w:after="263"/>
+        <w:ind w:left="20"/>
+        <w:rPr>
+          <w:szCs w:val="28"/>
+          <w:lang w:val="ru-RU"/>
+        </w:rPr>
+      </w:pPr>
+      <w:r>
+        <w:rPr>
+          <w:szCs w:val="28"/>
+          <w:lang w:val="ru-RU"/>
+        </w:rPr>
+        <w:t xml:space="preserve">Пользователь учится отличать безопасные действия от опасных в игровой форме. </w:t>
+      </w:r>
+    </w:p>
+    <w:p>
+      <w:pPr>
+        <w:spacing w:after="263"/>
+        <w:ind w:left="20"/>
+        <w:rPr>
+          <w:szCs w:val="28"/>
+          <w:lang w:val="ru-RU"/>
+        </w:rPr>
+      </w:pPr>
+    </w:p>
+    <w:p>
+      <w:pPr>
+        <w:spacing w:after="348" w:line="259" w:lineRule="auto"/>
+        <w:ind w:left="585" w:firstLine="0"/>
+        <w:jc w:val="center"/>
+        <w:rPr>
+          <w:szCs w:val="28"/>
+          <w:lang w:val="ru-RU"/>
+        </w:rPr>
+      </w:pPr>
+      <w:r>
+        <w:rPr>
+          <w:noProof/>
+          <w:szCs w:val="28"/>
+          <w:lang w:val="ru-RU"/>
+        </w:rPr>
+        <w:drawing>
+          <wp:inline distT="0" distB="0" distL="0" distR="0" wp14:anchorId="0E32B643" wp14:editId="3D1686D0">
+            <wp:extent cx="5080884" cy="3972404"/>
+            <wp:effectExtent l="0" t="0" r="0" b="3175"/>
+            <wp:docPr id="1549636008" name="Рисунок 6"/>
+            <wp:cNvGraphicFramePr>
+              <a:graphicFrameLocks xmlns:a="http://schemas.openxmlformats.org/drawingml/2006/main" noChangeAspect="1"/>
+            </wp:cNvGraphicFramePr>
+            <a:graphic xmlns:a="http://schemas.openxmlformats.org/drawingml/2006/main">
+              <a:graphicData uri="http://schemas.openxmlformats.org/drawingml/2006/picture">
+                <pic:pic xmlns:pic="http://schemas.openxmlformats.org/drawingml/2006/picture">
+                  <pic:nvPicPr>
+                    <pic:cNvPr id="1549636008" name="Рисунок 1549636008"/>
+                    <pic:cNvPicPr/>
+                  </pic:nvPicPr>
+                  <pic:blipFill>
+                    <a:blip r:embed="rId9" cstate="print">
+                      <a:extLst>
+                        <a:ext uri="{28A0092B-C50C-407E-A947-70E740481C1C}">
+                          <a14:useLocalDpi xmlns:a14="http://schemas.microsoft.com/office/drawing/2010/main" val="0"/>
+                        </a:ext>
+                      </a:extLst>
+                    </a:blip>
+                    <a:stretch>
+                      <a:fillRect/>
+                    </a:stretch>
+                  </pic:blipFill>
+                  <pic:spPr>
+                    <a:xfrm>
+                      <a:off x="0" y="0"/>
+                      <a:ext cx="5141728" cy="4019974"/>
+                    </a:xfrm>
+                    <a:prstGeom prst="rect">
+                      <a:avLst/>
+                    </a:prstGeom>
+                  </pic:spPr>
+                </pic:pic>
+              </a:graphicData>
+            </a:graphic>
+          </wp:inline>
+        </w:drawing>
+      </w:r>
+    </w:p>
+    <w:p>
+      <w:pPr>
+        <w:pStyle w:val="Heading1"/>
+        <w:numPr>
+          <w:ilvl w:val="0"/>
+          <w:numId w:val="10"/>
+        </w:numPr>
+        <w:tabs>
+          <w:tab w:val="center" w:pos="3362"/>
+          <w:tab w:val="center" w:pos="5220"/>
+        </w:tabs>
+        <w:rPr>
+          <w:szCs w:val="28"/>
+          <w:lang w:val="ru-RU"/>
+        </w:rPr>
+      </w:pPr>
+      <w:bookmarkStart w:id="1" w:name="_Toc220448923"/>
+      <w:r>
+        <w:rPr>
+          <w:szCs w:val="28"/>
+          <w:lang w:val="ru-RU"/>
+        </w:rPr>
+        <w:lastRenderedPageBreak/>
+        <w:t>Цели и задачи работы</w:t>
+      </w:r>
+      <w:bookmarkEnd w:id="1"/>
+    </w:p>
+    <w:p>
+      <w:pPr>
+        <w:spacing w:after="303" w:line="259" w:lineRule="auto"/>
+        <w:ind w:left="580" w:right="347"/>
+        <w:jc w:val="left"/>
+        <w:rPr>
+          <w:szCs w:val="28"/>
+          <w:lang w:val="ru-RU"/>
+        </w:rPr>
+      </w:pPr>
+      <w:r>
+        <w:rPr>
+          <w:b/>
+          <w:szCs w:val="28"/>
+          <w:lang w:val="ru-RU"/>
+        </w:rPr>
+        <w:t xml:space="preserve">Цель работы:     </w:t>
+      </w:r>
+      <w:r>
+        <w:rPr>
+          <w:szCs w:val="28"/>
+          <w:lang w:val="ru-RU"/>
+        </w:rPr>
+        <w:t xml:space="preserve"> </w:t>
+      </w:r>
+    </w:p>
+    <w:p>
+      <w:pPr>
+        <w:spacing w:after="313"/>
+        <w:ind w:left="10" w:firstLine="565"/>
+        <w:rPr>
+          <w:szCs w:val="28"/>
+          <w:lang w:val="ru-RU"/>
+        </w:rPr>
+      </w:pPr>
+      <w:r>
+        <w:rPr>
+          <w:szCs w:val="28"/>
+          <w:lang w:val="ru-RU"/>
+        </w:rPr>
+        <w:t xml:space="preserve">Создать веб-тренажёр, который обучает кибербезопасности через интерактивные задания, сохраняя результаты пользователей и обеспечивая вовлекающий геймплей. </w:t>
+      </w:r>
+    </w:p>
+    <w:p>
+      <w:pPr>
+        <w:spacing w:after="313"/>
+        <w:ind w:left="10" w:firstLine="565"/>
+        <w:rPr>
+          <w:szCs w:val="28"/>
+          <w:lang w:val="ru-RU"/>
+        </w:rPr>
+      </w:pPr>
+    </w:p>
+    <w:p>
+      <w:pPr>
+        <w:spacing w:after="0" w:line="259" w:lineRule="auto"/>
+        <w:ind w:left="575" w:firstLine="0"/>
+        <w:jc w:val="left"/>
+        <w:rPr>
+          <w:szCs w:val="28"/>
+          <w:lang w:val="ru-RU"/>
+        </w:rPr>
+      </w:pPr>
+      <w:r>
+        <w:rPr>
+          <w:szCs w:val="28"/>
+          <w:lang w:val="ru-RU"/>
+        </w:rPr>
+        <w:t xml:space="preserve"> </w:t>
+      </w:r>
+    </w:p>
+    <w:p>
+      <w:pPr>
+        <w:spacing w:after="303" w:line="259" w:lineRule="auto"/>
+        <w:ind w:left="580" w:right="347"/>
+        <w:jc w:val="left"/>
+        <w:rPr>
+          <w:szCs w:val="28"/>
+        </w:rPr>
+      </w:pPr>
+      <w:r>
+        <w:rPr>
+          <w:b/>
+          <w:szCs w:val="28"/>
+        </w:rPr>
+        <w:t xml:space="preserve">Задачи работы:     </w:t>
+      </w:r>
+      <w:r>
+        <w:rPr>
+          <w:szCs w:val="28"/>
+        </w:rPr>
+        <w:t xml:space="preserve"> </w:t>
+      </w:r>
+    </w:p>
+    <w:p>
+      <w:pPr>
+        <w:numPr>
+          <w:ilvl w:val="0"/>
+          <w:numId w:val="2"/>
+        </w:numPr>
+        <w:ind w:hanging="361"/>
+        <w:rPr>
+          <w:szCs w:val="28"/>
+          <w:lang w:val="ru-RU"/>
+        </w:rPr>
+      </w:pPr>
+      <w:r>
+        <w:rPr>
+          <w:szCs w:val="28"/>
+          <w:lang w:val="ru-RU"/>
+        </w:rPr>
+        <w:t xml:space="preserve">Изучить основные угрозы и методы защиты.      </w:t>
+      </w:r>
+    </w:p>
+    <w:p>
+      <w:pPr>
+        <w:numPr>
+          <w:ilvl w:val="0"/>
+          <w:numId w:val="2"/>
+        </w:numPr>
+        <w:spacing w:after="40"/>
+        <w:ind w:hanging="361"/>
+        <w:rPr>
+          <w:szCs w:val="28"/>
+          <w:lang w:val="ru-RU"/>
+        </w:rPr>
+      </w:pPr>
+      <w:r>
+        <w:rPr>
+          <w:szCs w:val="28"/>
+          <w:lang w:val="ru-RU"/>
+        </w:rPr>
+        <w:t xml:space="preserve">Разработать архитектуру приложения и структуру базы данных.      </w:t>
+      </w:r>
+    </w:p>
+    <w:p>
+      <w:pPr>
+        <w:numPr>
+          <w:ilvl w:val="0"/>
+          <w:numId w:val="2"/>
+        </w:numPr>
+        <w:ind w:hanging="361"/>
+        <w:rPr>
+          <w:szCs w:val="28"/>
+        </w:rPr>
+      </w:pPr>
+      <w:r>
+        <w:rPr>
+          <w:szCs w:val="28"/>
+        </w:rPr>
+        <w:t xml:space="preserve">Создать backend на NextJS с REST API.      </w:t>
+      </w:r>
+    </w:p>
+    <w:p>
+      <w:pPr>
+        <w:numPr>
+          <w:ilvl w:val="0"/>
+          <w:numId w:val="2"/>
+        </w:numPr>
+        <w:spacing w:after="68"/>
+        <w:ind w:hanging="361"/>
+        <w:rPr>
+          <w:szCs w:val="28"/>
+          <w:lang w:val="ru-RU"/>
+        </w:rPr>
+      </w:pPr>
+      <w:r>
+        <w:rPr>
+          <w:szCs w:val="28"/>
+          <w:lang w:val="ru-RU"/>
+        </w:rPr>
+        <w:t xml:space="preserve">Реализовать </w:t>
+      </w:r>
+      <w:r>
+        <w:rPr>
+          <w:szCs w:val="28"/>
+        </w:rPr>
+        <w:t>frontend</w:t>
+      </w:r>
+      <w:r>
+        <w:rPr>
+          <w:szCs w:val="28"/>
+          <w:lang w:val="ru-RU"/>
+        </w:rPr>
+        <w:t xml:space="preserve"> на </w:t>
+      </w:r>
+      <w:r>
+        <w:rPr>
+          <w:szCs w:val="28"/>
+        </w:rPr>
+        <w:t>NextJS</w:t>
+      </w:r>
+      <w:r>
+        <w:rPr>
+          <w:szCs w:val="28"/>
+          <w:lang w:val="ru-RU"/>
+        </w:rPr>
+        <w:t xml:space="preserve">  с системой уровней и статистикой.      </w:t>
+      </w:r>
+    </w:p>
+    <w:p>
+      <w:pPr>
+        <w:numPr>
+          <w:ilvl w:val="0"/>
+          <w:numId w:val="2"/>
+        </w:numPr>
+        <w:ind w:hanging="361"/>
+        <w:rPr>
+          <w:szCs w:val="28"/>
+          <w:lang w:val="ru-RU"/>
+        </w:rPr>
+      </w:pPr>
+      <w:r>
+        <w:rPr>
+          <w:szCs w:val="28"/>
+          <w:lang w:val="ru-RU"/>
+        </w:rPr>
+        <w:t xml:space="preserve">Интегрировать </w:t>
+      </w:r>
+      <w:r>
+        <w:rPr>
+          <w:szCs w:val="28"/>
+          <w:lang w:val="ru-RU"/>
+        </w:rPr>
+        <w:tab/>
+      </w:r>
+      <w:r>
+        <w:rPr>
+          <w:szCs w:val="28"/>
+        </w:rPr>
+        <w:t>PostgreSQL</w:t>
+      </w:r>
+      <w:r>
+        <w:rPr>
+          <w:szCs w:val="28"/>
+          <w:lang w:val="ru-RU"/>
+        </w:rPr>
+        <w:t xml:space="preserve"> </w:t>
+      </w:r>
+      <w:r>
+        <w:rPr>
+          <w:szCs w:val="28"/>
+          <w:lang w:val="ru-RU"/>
+        </w:rPr>
+        <w:tab/>
+        <w:t xml:space="preserve">для </w:t>
+      </w:r>
+      <w:r>
+        <w:rPr>
+          <w:szCs w:val="28"/>
+          <w:lang w:val="ru-RU"/>
+        </w:rPr>
+        <w:tab/>
+        <w:t xml:space="preserve">хранения </w:t>
+      </w:r>
+      <w:r>
+        <w:rPr>
+          <w:szCs w:val="28"/>
+          <w:lang w:val="ru-RU"/>
+        </w:rPr>
+        <w:tab/>
+        <w:t xml:space="preserve">данных </w:t>
+      </w:r>
+      <w:r>
+        <w:rPr>
+          <w:szCs w:val="28"/>
+          <w:lang w:val="ru-RU"/>
+        </w:rPr>
+        <w:tab/>
+        <w:t>пользователей</w:t>
+      </w:r>
+      <w:r>
+        <w:rPr>
+          <w:szCs w:val="28"/>
+          <w:lang w:val="ru-RU"/>
+        </w:rPr>
+        <w:t xml:space="preserve"> </w:t>
+      </w:r>
+      <w:r>
+        <w:rPr>
+          <w:szCs w:val="28"/>
+          <w:lang w:val="ru-RU"/>
+        </w:rPr>
+        <w:t xml:space="preserve">и результатов.      </w:t>
+      </w:r>
+    </w:p>
+    <w:p>
+      <w:pPr>
+        <w:numPr>
+          <w:ilvl w:val="0"/>
+          <w:numId w:val="2"/>
+        </w:numPr>
+        <w:spacing w:after="313"/>
+        <w:ind w:hanging="361"/>
+        <w:rPr>
+          <w:szCs w:val="28"/>
+          <w:lang w:val="ru-RU"/>
+        </w:rPr>
+      </w:pPr>
+      <w:r>
+        <w:rPr>
+          <w:szCs w:val="28"/>
+          <w:lang w:val="ru-RU"/>
+        </w:rPr>
+        <w:t xml:space="preserve">Провести тестирование и апробацию среди учащихся.  </w:t>
+      </w:r>
+    </w:p>
+    <w:p>
+      <w:pPr>
+        <w:spacing w:after="313"/>
+        <w:rPr>
+          <w:szCs w:val="28"/>
+          <w:lang w:val="ru-RU"/>
+        </w:rPr>
+      </w:pPr>
+    </w:p>
+    <w:p>
+      <w:pPr>
+        <w:spacing w:after="313"/>
+        <w:ind w:left="0" w:firstLine="0"/>
+        <w:jc w:val="center"/>
+        <w:rPr>
+          <w:szCs w:val="28"/>
+          <w:lang w:val="en-US"/>
+        </w:rPr>
+      </w:pPr>
+      <w:r>
+        <w:rPr>
+          <w:noProof/>
+          <w:szCs w:val="28"/>
+          <w:lang w:val="ru-RU"/>
+        </w:rPr>
+        <w:drawing>
+          <wp:inline distT="0" distB="0" distL="0" distR="0" wp14:anchorId="0CC7600F" wp14:editId="03612AEE">
+            <wp:extent cx="1729105" cy="1729105"/>
+            <wp:effectExtent l="0" t="0" r="0" b="0"/>
+            <wp:docPr id="1660598702" name="Рисунок 7"/>
+            <wp:cNvGraphicFramePr>
+              <a:graphicFrameLocks xmlns:a="http://schemas.openxmlformats.org/drawingml/2006/main" noChangeAspect="1"/>
+            </wp:cNvGraphicFramePr>
+            <a:graphic xmlns:a="http://schemas.openxmlformats.org/drawingml/2006/main">
+              <a:graphicData uri="http://schemas.openxmlformats.org/drawingml/2006/picture">
+                <pic:pic xmlns:pic="http://schemas.openxmlformats.org/drawingml/2006/picture">
+                  <pic:nvPicPr>
+                    <pic:cNvPr id="1660598702" name="Рисунок 1660598702"/>
+                    <pic:cNvPicPr/>
+                  </pic:nvPicPr>
+                  <pic:blipFill>
+                    <a:blip r:embed="rId10">
+                      <a:extLst>
+                        <a:ext uri="{96DAC541-7B7A-43D3-8B79-37D633B846F1}">
+                          <asvg:svgBlip xmlns:asvg="http://schemas.microsoft.com/office/drawing/2016/SVG/main" r:embed="rId11"/>
+                        </a:ext>
+                      </a:extLst>
+                    </a:blip>
+                    <a:stretch>
+                      <a:fillRect/>
+                    </a:stretch>
+                  </pic:blipFill>
+                  <pic:spPr>
+                    <a:xfrm>
+                      <a:off x="0" y="0"/>
+                      <a:ext cx="1837591" cy="1837591"/>
+                    </a:xfrm>
+                    <a:prstGeom prst="rect">
+                      <a:avLst/>
+                    </a:prstGeom>
+                  </pic:spPr>
+                </pic:pic>
+              </a:graphicData>
+            </a:graphic>
+          </wp:inline>
+        </w:drawing>
+      </w:r>
+      <w:r>
+        <w:rPr>
+          <w:szCs w:val="28"/>
+          <w:lang w:val="en-US"/>
+        </w:rPr>
+        <w:t xml:space="preserve">                  </w:t>
+      </w:r>
+      <w:r>
+        <w:rPr>
+          <w:noProof/>
+          <w:szCs w:val="28"/>
+          <w:lang w:val="ru-RU"/>
+        </w:rPr>
+        <w:drawing>
+          <wp:inline distT="0" distB="0" distL="0" distR="0" wp14:anchorId="7A3891BD" wp14:editId="1393A4F6">
+            <wp:extent cx="1762125" cy="1701030"/>
+            <wp:effectExtent l="0" t="0" r="0" b="1270"/>
+            <wp:docPr id="1995182049" name="Рисунок 10"/>
+            <wp:cNvGraphicFramePr>
+              <a:graphicFrameLocks xmlns:a="http://schemas.openxmlformats.org/drawingml/2006/main" noChangeAspect="1"/>
+            </wp:cNvGraphicFramePr>
+            <a:graphic xmlns:a="http://schemas.openxmlformats.org/drawingml/2006/main">
+              <a:graphicData uri="http://schemas.openxmlformats.org/drawingml/2006/picture">
+                <pic:pic xmlns:pic="http://schemas.openxmlformats.org/drawingml/2006/picture">
+                  <pic:nvPicPr>
+                    <pic:cNvPr id="1995182049" name="Рисунок 1995182049"/>
+                    <pic:cNvPicPr/>
+                  </pic:nvPicPr>
+                  <pic:blipFill>
+                    <a:blip r:embed="rId12">
+                      <a:extLst>
+                        <a:ext uri="{96DAC541-7B7A-43D3-8B79-37D633B846F1}">
+                          <asvg:svgBlip xmlns:asvg="http://schemas.microsoft.com/office/drawing/2016/SVG/main" r:embed="rId13"/>
+                        </a:ext>
+                      </a:extLst>
+                    </a:blip>
+                    <a:stretch>
+                      <a:fillRect/>
+                    </a:stretch>
+                  </pic:blipFill>
+                  <pic:spPr>
+                    <a:xfrm>
+                      <a:off x="0" y="0"/>
+                      <a:ext cx="1835098" cy="1771473"/>
+                    </a:xfrm>
+                    <a:prstGeom prst="rect">
+                      <a:avLst/>
+                    </a:prstGeom>
+                  </pic:spPr>
+                </pic:pic>
+              </a:graphicData>
+            </a:graphic>
+          </wp:inline>
+        </w:drawing>
+      </w:r>
+    </w:p>
+    <w:p>
+      <w:pPr>
+        <w:spacing w:after="313"/>
+        <w:ind w:left="0" w:firstLine="0"/>
+        <w:jc w:val="center"/>
+        <w:rPr>
+          <w:szCs w:val="28"/>
+          <w:lang w:val="en-US"/>
+        </w:rPr>
+      </w:pPr>
+      <w:r>
+        <w:rPr>
+          <w:noProof/>
+          <w:szCs w:val="28"/>
+        </w:rPr>
+        <w:drawing>
+          <wp:inline distT="0" distB="0" distL="0" distR="0" wp14:anchorId="5C8F3CCF" wp14:editId="702596D4">
+            <wp:extent cx="2050416" cy="2050415"/>
+            <wp:effectExtent l="0" t="0" r="0" b="0"/>
+            <wp:docPr id="119" name="вставленный-фильм.png" descr="вставленный-фильм.png"/>
+            <wp:cNvGraphicFramePr>
+              <a:graphicFrameLocks xmlns:a="http://schemas.openxmlformats.org/drawingml/2006/main" noChangeAspect="1"/>
+            </wp:cNvGraphicFramePr>
+            <a:graphic xmlns:a="http://schemas.openxmlformats.org/drawingml/2006/main">
+              <a:graphicData uri="http://schemas.openxmlformats.org/drawingml/2006/picture">
+                <pic:pic xmlns:pic="http://schemas.openxmlformats.org/drawingml/2006/picture">
+                  <pic:nvPicPr>
+                    <pic:cNvPr id="119" name="вставленный-фильм.png" descr="вставленный-фильм.png"/>
+                    <pic:cNvPicPr>
+                      <a:picLocks noChangeAspect="1"/>
+                    </pic:cNvPicPr>
+                  </pic:nvPicPr>
+                  <pic:blipFill rotWithShape="1">
+                    <a:blip r:embed="rId14"/>
+                    <a:srcRect/>
+                    <a:stretch>
+                      <a:fillRect/>
+                    </a:stretch>
+                  </pic:blipFill>
+                  <pic:spPr bwMode="auto">
+                    <a:xfrm>
+                      <a:off x="0" y="0"/>
+                      <a:ext cx="2050416" cy="2050415"/>
+                    </a:xfrm>
+                    <a:prstGeom prst="ellipse">
+                      <a:avLst/>
+                    </a:prstGeom>
+                    <a:ln>
+                      <a:noFill/>
+                    </a:ln>
+                    <a:extLst>
+                      <a:ext uri="{53640926-AAD7-44D8-BBD7-CCE9431645EC}">
+                        <a14:shadowObscured xmlns:a14="http://schemas.microsoft.com/office/drawing/2010/main"/>
+                      </a:ext>
+                    </a:extLst>
+                  </pic:spPr>
+                </pic:pic>
+              </a:graphicData>
+            </a:graphic>
+          </wp:inline>
+        </w:drawing>
+      </w:r>
+    </w:p>
+    <w:p>
+      <w:pPr>
+        <w:pStyle w:val="Heading1"/>
+        <w:numPr>
+          <w:ilvl w:val="0"/>
+          <w:numId w:val="10"/>
+        </w:numPr>
+        <w:tabs>
+          <w:tab w:val="center" w:pos="2811"/>
+          <w:tab w:val="center" w:pos="5220"/>
+        </w:tabs>
+        <w:spacing w:after="0" w:line="487" w:lineRule="auto"/>
+        <w:rPr>
+          <w:szCs w:val="28"/>
+          <w:lang w:val="ru-RU"/>
+        </w:rPr>
+      </w:pPr>
+      <w:bookmarkStart w:id="2" w:name="_Toc220448924"/>
+      <w:r>
+        <w:rPr>
+          <w:szCs w:val="28"/>
+          <w:lang w:val="ru-RU"/>
+        </w:rPr>
+        <w:lastRenderedPageBreak/>
+        <w:t>Методика выполнения работы</w:t>
+      </w:r>
+      <w:bookmarkEnd w:id="2"/>
+    </w:p>
+    <w:p>
+      <w:pPr>
+        <w:spacing w:after="0" w:line="487" w:lineRule="auto"/>
+        <w:ind w:left="-5" w:right="347" w:firstLine="0"/>
+        <w:jc w:val="left"/>
+        <w:rPr>
+          <w:szCs w:val="28"/>
+          <w:lang w:val="ru-RU"/>
+        </w:rPr>
+      </w:pPr>
+      <w:r>
+        <w:rPr>
+          <w:b/>
+          <w:szCs w:val="28"/>
+          <w:lang w:val="ru-RU"/>
+        </w:rPr>
+        <w:t>Использованное оборудование и программные</w:t>
+      </w:r>
+      <w:r>
+        <w:rPr>
+          <w:b/>
+          <w:szCs w:val="28"/>
+          <w:lang w:val="ru-RU"/>
+        </w:rPr>
+        <w:t xml:space="preserve"> </w:t>
+      </w:r>
+      <w:r>
+        <w:rPr>
+          <w:b/>
+          <w:szCs w:val="28"/>
+          <w:lang w:val="ru-RU"/>
+        </w:rPr>
+        <w:t>средства:</w:t>
+      </w:r>
+    </w:p>
+    <w:p>
+      <w:pPr>
+        <w:numPr>
+          <w:ilvl w:val="0"/>
+          <w:numId w:val="3"/>
+        </w:numPr>
+        <w:ind w:hanging="361"/>
+        <w:rPr>
+          <w:szCs w:val="28"/>
+          <w:lang w:val="ru-RU"/>
+        </w:rPr>
+      </w:pPr>
+      <w:r>
+        <w:rPr>
+          <w:szCs w:val="28"/>
+          <w:lang w:val="ru-RU"/>
+        </w:rPr>
+        <w:t xml:space="preserve">Ноутбук с </w:t>
+      </w:r>
+      <w:r>
+        <w:rPr>
+          <w:szCs w:val="28"/>
+        </w:rPr>
+        <w:t>macOS</w:t>
+      </w:r>
+      <w:r>
+        <w:rPr>
+          <w:szCs w:val="28"/>
+          <w:lang w:val="ru-RU"/>
+        </w:rPr>
+        <w:t xml:space="preserve"> </w:t>
+      </w:r>
+      <w:r>
+        <w:rPr>
+          <w:szCs w:val="28"/>
+          <w:lang w:val="en-US"/>
+        </w:rPr>
+        <w:t>Taho</w:t>
+      </w:r>
+      <w:r>
+        <w:rPr>
+          <w:szCs w:val="28"/>
+          <w:lang w:val="en-US"/>
+        </w:rPr>
+        <w:t>e</w:t>
+      </w:r>
+      <w:r>
+        <w:rPr>
+          <w:szCs w:val="28"/>
+          <w:lang w:val="ru-RU"/>
+        </w:rPr>
+        <w:t xml:space="preserve">.    </w:t>
+      </w:r>
+    </w:p>
+    <w:p>
+      <w:pPr>
+        <w:numPr>
+          <w:ilvl w:val="0"/>
+          <w:numId w:val="3"/>
+        </w:numPr>
+        <w:spacing w:after="40"/>
+        <w:ind w:hanging="361"/>
+        <w:rPr>
+          <w:szCs w:val="28"/>
+        </w:rPr>
+      </w:pPr>
+      <w:r>
+        <w:rPr>
+          <w:szCs w:val="28"/>
+        </w:rPr>
+        <w:t>Среда разработки:</w:t>
+      </w:r>
+      <w:r>
+        <w:rPr>
+          <w:szCs w:val="28"/>
+        </w:rPr>
+        <w:t xml:space="preserve"> Visual Studio Code</w:t>
+      </w:r>
+      <w:r>
+        <w:rPr>
+          <w:szCs w:val="28"/>
+        </w:rPr>
+        <w:t xml:space="preserve">.    </w:t>
+      </w:r>
+    </w:p>
+    <w:p>
+      <w:pPr>
+        <w:numPr>
+          <w:ilvl w:val="0"/>
+          <w:numId w:val="3"/>
+        </w:numPr>
+        <w:ind w:hanging="361"/>
+        <w:rPr>
+          <w:szCs w:val="28"/>
+        </w:rPr>
+      </w:pPr>
+      <w:r>
+        <w:rPr>
+          <w:szCs w:val="28"/>
+        </w:rPr>
+        <w:t>NextJS  1</w:t>
+      </w:r>
+      <w:r>
+        <w:rPr>
+          <w:szCs w:val="28"/>
+        </w:rPr>
+        <w:t>6</w:t>
+      </w:r>
+      <w:r>
+        <w:rPr>
+          <w:szCs w:val="28"/>
+        </w:rPr>
+        <w:t>, Ne</w:t>
+      </w:r>
+      <w:r>
+        <w:rPr>
+          <w:szCs w:val="28"/>
+        </w:rPr>
+        <w:t>s</w:t>
+      </w:r>
+      <w:r>
+        <w:rPr>
+          <w:szCs w:val="28"/>
+        </w:rPr>
+        <w:t>tJS 10, PostgreSQL 1</w:t>
+      </w:r>
+      <w:r>
+        <w:rPr>
+          <w:szCs w:val="28"/>
+          <w:lang w:val="ru-RU"/>
+        </w:rPr>
+        <w:t>6</w:t>
+      </w:r>
+      <w:r>
+        <w:rPr>
+          <w:szCs w:val="28"/>
+        </w:rPr>
+        <w:t xml:space="preserve">.    </w:t>
+      </w:r>
+    </w:p>
+    <w:p>
+      <w:pPr>
+        <w:numPr>
+          <w:ilvl w:val="0"/>
+          <w:numId w:val="3"/>
+        </w:numPr>
+        <w:ind w:hanging="361"/>
+        <w:rPr>
+          <w:szCs w:val="28"/>
+        </w:rPr>
+      </w:pPr>
+      <w:r>
+        <w:rPr>
+          <w:szCs w:val="28"/>
+        </w:rPr>
+        <w:t>Backend — Ne</w:t>
+      </w:r>
+      <w:r>
+        <w:rPr>
+          <w:szCs w:val="28"/>
+          <w:lang w:val="en-US"/>
+        </w:rPr>
+        <w:t>s</w:t>
+      </w:r>
+      <w:r>
+        <w:rPr>
+          <w:szCs w:val="28"/>
+        </w:rPr>
+        <w:t>tJS (Node.js 2</w:t>
+      </w:r>
+      <w:r>
+        <w:rPr>
+          <w:szCs w:val="28"/>
+        </w:rPr>
+        <w:t>2</w:t>
+      </w:r>
+      <w:r>
+        <w:rPr>
+          <w:szCs w:val="28"/>
+        </w:rPr>
+        <w:t>) с базой данных PostgreSQL 1</w:t>
+      </w:r>
+      <w:r>
+        <w:rPr>
+          <w:szCs w:val="28"/>
+        </w:rPr>
+        <w:t>6</w:t>
+      </w:r>
+      <w:r>
+        <w:rPr>
+          <w:szCs w:val="28"/>
+        </w:rPr>
+        <w:t xml:space="preserve">.    </w:t>
+      </w:r>
+    </w:p>
+    <w:p>
+      <w:pPr>
+        <w:numPr>
+          <w:ilvl w:val="0"/>
+          <w:numId w:val="3"/>
+        </w:numPr>
+        <w:spacing w:after="313"/>
+        <w:ind w:hanging="361"/>
+        <w:rPr>
+          <w:szCs w:val="28"/>
+          <w:lang w:val="ru-RU"/>
+        </w:rPr>
+      </w:pPr>
+      <w:r>
+        <w:rPr>
+          <w:szCs w:val="28"/>
+        </w:rPr>
+        <w:t>Httpie</w:t>
+      </w:r>
+      <w:r>
+        <w:rPr>
+          <w:szCs w:val="28"/>
+          <w:lang w:val="ru-RU"/>
+        </w:rPr>
+        <w:t xml:space="preserve"> для тестирования </w:t>
+      </w:r>
+      <w:r>
+        <w:rPr>
+          <w:szCs w:val="28"/>
+        </w:rPr>
+        <w:t>REST</w:t>
+      </w:r>
+      <w:r>
+        <w:rPr>
+          <w:szCs w:val="28"/>
+          <w:lang w:val="ru-RU"/>
+        </w:rPr>
+        <w:t xml:space="preserve"> </w:t>
+      </w:r>
+      <w:r>
+        <w:rPr>
+          <w:szCs w:val="28"/>
+        </w:rPr>
+        <w:t>API</w:t>
+      </w:r>
+      <w:r>
+        <w:rPr>
+          <w:szCs w:val="28"/>
+          <w:lang w:val="ru-RU"/>
+        </w:rPr>
+        <w:t xml:space="preserve">.    </w:t>
+      </w:r>
+    </w:p>
+    <w:p>
+      <w:pPr>
+        <w:spacing w:after="313"/>
+        <w:ind w:left="0" w:firstLine="0"/>
+        <w:jc w:val="left"/>
+        <w:rPr>
+          <w:b/>
+          <w:bCs/>
+          <w:szCs w:val="28"/>
+          <w:lang w:val="ru-RU"/>
+        </w:rPr>
+      </w:pPr>
+      <w:r>
+        <w:rPr>
+          <w:b/>
+          <w:bCs/>
+          <w:szCs w:val="28"/>
+          <w:lang w:val="ru-RU"/>
+        </w:rPr>
+        <w:t>Обоснование выбранных технологий:</w:t>
+      </w:r>
+    </w:p>
+    <w:p>
+      <w:pPr>
+        <w:spacing w:after="0"/>
+        <w:ind w:left="0" w:firstLine="0"/>
+        <w:rPr>
+          <w:b/>
+          <w:bCs/>
+          <w:szCs w:val="28"/>
+          <w:lang w:val="ru-RU"/>
+        </w:rPr>
+      </w:pPr>
+      <w:r>
+        <w:rPr>
+          <w:b/>
+          <w:bCs/>
+          <w:szCs w:val="28"/>
+          <w:lang w:val="en-US"/>
+        </w:rPr>
+        <w:t>TypeScript</w:t>
+      </w:r>
+      <w:r>
+        <w:rPr>
+          <w:b/>
+          <w:bCs/>
+          <w:szCs w:val="28"/>
+          <w:lang w:val="ru-RU"/>
+        </w:rPr>
+        <w:t xml:space="preserve"> (</w:t>
+      </w:r>
+      <w:r>
+        <w:rPr>
+          <w:b/>
+          <w:bCs/>
+          <w:szCs w:val="28"/>
+          <w:lang w:val="en-US"/>
+        </w:rPr>
+        <w:t>Frontend</w:t>
+      </w:r>
+      <w:r>
+        <w:rPr>
+          <w:b/>
+          <w:bCs/>
+          <w:szCs w:val="28"/>
+          <w:lang w:val="ru-RU"/>
+        </w:rPr>
+        <w:t xml:space="preserve"> &amp; </w:t>
+      </w:r>
+      <w:r>
+        <w:rPr>
+          <w:b/>
+          <w:bCs/>
+          <w:szCs w:val="28"/>
+          <w:lang w:val="en-US"/>
+        </w:rPr>
+        <w:t>Backend</w:t>
+      </w:r>
+      <w:r>
+        <w:rPr>
+          <w:b/>
+          <w:bCs/>
+          <w:szCs w:val="28"/>
+          <w:lang w:val="ru-RU"/>
+        </w:rPr>
+        <w:t>)</w:t>
+      </w:r>
+    </w:p>
+    <w:p>
+      <w:pPr>
+        <w:spacing w:after="0"/>
+        <w:ind w:left="0" w:firstLine="0"/>
+        <w:rPr>
+          <w:szCs w:val="28"/>
+          <w:lang w:val="ru-RU"/>
+        </w:rPr>
+      </w:pPr>
+      <w:r>
+        <w:rPr>
+          <w:szCs w:val="28"/>
+          <w:lang w:val="ru-RU"/>
+        </w:rPr>
+        <w:t xml:space="preserve">Статическая типизация позволяет отлавливать ошибки на этапе разработки, что критично для платформы обучения кибербезопасности. Автодополнение и </w:t>
+      </w:r>
+      <w:r>
+        <w:rPr>
+          <w:szCs w:val="28"/>
+          <w:lang w:val="en-US"/>
+        </w:rPr>
+        <w:t>IntelliSense</w:t>
+      </w:r>
+      <w:r>
+        <w:rPr>
+          <w:szCs w:val="28"/>
+          <w:lang w:val="ru-RU"/>
+        </w:rPr>
+        <w:t xml:space="preserve"> ускоряют разработку, а строгие типы делают рефакторинг безопаснее. Единый язык для фронтенда и бэкенда упрощает поддержку кодовой базы.</w:t>
+      </w:r>
+    </w:p>
+    <w:p>
+      <w:pPr>
+        <w:spacing w:after="0"/>
+        <w:ind w:left="0" w:firstLine="0"/>
+        <w:rPr>
+          <w:b/>
+          <w:bCs/>
+          <w:szCs w:val="28"/>
+          <w:lang w:val="ru-RU"/>
+        </w:rPr>
+      </w:pPr>
+    </w:p>
+    <w:p>
+      <w:pPr>
+        <w:spacing w:after="0"/>
+        <w:ind w:left="0" w:firstLine="0"/>
+        <w:rPr>
+          <w:b/>
+          <w:bCs/>
+          <w:szCs w:val="28"/>
+          <w:lang w:val="ru-RU"/>
+        </w:rPr>
+      </w:pPr>
+      <w:r>
+        <w:rPr>
+          <w:b/>
+          <w:bCs/>
+          <w:szCs w:val="28"/>
+          <w:lang w:val="en-US"/>
+        </w:rPr>
+        <w:t>Next</w:t>
+      </w:r>
+      <w:r>
+        <w:rPr>
+          <w:b/>
+          <w:bCs/>
+          <w:szCs w:val="28"/>
+          <w:lang w:val="ru-RU"/>
+        </w:rPr>
+        <w:t>.</w:t>
+      </w:r>
+      <w:r>
+        <w:rPr>
+          <w:b/>
+          <w:bCs/>
+          <w:szCs w:val="28"/>
+          <w:lang w:val="en-US"/>
+        </w:rPr>
+        <w:t>js</w:t>
+      </w:r>
+    </w:p>
+    <w:p>
+      <w:pPr>
+        <w:spacing w:after="0"/>
+        <w:ind w:left="0" w:firstLine="0"/>
+        <w:rPr>
+          <w:szCs w:val="28"/>
+          <w:lang w:val="ru-RU"/>
+        </w:rPr>
+      </w:pPr>
+      <w:r>
+        <w:rPr>
+          <w:szCs w:val="28"/>
+          <w:lang w:val="en-US"/>
+        </w:rPr>
+        <w:t>Server</w:t>
+      </w:r>
+      <w:r>
+        <w:rPr>
+          <w:szCs w:val="28"/>
+          <w:lang w:val="ru-RU"/>
+        </w:rPr>
+        <w:t>-</w:t>
+      </w:r>
+      <w:r>
+        <w:rPr>
+          <w:szCs w:val="28"/>
+          <w:lang w:val="en-US"/>
+        </w:rPr>
+        <w:t>Side</w:t>
+      </w:r>
+      <w:r>
+        <w:rPr>
+          <w:szCs w:val="28"/>
+          <w:lang w:val="ru-RU"/>
+        </w:rPr>
+        <w:t xml:space="preserve"> </w:t>
+      </w:r>
+      <w:r>
+        <w:rPr>
+          <w:szCs w:val="28"/>
+          <w:lang w:val="en-US"/>
+        </w:rPr>
+        <w:t>Rendering</w:t>
+      </w:r>
+      <w:r>
+        <w:rPr>
+          <w:szCs w:val="28"/>
+          <w:lang w:val="ru-RU"/>
+        </w:rPr>
+        <w:t xml:space="preserve"> (</w:t>
+      </w:r>
+      <w:r>
+        <w:rPr>
+          <w:szCs w:val="28"/>
+          <w:lang w:val="en-US"/>
+        </w:rPr>
+        <w:t>SSR</w:t>
+      </w:r>
+      <w:r>
+        <w:rPr>
+          <w:szCs w:val="28"/>
+          <w:lang w:val="ru-RU"/>
+        </w:rPr>
+        <w:t xml:space="preserve">) улучшает </w:t>
+      </w:r>
+      <w:r>
+        <w:rPr>
+          <w:szCs w:val="28"/>
+          <w:lang w:val="en-US"/>
+        </w:rPr>
+        <w:t>SEO</w:t>
+      </w:r>
+      <w:r>
+        <w:rPr>
+          <w:szCs w:val="28"/>
+          <w:lang w:val="ru-RU"/>
+        </w:rPr>
+        <w:t xml:space="preserve"> и начальную загрузку страниц, что важно для образовательной платформы. Встроенный роутинг и </w:t>
+      </w:r>
+      <w:r>
+        <w:rPr>
+          <w:szCs w:val="28"/>
+          <w:lang w:val="en-US"/>
+        </w:rPr>
+        <w:t>API</w:t>
+      </w:r>
+      <w:r>
+        <w:rPr>
+          <w:szCs w:val="28"/>
+          <w:lang w:val="ru-RU"/>
+        </w:rPr>
+        <w:t xml:space="preserve"> </w:t>
+      </w:r>
+      <w:r>
+        <w:rPr>
+          <w:szCs w:val="28"/>
+          <w:lang w:val="en-US"/>
+        </w:rPr>
+        <w:t>routes</w:t>
+      </w:r>
+      <w:r>
+        <w:rPr>
+          <w:szCs w:val="28"/>
+          <w:lang w:val="ru-RU"/>
+        </w:rPr>
+        <w:t xml:space="preserve"> упрощают архитектуру. </w:t>
+      </w:r>
+      <w:r>
+        <w:rPr>
+          <w:szCs w:val="28"/>
+          <w:lang w:val="en-US"/>
+        </w:rPr>
+        <w:t>App</w:t>
+      </w:r>
+      <w:r>
+        <w:rPr>
+          <w:szCs w:val="28"/>
+          <w:lang w:val="ru-RU"/>
+        </w:rPr>
+        <w:t xml:space="preserve"> </w:t>
+      </w:r>
+      <w:r>
+        <w:rPr>
+          <w:szCs w:val="28"/>
+          <w:lang w:val="en-US"/>
+        </w:rPr>
+        <w:t>Router</w:t>
+      </w:r>
+      <w:r>
+        <w:rPr>
+          <w:szCs w:val="28"/>
+          <w:lang w:val="ru-RU"/>
+        </w:rPr>
+        <w:t xml:space="preserve"> с </w:t>
+      </w:r>
+      <w:r>
+        <w:rPr>
+          <w:szCs w:val="28"/>
+          <w:lang w:val="en-US"/>
+        </w:rPr>
+        <w:t>Server</w:t>
+      </w:r>
+      <w:r>
+        <w:rPr>
+          <w:szCs w:val="28"/>
+          <w:lang w:val="ru-RU"/>
+        </w:rPr>
+        <w:t xml:space="preserve"> </w:t>
+      </w:r>
+      <w:r>
+        <w:rPr>
+          <w:szCs w:val="28"/>
+          <w:lang w:val="en-US"/>
+        </w:rPr>
+        <w:t>Components</w:t>
+      </w:r>
+      <w:r>
+        <w:rPr>
+          <w:szCs w:val="28"/>
+          <w:lang w:val="ru-RU"/>
+        </w:rPr>
+        <w:t xml:space="preserve"> позволяет оптимизировать производительность, загружая данные на сервере.</w:t>
+      </w:r>
+    </w:p>
+    <w:p>
+      <w:pPr>
+        <w:spacing w:after="0"/>
+        <w:ind w:left="0" w:firstLine="0"/>
+        <w:rPr>
+          <w:b/>
+          <w:bCs/>
+          <w:szCs w:val="28"/>
+          <w:lang w:val="ru-RU"/>
+        </w:rPr>
+      </w:pPr>
+    </w:p>
+    <w:p>
+      <w:pPr>
+        <w:spacing w:after="0"/>
+        <w:ind w:left="0" w:firstLine="0"/>
+        <w:rPr>
+          <w:b/>
+          <w:bCs/>
+          <w:szCs w:val="28"/>
+          <w:lang w:val="ru-RU"/>
+        </w:rPr>
+      </w:pPr>
+      <w:r>
+        <w:rPr>
+          <w:b/>
+          <w:bCs/>
+          <w:szCs w:val="28"/>
+          <w:lang w:val="en-US"/>
+        </w:rPr>
+        <w:t>NestJS</w:t>
+      </w:r>
+    </w:p>
+    <w:p>
+      <w:pPr>
+        <w:spacing w:after="0"/>
+        <w:ind w:left="0" w:firstLine="0"/>
+        <w:rPr>
+          <w:szCs w:val="28"/>
+          <w:lang w:val="ru-RU"/>
+        </w:rPr>
+      </w:pPr>
+      <w:r>
+        <w:rPr>
+          <w:szCs w:val="28"/>
+          <w:lang w:val="ru-RU"/>
+        </w:rPr>
+        <w:t xml:space="preserve">Модульная архитектура на основе </w:t>
+      </w:r>
+      <w:r>
+        <w:rPr>
+          <w:szCs w:val="28"/>
+          <w:lang w:val="en-US"/>
+        </w:rPr>
+        <w:t>dependency</w:t>
+      </w:r>
+      <w:r>
+        <w:rPr>
+          <w:szCs w:val="28"/>
+          <w:lang w:val="ru-RU"/>
+        </w:rPr>
+        <w:t xml:space="preserve"> </w:t>
+      </w:r>
+      <w:r>
+        <w:rPr>
+          <w:szCs w:val="28"/>
+          <w:lang w:val="en-US"/>
+        </w:rPr>
+        <w:t>injection</w:t>
+      </w:r>
+      <w:r>
+        <w:rPr>
+          <w:szCs w:val="28"/>
+          <w:lang w:val="ru-RU"/>
+        </w:rPr>
+        <w:t xml:space="preserve"> делает код масштабируемым и тестируемым. Встроенная поддержка </w:t>
+      </w:r>
+      <w:r>
+        <w:rPr>
+          <w:szCs w:val="28"/>
+          <w:lang w:val="en-US"/>
+        </w:rPr>
+        <w:t>TypeScript</w:t>
+      </w:r>
+      <w:r>
+        <w:rPr>
+          <w:szCs w:val="28"/>
+          <w:lang w:val="ru-RU"/>
+        </w:rPr>
+        <w:t xml:space="preserve">, валидации и документации </w:t>
+      </w:r>
+      <w:r>
+        <w:rPr>
+          <w:szCs w:val="28"/>
+          <w:lang w:val="en-US"/>
+        </w:rPr>
+        <w:t>API</w:t>
+      </w:r>
+      <w:r>
+        <w:rPr>
+          <w:szCs w:val="28"/>
+          <w:lang w:val="ru-RU"/>
+        </w:rPr>
+        <w:t xml:space="preserve"> (</w:t>
+      </w:r>
+      <w:r>
+        <w:rPr>
+          <w:szCs w:val="28"/>
+          <w:lang w:val="en-US"/>
+        </w:rPr>
+        <w:t>Swagger</w:t>
+      </w:r>
+      <w:r>
+        <w:rPr>
+          <w:szCs w:val="28"/>
+          <w:lang w:val="ru-RU"/>
+        </w:rPr>
+        <w:t>) ускоряет разработку. Декораторы обеспечивают чистый и выразительный код для сложной бизнес-логики.</w:t>
+      </w:r>
+    </w:p>
+    <w:p>
+      <w:pPr>
+        <w:spacing w:after="0"/>
+        <w:ind w:left="0" w:firstLine="0"/>
+        <w:rPr>
+          <w:b/>
+          <w:bCs/>
+          <w:szCs w:val="28"/>
+          <w:lang w:val="ru-RU"/>
+        </w:rPr>
+      </w:pPr>
+    </w:p>
+    <w:p>
+      <w:pPr>
+        <w:spacing w:after="0"/>
+        <w:ind w:left="0" w:firstLine="0"/>
+        <w:rPr>
+          <w:b/>
+          <w:bCs/>
+          <w:szCs w:val="28"/>
+          <w:lang w:val="ru-RU"/>
+        </w:rPr>
+      </w:pPr>
+      <w:r>
+        <w:rPr>
+          <w:b/>
+          <w:bCs/>
+          <w:szCs w:val="28"/>
+          <w:lang w:val="en-US"/>
+        </w:rPr>
+        <w:t>PostgreSQL</w:t>
+      </w:r>
+      <w:r>
+        <w:rPr>
+          <w:b/>
+          <w:bCs/>
+          <w:szCs w:val="28"/>
+          <w:lang w:val="ru-RU"/>
+        </w:rPr>
+        <w:t xml:space="preserve"> + </w:t>
+      </w:r>
+      <w:r>
+        <w:rPr>
+          <w:b/>
+          <w:bCs/>
+          <w:szCs w:val="28"/>
+          <w:lang w:val="en-US"/>
+        </w:rPr>
+        <w:t>Prisma</w:t>
+      </w:r>
+    </w:p>
+    <w:p>
+      <w:pPr>
+        <w:spacing w:after="0"/>
+        <w:ind w:left="0" w:firstLine="0"/>
+        <w:rPr>
+          <w:szCs w:val="28"/>
+          <w:lang w:val="ru-RU"/>
+        </w:rPr>
+      </w:pPr>
+      <w:r>
+        <w:rPr>
+          <w:szCs w:val="28"/>
+          <w:lang w:val="en-US"/>
+        </w:rPr>
+        <w:t>PostgreSQL</w:t>
+      </w:r>
+      <w:r>
+        <w:rPr>
+          <w:szCs w:val="28"/>
+          <w:lang w:val="ru-RU"/>
+        </w:rPr>
+        <w:t xml:space="preserve"> предоставляет мощные возможности для реляционных данных (курсы, пользователи, прогресс обучения). </w:t>
+      </w:r>
+      <w:r>
+        <w:rPr>
+          <w:szCs w:val="28"/>
+          <w:lang w:val="en-US"/>
+        </w:rPr>
+        <w:t>Prisma</w:t>
+      </w:r>
+      <w:r>
+        <w:rPr>
+          <w:szCs w:val="28"/>
+          <w:lang w:val="ru-RU"/>
+        </w:rPr>
+        <w:t xml:space="preserve"> </w:t>
+      </w:r>
+      <w:r>
+        <w:rPr>
+          <w:szCs w:val="28"/>
+          <w:lang w:val="en-US"/>
+        </w:rPr>
+        <w:t>ORM</w:t>
+      </w:r>
+      <w:r>
+        <w:rPr>
+          <w:szCs w:val="28"/>
+          <w:lang w:val="ru-RU"/>
+        </w:rPr>
+        <w:t xml:space="preserve"> даёт </w:t>
+      </w:r>
+      <w:r>
+        <w:rPr>
+          <w:szCs w:val="28"/>
+          <w:lang w:val="en-US"/>
+        </w:rPr>
+        <w:t>type</w:t>
+      </w:r>
+      <w:r>
+        <w:rPr>
+          <w:szCs w:val="28"/>
+          <w:lang w:val="ru-RU"/>
+        </w:rPr>
+        <w:t>-</w:t>
+      </w:r>
+      <w:r>
+        <w:rPr>
+          <w:szCs w:val="28"/>
+          <w:lang w:val="en-US"/>
+        </w:rPr>
+        <w:t>safe</w:t>
+      </w:r>
+      <w:r>
+        <w:rPr>
+          <w:szCs w:val="28"/>
+          <w:lang w:val="ru-RU"/>
+        </w:rPr>
+        <w:t xml:space="preserve"> доступ к базе данных с автогенерацией типов </w:t>
+      </w:r>
+      <w:r>
+        <w:rPr>
+          <w:szCs w:val="28"/>
+          <w:lang w:val="en-US"/>
+        </w:rPr>
+        <w:t>TypeScript</w:t>
+      </w:r>
+      <w:r>
+        <w:rPr>
+          <w:szCs w:val="28"/>
+          <w:lang w:val="ru-RU"/>
+        </w:rPr>
+        <w:t>. Миграции обеспечивают контролируемую эволюцию схемы данных.</w:t>
+      </w:r>
+    </w:p>
+    <w:p>
+      <w:pPr>
+        <w:spacing w:after="0"/>
+        <w:ind w:left="0" w:firstLine="0"/>
+        <w:rPr>
+          <w:b/>
+          <w:bCs/>
+          <w:szCs w:val="28"/>
+          <w:lang w:val="ru-RU"/>
+        </w:rPr>
+      </w:pPr>
+    </w:p>
+    <w:p>
+      <w:pPr>
+        <w:spacing w:after="0"/>
+        <w:ind w:left="0" w:firstLine="0"/>
+        <w:rPr>
+          <w:b/>
+          <w:bCs/>
+          <w:szCs w:val="28"/>
+          <w:lang w:val="ru-RU"/>
+        </w:rPr>
+      </w:pPr>
+      <w:r>
+        <w:rPr>
+          <w:b/>
+          <w:bCs/>
+          <w:szCs w:val="28"/>
+          <w:lang w:val="en-US"/>
+        </w:rPr>
+        <w:t>Tailwind</w:t>
+      </w:r>
+      <w:r>
+        <w:rPr>
+          <w:b/>
+          <w:bCs/>
+          <w:szCs w:val="28"/>
+          <w:lang w:val="ru-RU"/>
+        </w:rPr>
+        <w:t xml:space="preserve"> </w:t>
+      </w:r>
+      <w:r>
+        <w:rPr>
+          <w:b/>
+          <w:bCs/>
+          <w:szCs w:val="28"/>
+          <w:lang w:val="en-US"/>
+        </w:rPr>
+        <w:t>CSS</w:t>
+      </w:r>
+    </w:p>
+    <w:p>
+      <w:pPr>
+        <w:spacing w:after="0"/>
+        <w:ind w:left="0" w:firstLine="0"/>
+        <w:rPr>
+          <w:szCs w:val="28"/>
+          <w:lang w:val="ru-RU"/>
+        </w:rPr>
+      </w:pPr>
+      <w:r>
+        <w:rPr>
+          <w:szCs w:val="28"/>
+          <w:lang w:val="en-US"/>
+        </w:rPr>
+        <w:t>Utility</w:t>
+      </w:r>
+      <w:r>
+        <w:rPr>
+          <w:szCs w:val="28"/>
+          <w:lang w:val="ru-RU"/>
+        </w:rPr>
+        <w:t>-</w:t>
+      </w:r>
+      <w:r>
+        <w:rPr>
+          <w:szCs w:val="28"/>
+          <w:lang w:val="en-US"/>
+        </w:rPr>
+        <w:t>first</w:t>
+      </w:r>
+      <w:r>
+        <w:rPr>
+          <w:szCs w:val="28"/>
+          <w:lang w:val="ru-RU"/>
+        </w:rPr>
+        <w:t xml:space="preserve"> подход ускоряет создание адаптивного </w:t>
+      </w:r>
+      <w:r>
+        <w:rPr>
+          <w:szCs w:val="28"/>
+          <w:lang w:val="en-US"/>
+        </w:rPr>
+        <w:t>UI</w:t>
+      </w:r>
+      <w:r>
+        <w:rPr>
+          <w:szCs w:val="28"/>
+          <w:lang w:val="ru-RU"/>
+        </w:rPr>
+        <w:t xml:space="preserve"> без написания кастомного </w:t>
+      </w:r>
+      <w:r>
+        <w:rPr>
+          <w:szCs w:val="28"/>
+          <w:lang w:val="en-US"/>
+        </w:rPr>
+        <w:t>CSS</w:t>
+      </w:r>
+      <w:r>
+        <w:rPr>
+          <w:szCs w:val="28"/>
+          <w:lang w:val="ru-RU"/>
+        </w:rPr>
+        <w:t xml:space="preserve">. Встроенная система дизайна обеспечивает консистентность интерфейса. </w:t>
+      </w:r>
+      <w:r>
+        <w:rPr>
+          <w:szCs w:val="28"/>
+          <w:lang w:val="en-US"/>
+        </w:rPr>
+        <w:t>PurgeCSS</w:t>
+      </w:r>
+      <w:r>
+        <w:rPr>
+          <w:szCs w:val="28"/>
+          <w:lang w:val="ru-RU"/>
+        </w:rPr>
+        <w:t xml:space="preserve"> автоматически удаляет неиспользуемые стили, минимизируя размер бандла.</w:t>
+      </w:r>
+    </w:p>
+    <w:p>
+      <w:pPr>
+        <w:spacing w:after="0"/>
+        <w:ind w:left="0" w:firstLine="0"/>
+        <w:jc w:val="left"/>
+        <w:rPr>
+          <w:b/>
+          <w:bCs/>
+          <w:szCs w:val="28"/>
+          <w:lang w:val="ru-RU"/>
+        </w:rPr>
+      </w:pPr>
+    </w:p>
+    <w:p>
+      <w:pPr>
+        <w:spacing w:after="0"/>
+        <w:ind w:left="0" w:firstLine="0"/>
+        <w:jc w:val="left"/>
+        <w:rPr>
+          <w:b/>
+          <w:bCs/>
+          <w:szCs w:val="28"/>
+          <w:lang w:val="ru-RU"/>
+        </w:rPr>
+      </w:pPr>
+    </w:p>
+    <w:p>
+      <w:pPr>
+        <w:spacing w:after="303" w:line="259" w:lineRule="auto"/>
+        <w:ind w:left="5" w:right="347"/>
+        <w:jc w:val="left"/>
+        <w:rPr>
+          <w:szCs w:val="28"/>
+          <w:lang w:val="ru-RU"/>
+        </w:rPr>
+      </w:pPr>
+      <w:r>
+        <w:rPr>
+          <w:b/>
+          <w:szCs w:val="28"/>
+          <w:lang w:val="ru-RU"/>
+        </w:rPr>
+        <w:t xml:space="preserve">Протокол работы:       </w:t>
+      </w:r>
+    </w:p>
+    <w:p>
+      <w:pPr>
+        <w:numPr>
+          <w:ilvl w:val="0"/>
+          <w:numId w:val="4"/>
+        </w:numPr>
+        <w:spacing w:after="27"/>
+        <w:ind w:hanging="306"/>
+        <w:rPr>
+          <w:szCs w:val="28"/>
+          <w:lang w:val="ru-RU"/>
+        </w:rPr>
+      </w:pPr>
+      <w:r>
+        <w:rPr>
+          <w:szCs w:val="28"/>
+          <w:lang w:val="ru-RU"/>
+        </w:rPr>
+        <w:t>Анализ обучающих игр и тренажёров (</w:t>
+      </w:r>
+      <w:r>
+        <w:rPr>
+          <w:szCs w:val="28"/>
+        </w:rPr>
+        <w:t>Google</w:t>
+      </w:r>
+      <w:r>
+        <w:rPr>
+          <w:szCs w:val="28"/>
+          <w:lang w:val="ru-RU"/>
+        </w:rPr>
+        <w:t xml:space="preserve"> “</w:t>
+      </w:r>
+      <w:r>
+        <w:rPr>
+          <w:szCs w:val="28"/>
+        </w:rPr>
+        <w:t>Be</w:t>
+      </w:r>
+      <w:r>
+        <w:rPr>
+          <w:szCs w:val="28"/>
+          <w:lang w:val="ru-RU"/>
+        </w:rPr>
+        <w:t xml:space="preserve"> </w:t>
+      </w:r>
+      <w:r>
+        <w:rPr>
+          <w:szCs w:val="28"/>
+        </w:rPr>
+        <w:t>Internet</w:t>
+      </w:r>
+      <w:r>
+        <w:rPr>
+          <w:szCs w:val="28"/>
+          <w:lang w:val="ru-RU"/>
+        </w:rPr>
+        <w:t xml:space="preserve"> </w:t>
+      </w:r>
+      <w:r>
+        <w:rPr>
+          <w:szCs w:val="28"/>
+        </w:rPr>
+        <w:t>Awesome</w:t>
+      </w:r>
+      <w:r>
+        <w:rPr>
+          <w:szCs w:val="28"/>
+          <w:lang w:val="ru-RU"/>
+        </w:rPr>
+        <w:t xml:space="preserve">”, </w:t>
+      </w:r>
+      <w:r>
+        <w:rPr>
+          <w:szCs w:val="28"/>
+        </w:rPr>
+        <w:t>CyberSmart</w:t>
+      </w:r>
+      <w:r>
+        <w:rPr>
+          <w:szCs w:val="28"/>
+          <w:lang w:val="ru-RU"/>
+        </w:rPr>
+        <w:t xml:space="preserve">, </w:t>
+      </w:r>
+      <w:r>
+        <w:rPr>
+          <w:szCs w:val="28"/>
+        </w:rPr>
+        <w:t>Phish</w:t>
+      </w:r>
+      <w:r>
+        <w:rPr>
+          <w:szCs w:val="28"/>
+          <w:lang w:val="ru-RU"/>
+        </w:rPr>
+        <w:t>.</w:t>
+      </w:r>
+      <w:r>
+        <w:rPr>
+          <w:szCs w:val="28"/>
+        </w:rPr>
+        <w:t>io</w:t>
+      </w:r>
+      <w:r>
+        <w:rPr>
+          <w:szCs w:val="28"/>
+          <w:lang w:val="ru-RU"/>
+        </w:rPr>
+        <w:t xml:space="preserve">); </w:t>
+      </w:r>
+    </w:p>
+    <w:p>
+      <w:pPr>
+        <w:numPr>
+          <w:ilvl w:val="0"/>
+          <w:numId w:val="4"/>
+        </w:numPr>
+        <w:ind w:hanging="306"/>
+        <w:rPr>
+          <w:szCs w:val="28"/>
+          <w:lang w:val="ru-RU"/>
+        </w:rPr>
+      </w:pPr>
+      <w:r>
+        <w:rPr>
+          <w:szCs w:val="28"/>
+          <w:lang w:val="ru-RU"/>
+        </w:rPr>
+        <w:t xml:space="preserve">Проектирование </w:t>
+      </w:r>
+      <w:r>
+        <w:rPr>
+          <w:szCs w:val="28"/>
+          <w:lang w:val="ru-RU"/>
+        </w:rPr>
+        <w:tab/>
+        <w:t xml:space="preserve">базы </w:t>
+      </w:r>
+      <w:r>
+        <w:rPr>
+          <w:szCs w:val="28"/>
+          <w:lang w:val="ru-RU"/>
+        </w:rPr>
+        <w:tab/>
+        <w:t xml:space="preserve">данных </w:t>
+      </w:r>
+      <w:r>
+        <w:rPr>
+          <w:szCs w:val="28"/>
+          <w:lang w:val="ru-RU"/>
+        </w:rPr>
+        <w:tab/>
+        <w:t xml:space="preserve">(таблицы </w:t>
+      </w:r>
+      <w:r>
+        <w:rPr>
+          <w:szCs w:val="28"/>
+          <w:lang w:val="ru-RU"/>
+        </w:rPr>
+        <w:tab/>
+        <w:t xml:space="preserve">пользователей, </w:t>
+      </w:r>
+      <w:r>
+        <w:rPr>
+          <w:szCs w:val="28"/>
+          <w:lang w:val="ru-RU"/>
+        </w:rPr>
+        <w:tab/>
+        <w:t xml:space="preserve">заданий, результатов); </w:t>
+      </w:r>
+    </w:p>
+    <w:p>
+      <w:pPr>
+        <w:numPr>
+          <w:ilvl w:val="0"/>
+          <w:numId w:val="4"/>
+        </w:numPr>
+        <w:ind w:hanging="306"/>
+        <w:rPr>
+          <w:szCs w:val="28"/>
+          <w:lang w:val="ru-RU"/>
+        </w:rPr>
+      </w:pPr>
+      <w:r>
+        <w:rPr>
+          <w:szCs w:val="28"/>
+          <w:lang w:val="ru-RU"/>
+        </w:rPr>
+        <w:t xml:space="preserve">Создание </w:t>
+      </w:r>
+      <w:r>
+        <w:rPr>
+          <w:szCs w:val="28"/>
+        </w:rPr>
+        <w:t>REST</w:t>
+      </w:r>
+      <w:r>
+        <w:rPr>
+          <w:szCs w:val="28"/>
+          <w:lang w:val="ru-RU"/>
+        </w:rPr>
+        <w:t xml:space="preserve"> </w:t>
+      </w:r>
+      <w:r>
+        <w:rPr>
+          <w:szCs w:val="28"/>
+        </w:rPr>
+        <w:t>API</w:t>
+      </w:r>
+      <w:r>
+        <w:rPr>
+          <w:szCs w:val="28"/>
+          <w:lang w:val="ru-RU"/>
+        </w:rPr>
+        <w:t xml:space="preserve"> на </w:t>
+      </w:r>
+      <w:r>
+        <w:rPr>
+          <w:szCs w:val="28"/>
+        </w:rPr>
+        <w:t>NextJS</w:t>
+      </w:r>
+      <w:r>
+        <w:rPr>
+          <w:szCs w:val="28"/>
+          <w:lang w:val="ru-RU"/>
+        </w:rPr>
+        <w:t xml:space="preserve"> (регистрация, логин, сохранение прогресса); </w:t>
+      </w:r>
+    </w:p>
+    <w:p>
+      <w:pPr>
+        <w:numPr>
+          <w:ilvl w:val="0"/>
+          <w:numId w:val="4"/>
+        </w:numPr>
+        <w:ind w:hanging="306"/>
+        <w:rPr>
+          <w:szCs w:val="28"/>
+          <w:lang w:val="ru-RU"/>
+        </w:rPr>
+      </w:pPr>
+      <w:r>
+        <w:rPr>
+          <w:szCs w:val="28"/>
+          <w:lang w:val="ru-RU"/>
+        </w:rPr>
+        <w:t xml:space="preserve">Разработка фронтенда на </w:t>
+      </w:r>
+      <w:r>
+        <w:rPr>
+          <w:szCs w:val="28"/>
+        </w:rPr>
+        <w:t>NextJS</w:t>
+      </w:r>
+      <w:r>
+        <w:rPr>
+          <w:szCs w:val="28"/>
+          <w:lang w:val="ru-RU"/>
+        </w:rPr>
+        <w:t xml:space="preserve"> : интерфейс обучения и тестов; </w:t>
+      </w:r>
+    </w:p>
+    <w:p>
+      <w:pPr>
+        <w:numPr>
+          <w:ilvl w:val="0"/>
+          <w:numId w:val="4"/>
+        </w:numPr>
+        <w:ind w:hanging="306"/>
+        <w:rPr>
+          <w:szCs w:val="28"/>
+          <w:lang w:val="ru-RU"/>
+        </w:rPr>
+      </w:pPr>
+      <w:r>
+        <w:rPr>
+          <w:szCs w:val="28"/>
+          <w:lang w:val="ru-RU"/>
+        </w:rPr>
+        <w:t xml:space="preserve">Добавление игрового функционала: очки, уровни, таймеры; </w:t>
+      </w:r>
+    </w:p>
+    <w:p>
+      <w:pPr>
+        <w:numPr>
+          <w:ilvl w:val="0"/>
+          <w:numId w:val="4"/>
+        </w:numPr>
+        <w:ind w:hanging="306"/>
+        <w:rPr>
+          <w:szCs w:val="28"/>
+        </w:rPr>
+      </w:pPr>
+      <w:r>
+        <w:rPr>
+          <w:szCs w:val="28"/>
+        </w:rPr>
+        <w:t xml:space="preserve">Интеграция backend и frontend; </w:t>
+      </w:r>
+    </w:p>
+    <w:p>
+      <w:pPr>
+        <w:numPr>
+          <w:ilvl w:val="0"/>
+          <w:numId w:val="4"/>
+        </w:numPr>
+        <w:ind w:hanging="306"/>
+        <w:rPr>
+          <w:szCs w:val="28"/>
+          <w:lang w:val="ru-RU"/>
+        </w:rPr>
+      </w:pPr>
+      <w:r>
+        <w:rPr>
+          <w:szCs w:val="28"/>
+          <w:lang w:val="ru-RU"/>
+        </w:rPr>
+        <w:t xml:space="preserve">Тестирование, отладка и проверка корректности данных; </w:t>
+      </w:r>
+    </w:p>
+    <w:p>
+      <w:pPr>
+        <w:numPr>
+          <w:ilvl w:val="0"/>
+          <w:numId w:val="4"/>
+        </w:numPr>
+        <w:spacing w:after="264"/>
+        <w:ind w:hanging="306"/>
+        <w:rPr>
+          <w:szCs w:val="28"/>
+          <w:lang w:val="ru-RU"/>
+        </w:rPr>
+      </w:pPr>
+      <w:r>
+        <w:rPr>
+          <w:szCs w:val="28"/>
+          <w:lang w:val="ru-RU"/>
+        </w:rPr>
+        <w:t xml:space="preserve">Проведение апробации среди учеников школы. </w:t>
+      </w:r>
+    </w:p>
+    <w:p>
+      <w:pPr>
+        <w:spacing w:after="343" w:line="259" w:lineRule="auto"/>
+        <w:ind w:left="50" w:firstLine="0"/>
+        <w:jc w:val="left"/>
+        <w:rPr>
+          <w:szCs w:val="28"/>
+          <w:lang w:val="ru-RU"/>
+        </w:rPr>
+      </w:pPr>
+      <w:r>
+        <w:rPr>
+          <w:szCs w:val="28"/>
+          <w:lang w:val="ru-RU"/>
+        </w:rPr>
+        <w:t xml:space="preserve">    </w:t>
+      </w:r>
+    </w:p>
+    <w:p>
+      <w:pPr>
+        <w:pStyle w:val="Heading1"/>
+        <w:numPr>
+          <w:ilvl w:val="0"/>
+          <w:numId w:val="10"/>
+        </w:numPr>
+        <w:tabs>
+          <w:tab w:val="center" w:pos="1031"/>
+          <w:tab w:val="center" w:pos="5218"/>
+        </w:tabs>
+        <w:rPr>
+          <w:szCs w:val="28"/>
+          <w:lang w:val="ru-RU"/>
+        </w:rPr>
+      </w:pPr>
+      <w:bookmarkStart w:id="3" w:name="_Toc220448925"/>
+      <w:r>
+        <w:rPr>
+          <w:szCs w:val="28"/>
+          <w:lang w:val="ru-RU"/>
+        </w:rPr>
+        <w:t>Результаты работы и их проверка (испытания, апробация)</w:t>
+      </w:r>
+      <w:bookmarkEnd w:id="3"/>
+    </w:p>
+    <w:p>
+      <w:pPr>
+        <w:ind w:left="20" w:firstLine="565"/>
+        <w:rPr>
+          <w:szCs w:val="28"/>
+          <w:lang w:val="ru-RU"/>
+        </w:rPr>
+      </w:pPr>
+      <w:r>
+        <w:rPr>
+          <w:szCs w:val="28"/>
+          <w:lang w:val="ru-RU"/>
+        </w:rPr>
+        <w:t xml:space="preserve">В результате выполненной работы создано веб-приложение </w:t>
+      </w:r>
+      <w:r>
+        <w:rPr>
+          <w:b/>
+          <w:szCs w:val="28"/>
+        </w:rPr>
+        <w:t>SafeNet</w:t>
+      </w:r>
+      <w:r>
+        <w:rPr>
+          <w:szCs w:val="28"/>
+          <w:lang w:val="ru-RU"/>
+        </w:rPr>
+        <w:t xml:space="preserve"> — тренажёр по кибербезопасности. </w:t>
+      </w:r>
+    </w:p>
+    <w:p>
+      <w:pPr>
+        <w:spacing w:after="0" w:line="259" w:lineRule="auto"/>
+        <w:ind w:left="585" w:firstLine="0"/>
+        <w:jc w:val="left"/>
+        <w:rPr>
+          <w:szCs w:val="28"/>
+          <w:lang w:val="ru-RU"/>
+        </w:rPr>
+      </w:pPr>
+      <w:r>
+        <w:rPr>
+          <w:szCs w:val="28"/>
+          <w:lang w:val="ru-RU"/>
+        </w:rPr>
+        <w:t xml:space="preserve"> </w:t>
+      </w:r>
+    </w:p>
+    <w:p>
+      <w:pPr>
+        <w:spacing w:after="0" w:line="259" w:lineRule="auto"/>
+        <w:ind w:left="580"/>
+        <w:jc w:val="left"/>
+        <w:rPr>
+          <w:szCs w:val="28"/>
+        </w:rPr>
+      </w:pPr>
+      <w:r>
+        <w:rPr>
+          <w:szCs w:val="28"/>
+          <w:u w:val="single" w:color="000000"/>
+        </w:rPr>
+        <w:t>Основные функции:</w:t>
+      </w:r>
+      <w:r>
+        <w:rPr>
+          <w:szCs w:val="28"/>
+        </w:rPr>
+        <w:t xml:space="preserve">    </w:t>
+      </w:r>
+    </w:p>
+    <w:p>
+      <w:pPr>
+        <w:numPr>
+          <w:ilvl w:val="0"/>
+          <w:numId w:val="5"/>
+        </w:numPr>
+        <w:ind w:hanging="360"/>
+        <w:rPr>
+          <w:szCs w:val="28"/>
+        </w:rPr>
+      </w:pPr>
+      <w:r>
+        <w:rPr>
+          <w:szCs w:val="28"/>
+        </w:rPr>
+        <w:t xml:space="preserve">регистрация и авторизация пользователей; </w:t>
+      </w:r>
+    </w:p>
+    <w:p>
+      <w:pPr>
+        <w:numPr>
+          <w:ilvl w:val="0"/>
+          <w:numId w:val="5"/>
+        </w:numPr>
+        <w:ind w:hanging="360"/>
+        <w:rPr>
+          <w:szCs w:val="28"/>
+          <w:lang w:val="ru-RU"/>
+        </w:rPr>
+      </w:pPr>
+      <w:r>
+        <w:rPr>
+          <w:szCs w:val="28"/>
+          <w:lang w:val="ru-RU"/>
+        </w:rPr>
+        <w:t xml:space="preserve">выполнение интерактивных заданий по распознаванию угроз; </w:t>
+      </w:r>
+    </w:p>
+    <w:p>
+      <w:pPr>
+        <w:numPr>
+          <w:ilvl w:val="0"/>
+          <w:numId w:val="5"/>
+        </w:numPr>
+        <w:ind w:hanging="360"/>
+        <w:rPr>
+          <w:szCs w:val="28"/>
+        </w:rPr>
+      </w:pPr>
+      <w:r>
+        <w:rPr>
+          <w:szCs w:val="28"/>
+        </w:rPr>
+        <w:t xml:space="preserve">сохранение результатов и статистики; </w:t>
+      </w:r>
+    </w:p>
+    <w:p>
+      <w:pPr>
+        <w:numPr>
+          <w:ilvl w:val="0"/>
+          <w:numId w:val="5"/>
+        </w:numPr>
+        <w:ind w:hanging="360"/>
+        <w:rPr>
+          <w:szCs w:val="28"/>
+          <w:lang w:val="ru-RU"/>
+        </w:rPr>
+      </w:pPr>
+      <w:r>
+        <w:rPr>
+          <w:szCs w:val="28"/>
+          <w:lang w:val="ru-RU"/>
+        </w:rPr>
+        <w:t xml:space="preserve">система баллов, рейтингов и уровней; </w:t>
+      </w:r>
+    </w:p>
+    <w:p>
+      <w:pPr>
+        <w:numPr>
+          <w:ilvl w:val="0"/>
+          <w:numId w:val="5"/>
+        </w:numPr>
+        <w:ind w:hanging="360"/>
+        <w:rPr>
+          <w:szCs w:val="28"/>
+          <w:lang w:val="ru-RU"/>
+        </w:rPr>
+      </w:pPr>
+      <w:r>
+        <w:rPr>
+          <w:szCs w:val="28"/>
+          <w:lang w:val="ru-RU"/>
+        </w:rPr>
+        <w:t xml:space="preserve">адаптивный интерфейс под мобильные устройства. </w:t>
+      </w:r>
+    </w:p>
+    <w:p>
+      <w:pPr>
+        <w:spacing w:after="0" w:line="259" w:lineRule="auto"/>
+        <w:ind w:left="585" w:firstLine="0"/>
+        <w:jc w:val="left"/>
+        <w:rPr>
+          <w:szCs w:val="28"/>
+          <w:lang w:val="ru-RU"/>
+        </w:rPr>
+      </w:pPr>
+      <w:r>
+        <w:rPr>
+          <w:szCs w:val="28"/>
+          <w:lang w:val="ru-RU"/>
+        </w:rPr>
+        <w:t xml:space="preserve"> </w:t>
+      </w:r>
+    </w:p>
+    <w:p>
+      <w:pPr>
+        <w:spacing w:after="0" w:line="259" w:lineRule="auto"/>
+        <w:ind w:left="580"/>
+        <w:jc w:val="left"/>
+        <w:rPr>
+          <w:szCs w:val="28"/>
+          <w:lang w:val="ru-RU"/>
+        </w:rPr>
+      </w:pPr>
+      <w:r>
+        <w:rPr>
+          <w:szCs w:val="28"/>
+          <w:u w:val="single" w:color="000000"/>
+          <w:lang w:val="ru-RU"/>
+        </w:rPr>
+        <w:t>Проверка и испытания:</w:t>
+      </w:r>
+      <w:r>
+        <w:rPr>
+          <w:szCs w:val="28"/>
+          <w:lang w:val="ru-RU"/>
+        </w:rPr>
+        <w:t xml:space="preserve">    </w:t>
+      </w:r>
+    </w:p>
+    <w:p>
+      <w:pPr>
+        <w:ind w:left="595"/>
+        <w:rPr>
+          <w:szCs w:val="28"/>
+          <w:lang w:val="ru-RU"/>
+        </w:rPr>
+      </w:pPr>
+      <w:r>
+        <w:rPr>
+          <w:szCs w:val="28"/>
+          <w:lang w:val="ru-RU"/>
+        </w:rPr>
+        <w:t xml:space="preserve">Приложение протестировано в браузерах </w:t>
+      </w:r>
+      <w:r>
+        <w:rPr>
+          <w:szCs w:val="28"/>
+        </w:rPr>
+        <w:t>Chrome</w:t>
+      </w:r>
+      <w:r>
+        <w:rPr>
+          <w:szCs w:val="28"/>
+          <w:lang w:val="ru-RU"/>
+        </w:rPr>
+        <w:t xml:space="preserve"> и </w:t>
+      </w:r>
+      <w:r>
+        <w:rPr>
+          <w:szCs w:val="28"/>
+        </w:rPr>
+        <w:t>Safari</w:t>
+      </w:r>
+      <w:r>
+        <w:rPr>
+          <w:szCs w:val="28"/>
+          <w:lang w:val="ru-RU"/>
+        </w:rPr>
+        <w:t xml:space="preserve">; </w:t>
+      </w:r>
+    </w:p>
+    <w:p>
+      <w:pPr>
+        <w:ind w:left="595"/>
+        <w:rPr>
+          <w:szCs w:val="28"/>
+          <w:lang w:val="ru-RU"/>
+        </w:rPr>
+      </w:pPr>
+      <w:r>
+        <w:rPr>
+          <w:szCs w:val="28"/>
+          <w:lang w:val="ru-RU"/>
+        </w:rPr>
+        <w:t xml:space="preserve">Проверено на 10 тестовых пользователях — ошибки не выявлены; </w:t>
+      </w:r>
+    </w:p>
+    <w:p>
+      <w:pPr>
+        <w:ind w:left="595"/>
+        <w:rPr>
+          <w:szCs w:val="28"/>
+          <w:lang w:val="ru-RU"/>
+        </w:rPr>
+      </w:pPr>
+      <w:r>
+        <w:rPr>
+          <w:szCs w:val="28"/>
+          <w:lang w:val="ru-RU"/>
+        </w:rPr>
+        <w:t xml:space="preserve">Средняя оценка удобства — 4.9/5; </w:t>
+      </w:r>
+    </w:p>
+    <w:p>
+      <w:pPr>
+        <w:ind w:left="20" w:firstLine="565"/>
+        <w:rPr>
+          <w:szCs w:val="28"/>
+          <w:lang w:val="ru-RU"/>
+        </w:rPr>
+      </w:pPr>
+      <w:r>
+        <w:rPr>
+          <w:szCs w:val="28"/>
+          <w:lang w:val="ru-RU"/>
+        </w:rPr>
+        <w:t>85% участников отметили, что стали лучше распознавать фишинг и мошенничество.</w:t>
+      </w:r>
+    </w:p>
+    <w:p>
+      <w:pPr>
+        <w:ind w:left="20" w:firstLine="565"/>
+        <w:rPr>
+          <w:szCs w:val="28"/>
+          <w:lang w:val="ru-RU"/>
+        </w:rPr>
+      </w:pPr>
+    </w:p>
+    <w:p>
+      <w:pPr>
+        <w:ind w:left="20" w:firstLine="565"/>
+        <w:jc w:val="center"/>
+        <w:rPr>
+          <w:szCs w:val="28"/>
+          <w:lang w:val="ru-RU"/>
+        </w:rPr>
+      </w:pPr>
+      <w:r>
+        <w:rPr>
+          <w:noProof/>
+          <w:szCs w:val="28"/>
+          <w:lang w:val="ru-RU"/>
+        </w:rPr>
+        <w:lastRenderedPageBreak/>
+        <w:drawing>
+          <wp:inline distT="0" distB="0" distL="0" distR="0" wp14:anchorId="12F88E7D" wp14:editId="2B927B7E">
+            <wp:extent cx="5045241" cy="2885259"/>
+            <wp:effectExtent l="0" t="0" r="5715" b="3175"/>
+            <wp:docPr id="1746347209" name="Рисунок 2"/>
+            <wp:cNvGraphicFramePr>
+              <a:graphicFrameLocks xmlns:a="http://schemas.openxmlformats.org/drawingml/2006/main" noChangeAspect="1"/>
+            </wp:cNvGraphicFramePr>
+            <a:graphic xmlns:a="http://schemas.openxmlformats.org/drawingml/2006/main">
+              <a:graphicData uri="http://schemas.openxmlformats.org/drawingml/2006/picture">
+                <pic:pic xmlns:pic="http://schemas.openxmlformats.org/drawingml/2006/picture">
+                  <pic:nvPicPr>
+                    <pic:cNvPr id="1746347209" name="Рисунок 1746347209"/>
+                    <pic:cNvPicPr/>
+                  </pic:nvPicPr>
+                  <pic:blipFill>
+                    <a:blip r:embed="rId15" cstate="print">
+                      <a:extLst>
+                        <a:ext uri="{28A0092B-C50C-407E-A947-70E740481C1C}">
+                          <a14:useLocalDpi xmlns:a14="http://schemas.microsoft.com/office/drawing/2010/main" val="0"/>
+                        </a:ext>
+                      </a:extLst>
+                    </a:blip>
+                    <a:stretch>
+                      <a:fillRect/>
+                    </a:stretch>
+                  </pic:blipFill>
+                  <pic:spPr>
+                    <a:xfrm>
+                      <a:off x="0" y="0"/>
+                      <a:ext cx="5045241" cy="2885259"/>
+                    </a:xfrm>
+                    <a:prstGeom prst="rect">
+                      <a:avLst/>
+                    </a:prstGeom>
+                  </pic:spPr>
+                </pic:pic>
+              </a:graphicData>
+            </a:graphic>
+          </wp:inline>
+        </w:drawing>
+      </w:r>
+    </w:p>
+    <w:p>
+      <w:pPr>
         <w:spacing w:after="349" w:line="259" w:lineRule="auto"/>
         <w:ind w:left="410" w:firstLine="0"/>
         <w:jc w:val="left"/>
         <w:rPr>
-          <w:lang w:val="ru-RU"/>
-        </w:rPr>
-      </w:pPr>
-      <w:r>
-        <w:rPr>
+          <w:szCs w:val="28"/>
+          <w:lang w:val="ru-RU"/>
+        </w:rPr>
+      </w:pPr>
+      <w:r>
+        <w:rPr>
+          <w:szCs w:val="28"/>
           <w:lang w:val="ru-RU"/>
         </w:rPr>
         <w:t xml:space="preserve">   </w:t>
@@ -3727,203 +4583,20 @@
           <w:tab w:val="center" w:pos="5217"/>
         </w:tabs>
         <w:rPr>
+          <w:szCs w:val="28"/>
           <w:lang w:val="ru-RU"/>
         </w:rPr>
       </w:pPr>
       <w:bookmarkStart w:id="4" w:name="_Toc220448926"/>
-      <w:r>
-        <w:rPr>
-          <w:lang w:val="ru-RU"/>
-        </w:rPr>
-        <w:lastRenderedPageBreak/>
+      <w:bookmarkStart w:id="5" w:name="_Hlk221229384"/>
+      <w:r>
+        <w:rPr>
+          <w:szCs w:val="28"/>
+          <w:lang w:val="ru-RU"/>
+        </w:rPr>
         <w:t>Выводы и перспективы дальнейшей работы</w:t>
       </w:r>
       <w:bookmarkEnd w:id="4"/>
-    </w:p>
-    <w:p>
-      <w:pPr>
-        <w:ind w:left="20"/>
-        <w:rPr>
-          <w:lang w:val="ru-RU"/>
-        </w:rPr>
-      </w:pPr>
-      <w:r>
-        <w:rPr>
-          <w:lang w:val="ru-RU"/>
-        </w:rPr>
-        <w:t xml:space="preserve">В ходе проекта:    </w:t>
-      </w:r>
-    </w:p>
-    <w:p>
-      <w:pPr>
-        <w:ind w:left="375" w:right="1415"/>
-        <w:rPr>
-          <w:lang w:val="ru-RU"/>
-        </w:rPr>
-      </w:pPr>
-      <w:r>
-        <w:rPr>
-          <w:lang w:val="ru-RU"/>
-        </w:rPr>
-        <w:t>1.</w:t>
-      </w:r>
-      <w:r>
-        <w:rPr>
-          <w:rFonts w:ascii="Arial" w:eastAsia="Arial" w:hAnsi="Arial" w:cs="Arial"/>
-          <w:lang w:val="ru-RU"/>
-        </w:rPr>
-        <w:t xml:space="preserve"> </w:t>
-      </w:r>
-      <w:r>
-        <w:rPr>
-          <w:lang w:val="ru-RU"/>
-        </w:rPr>
-        <w:t>Разработан интерактивный тренажёр по кибербезопасности; 2.</w:t>
-      </w:r>
-      <w:r>
-        <w:rPr>
-          <w:rFonts w:ascii="Arial" w:eastAsia="Arial" w:hAnsi="Arial" w:cs="Arial"/>
-          <w:lang w:val="ru-RU"/>
-        </w:rPr>
-        <w:t xml:space="preserve"> </w:t>
-      </w:r>
-      <w:r>
-        <w:rPr>
-          <w:lang w:val="ru-RU"/>
-        </w:rPr>
-        <w:t xml:space="preserve">Реализованы функции обучения, тестирования и геймификации; </w:t>
-      </w:r>
-    </w:p>
-    <w:p>
-      <w:pPr>
-        <w:ind w:left="375"/>
-        <w:rPr>
-          <w:lang w:val="ru-RU"/>
-        </w:rPr>
-      </w:pPr>
-      <w:r>
-        <w:rPr>
-          <w:lang w:val="ru-RU"/>
-        </w:rPr>
-        <w:t>3.</w:t>
-      </w:r>
-      <w:r>
-        <w:rPr>
-          <w:rFonts w:ascii="Arial" w:eastAsia="Arial" w:hAnsi="Arial" w:cs="Arial"/>
-          <w:lang w:val="ru-RU"/>
-        </w:rPr>
-        <w:t xml:space="preserve"> </w:t>
-      </w:r>
-      <w:r>
-        <w:rPr>
-          <w:lang w:val="ru-RU"/>
-        </w:rPr>
-        <w:t xml:space="preserve">Проведено тестирование и апробация среди школьников. </w:t>
-      </w:r>
-    </w:p>
-    <w:p>
-      <w:pPr>
-        <w:spacing w:after="0" w:line="259" w:lineRule="auto"/>
-        <w:ind w:left="585" w:firstLine="0"/>
-        <w:jc w:val="left"/>
-        <w:rPr>
-          <w:lang w:val="ru-RU"/>
-        </w:rPr>
-      </w:pPr>
-      <w:r>
-        <w:rPr>
-          <w:lang w:val="ru-RU"/>
-        </w:rPr>
-        <w:t xml:space="preserve"> </w:t>
-      </w:r>
-    </w:p>
-    <w:p>
-      <w:pPr>
-        <w:ind w:left="595"/>
-      </w:pPr>
-      <w:r>
-        <w:t xml:space="preserve">Перспективы развития:    </w:t>
-      </w:r>
-    </w:p>
-    <w:p>
-      <w:pPr>
-        <w:numPr>
-          <w:ilvl w:val="0"/>
-          <w:numId w:val="6"/>
-        </w:numPr>
-        <w:ind w:hanging="361"/>
-        <w:rPr>
-          <w:lang w:val="ru-RU"/>
-        </w:rPr>
-      </w:pPr>
-      <w:r>
-        <w:rPr>
-          <w:lang w:val="ru-RU"/>
-        </w:rPr>
-        <w:t xml:space="preserve">Добавление новых сценариев и видов угроз (соцсети, банковские приложения); </w:t>
-      </w:r>
-    </w:p>
-    <w:p>
-      <w:pPr>
-        <w:numPr>
-          <w:ilvl w:val="0"/>
-          <w:numId w:val="6"/>
-        </w:numPr>
-        <w:ind w:hanging="361"/>
-        <w:rPr>
-          <w:lang w:val="ru-RU"/>
-        </w:rPr>
-      </w:pPr>
-      <w:r>
-        <w:rPr>
-          <w:lang w:val="ru-RU"/>
-        </w:rPr>
-        <w:t xml:space="preserve">Реализация системы достижений и наград; </w:t>
-      </w:r>
-    </w:p>
-    <w:p>
-      <w:pPr>
-        <w:numPr>
-          <w:ilvl w:val="0"/>
-          <w:numId w:val="6"/>
-        </w:numPr>
-        <w:ind w:hanging="361"/>
-        <w:rPr>
-          <w:lang w:val="ru-RU"/>
-        </w:rPr>
-      </w:pPr>
-      <w:r>
-        <w:rPr>
-          <w:lang w:val="ru-RU"/>
-        </w:rPr>
-        <w:t xml:space="preserve">Интеграция с </w:t>
-      </w:r>
-      <w:r>
-        <w:t>API</w:t>
-      </w:r>
-      <w:r>
-        <w:rPr>
-          <w:lang w:val="ru-RU"/>
-        </w:rPr>
-        <w:t xml:space="preserve"> антивирусных баз и проверкой реальных ссылок. </w:t>
-      </w:r>
-    </w:p>
-    <w:p>
-      <w:pPr>
-        <w:spacing w:after="0" w:line="259" w:lineRule="auto"/>
-        <w:ind w:left="10" w:firstLine="0"/>
-        <w:jc w:val="left"/>
-        <w:rPr>
-          <w:lang w:val="ru-RU"/>
-        </w:rPr>
-      </w:pPr>
-      <w:r>
-        <w:rPr>
-          <w:sz w:val="24"/>
-          <w:lang w:val="ru-RU"/>
-        </w:rPr>
-        <w:t xml:space="preserve"> </w:t>
-      </w:r>
     </w:p>
     <w:p>
       <w:pPr>
@@ -3931,17 +4604,44 @@
         <w:ind w:left="10" w:firstLine="0"/>
         <w:jc w:val="left"/>
         <w:rPr>
-          <w:sz w:val="24"/>
-          <w:lang w:val="ru-RU"/>
-        </w:rPr>
-      </w:pPr>
-      <w:r>
-        <w:rPr>
-          <w:sz w:val="24"/>
-          <w:lang w:val="ru-RU"/>
-        </w:rPr>
-        <w:t xml:space="preserve"> </w:t>
-      </w:r>
+          <w:szCs w:val="28"/>
+          <w:lang w:val="ru-RU"/>
+        </w:rPr>
+      </w:pPr>
+      <w:r>
+        <w:rPr>
+          <w:szCs w:val="28"/>
+          <w:lang w:val="ru-RU"/>
+        </w:rPr>
+        <w:t xml:space="preserve">В ходе реализации проекта был успешно разработан интерактивный веб-тренажёр </w:t>
+      </w:r>
+      <w:r>
+        <w:rPr>
+          <w:szCs w:val="28"/>
+        </w:rPr>
+        <w:t>SafeNet</w:t>
+      </w:r>
+      <w:r>
+        <w:rPr>
+          <w:szCs w:val="28"/>
+          <w:lang w:val="ru-RU"/>
+        </w:rPr>
+        <w:t xml:space="preserve">, который сочетает обучение кибербезопасности с практическими симуляциями угроз, такими как фишинг и вредоносные сайты. Реализованы ключевые функции, включая систему обучения через уровни, тестирование знаний, геймификацию с баллами и рейтингами, а также хранение результатов в </w:t>
+      </w:r>
+      <w:r>
+        <w:rPr>
+          <w:szCs w:val="28"/>
+        </w:rPr>
+        <w:t>PostgreSQL</w:t>
+      </w:r>
+      <w:r>
+        <w:rPr>
+          <w:szCs w:val="28"/>
+          <w:lang w:val="ru-RU"/>
+        </w:rPr>
+        <w:t xml:space="preserve"> для персонализированной статистики. Тестирование и апробация среди школьников школы №1560 показали эффективность: 85% пользователей отметили повышение осведомлённости о угрозах после прохождения.</w:t>
+      </w:r>
+      <w:bookmarkEnd w:id="5"/>
     </w:p>
     <w:p>
       <w:pPr>
@@ -3949,7 +4649,7 @@
         <w:ind w:left="10" w:firstLine="0"/>
         <w:jc w:val="left"/>
         <w:rPr>
-          <w:sz w:val="24"/>
+          <w:szCs w:val="28"/>
           <w:lang w:val="ru-RU"/>
         </w:rPr>
       </w:pPr>
@@ -3960,40 +4660,257 @@
         <w:ind w:left="10" w:firstLine="0"/>
         <w:jc w:val="left"/>
         <w:rPr>
-          <w:sz w:val="24"/>
-          <w:lang w:val="ru-RU"/>
-        </w:rPr>
-      </w:pPr>
-    </w:p>
-    <w:p>
-      <w:pPr>
+          <w:b/>
+          <w:bCs/>
+          <w:szCs w:val="28"/>
+          <w:lang w:val="ru-RU"/>
+        </w:rPr>
+      </w:pPr>
+      <w:r>
+        <w:rPr>
+          <w:b/>
+          <w:bCs/>
+          <w:szCs w:val="28"/>
+          <w:lang w:val="ru-RU"/>
+        </w:rPr>
+        <w:t>Достигнутые результаты</w:t>
+      </w:r>
+    </w:p>
+    <w:p>
+      <w:pPr>
+        <w:pStyle w:val="ListParagraph"/>
+        <w:numPr>
+          <w:ilvl w:val="0"/>
+          <w:numId w:val="12"/>
+        </w:numPr>
         <w:spacing w:after="53" w:line="259" w:lineRule="auto"/>
-        <w:ind w:left="10" w:firstLine="0"/>
+        <w:ind w:left="720"/>
         <w:jc w:val="left"/>
         <w:rPr>
-          <w:sz w:val="24"/>
-          <w:lang w:val="ru-RU"/>
-        </w:rPr>
-      </w:pPr>
-    </w:p>
-    <w:p>
-      <w:pPr>
+          <w:color w:val="auto"/>
+          <w:kern w:val="0"/>
+          <w:szCs w:val="28"/>
+          <w:lang w:val="ru-RU" w:eastAsia="en-US"/>
+          <w14:ligatures w14:val="none"/>
+        </w:rPr>
+      </w:pPr>
+      <w:r>
+        <w:rPr>
+          <w:color w:val="auto"/>
+          <w:kern w:val="0"/>
+          <w:szCs w:val="28"/>
+          <w:lang w:val="ru-RU" w:eastAsia="en-US"/>
+          <w14:ligatures w14:val="none"/>
+        </w:rPr>
+        <w:t xml:space="preserve">Проект решил проблему отсутствия практических тренажёров для школьников, предоставив адаптивный интерфейс на </w:t>
+      </w:r>
+      <w:r>
+        <w:rPr>
+          <w:color w:val="auto"/>
+          <w:kern w:val="0"/>
+          <w:szCs w:val="28"/>
+          <w:lang w:val="en-US" w:eastAsia="en-US"/>
+          <w14:ligatures w14:val="none"/>
+        </w:rPr>
+        <w:t>NextJS</w:t>
+      </w:r>
+      <w:r>
+        <w:rPr>
+          <w:color w:val="auto"/>
+          <w:kern w:val="0"/>
+          <w:szCs w:val="28"/>
+          <w:lang w:val="ru-RU" w:eastAsia="en-US"/>
+          <w14:ligatures w14:val="none"/>
+        </w:rPr>
+        <w:t xml:space="preserve"> и </w:t>
+      </w:r>
+      <w:r>
+        <w:rPr>
+          <w:color w:val="auto"/>
+          <w:kern w:val="0"/>
+          <w:szCs w:val="28"/>
+          <w:lang w:val="en-US" w:eastAsia="en-US"/>
+          <w14:ligatures w14:val="none"/>
+        </w:rPr>
+        <w:t>Tailwind</w:t>
+      </w:r>
+      <w:r>
+        <w:rPr>
+          <w:color w:val="auto"/>
+          <w:kern w:val="0"/>
+          <w:szCs w:val="28"/>
+          <w:lang w:val="ru-RU" w:eastAsia="en-US"/>
+          <w14:ligatures w14:val="none"/>
+        </w:rPr>
+        <w:t xml:space="preserve"> </w:t>
+      </w:r>
+      <w:r>
+        <w:rPr>
+          <w:color w:val="auto"/>
+          <w:kern w:val="0"/>
+          <w:szCs w:val="28"/>
+          <w:lang w:val="en-US" w:eastAsia="en-US"/>
+          <w14:ligatures w14:val="none"/>
+        </w:rPr>
+        <w:t>CSS</w:t>
+      </w:r>
+      <w:r>
+        <w:rPr>
+          <w:color w:val="auto"/>
+          <w:kern w:val="0"/>
+          <w:szCs w:val="28"/>
+          <w:lang w:val="ru-RU" w:eastAsia="en-US"/>
+          <w14:ligatures w14:val="none"/>
+        </w:rPr>
+        <w:t>, работающий на мобильных устройства</w:t>
+      </w:r>
+      <w:r>
+        <w:rPr>
+          <w:color w:val="auto"/>
+          <w:kern w:val="0"/>
+          <w:szCs w:val="28"/>
+          <w:lang w:val="en-US" w:eastAsia="en-US"/>
+          <w14:ligatures w14:val="none"/>
+        </w:rPr>
+        <w:t>x</w:t>
+      </w:r>
+      <w:r>
+        <w:rPr>
+          <w:color w:val="auto"/>
+          <w:kern w:val="0"/>
+          <w:szCs w:val="28"/>
+          <w:lang w:val="ru-RU" w:eastAsia="en-US"/>
+          <w14:ligatures w14:val="none"/>
+        </w:rPr>
+        <w:t>.</w:t>
+      </w:r>
+    </w:p>
+    <w:p>
+      <w:pPr>
+        <w:pStyle w:val="ListParagraph"/>
+        <w:numPr>
+          <w:ilvl w:val="0"/>
+          <w:numId w:val="12"/>
+        </w:numPr>
         <w:spacing w:after="53" w:line="259" w:lineRule="auto"/>
-        <w:ind w:left="10" w:firstLine="0"/>
+        <w:ind w:left="720"/>
         <w:jc w:val="left"/>
         <w:rPr>
-          <w:sz w:val="24"/>
-          <w:lang w:val="ru-RU"/>
-        </w:rPr>
-      </w:pPr>
+          <w:color w:val="auto"/>
+          <w:kern w:val="0"/>
+          <w:szCs w:val="28"/>
+          <w:lang w:val="en-US" w:eastAsia="en-US"/>
+          <w14:ligatures w14:val="none"/>
+        </w:rPr>
+      </w:pPr>
+      <w:r>
+        <w:rPr>
+          <w:color w:val="auto"/>
+          <w:kern w:val="0"/>
+          <w:szCs w:val="28"/>
+          <w:lang w:val="ru-RU" w:eastAsia="en-US"/>
+          <w14:ligatures w14:val="none"/>
+        </w:rPr>
+        <w:t xml:space="preserve">Интеграция </w:t>
+      </w:r>
+      <w:r>
+        <w:rPr>
+          <w:color w:val="auto"/>
+          <w:kern w:val="0"/>
+          <w:szCs w:val="28"/>
+          <w:lang w:val="en-US" w:eastAsia="en-US"/>
+          <w14:ligatures w14:val="none"/>
+        </w:rPr>
+        <w:t>backend</w:t>
+      </w:r>
+      <w:r>
+        <w:rPr>
+          <w:color w:val="auto"/>
+          <w:kern w:val="0"/>
+          <w:szCs w:val="28"/>
+          <w:lang w:val="ru-RU" w:eastAsia="en-US"/>
+          <w14:ligatures w14:val="none"/>
+        </w:rPr>
+        <w:t xml:space="preserve"> на </w:t>
+      </w:r>
+      <w:r>
+        <w:rPr>
+          <w:color w:val="auto"/>
+          <w:kern w:val="0"/>
+          <w:szCs w:val="28"/>
+          <w:lang w:val="en-US" w:eastAsia="en-US"/>
+          <w14:ligatures w14:val="none"/>
+        </w:rPr>
+        <w:t>NestJS</w:t>
+      </w:r>
+      <w:r>
+        <w:rPr>
+          <w:color w:val="auto"/>
+          <w:kern w:val="0"/>
+          <w:szCs w:val="28"/>
+          <w:lang w:val="ru-RU" w:eastAsia="en-US"/>
+          <w14:ligatures w14:val="none"/>
+        </w:rPr>
+        <w:t xml:space="preserve"> с </w:t>
+      </w:r>
+      <w:r>
+        <w:rPr>
+          <w:color w:val="auto"/>
+          <w:kern w:val="0"/>
+          <w:szCs w:val="28"/>
+          <w:lang w:val="en-US" w:eastAsia="en-US"/>
+          <w14:ligatures w14:val="none"/>
+        </w:rPr>
+        <w:t>REST</w:t>
+      </w:r>
+      <w:r>
+        <w:rPr>
+          <w:color w:val="auto"/>
+          <w:kern w:val="0"/>
+          <w:szCs w:val="28"/>
+          <w:lang w:val="ru-RU" w:eastAsia="en-US"/>
+          <w14:ligatures w14:val="none"/>
+        </w:rPr>
+        <w:t xml:space="preserve"> </w:t>
+      </w:r>
+      <w:r>
+        <w:rPr>
+          <w:color w:val="auto"/>
+          <w:kern w:val="0"/>
+          <w:szCs w:val="28"/>
+          <w:lang w:val="en-US" w:eastAsia="en-US"/>
+          <w14:ligatures w14:val="none"/>
+        </w:rPr>
+        <w:t>API</w:t>
+      </w:r>
+      <w:r>
+        <w:rPr>
+          <w:color w:val="auto"/>
+          <w:kern w:val="0"/>
+          <w:szCs w:val="28"/>
+          <w:lang w:val="ru-RU" w:eastAsia="en-US"/>
+          <w14:ligatures w14:val="none"/>
+        </w:rPr>
+        <w:t xml:space="preserve"> обеспечила надёжную авторизацию и сохранение прогресса, минимизируя риски утечек данных</w:t>
+      </w:r>
+      <w:r>
+        <w:rPr>
+          <w:color w:val="auto"/>
+          <w:kern w:val="0"/>
+          <w:szCs w:val="28"/>
+          <w:lang w:val="ru-RU" w:eastAsia="en-US"/>
+          <w14:ligatures w14:val="none"/>
+        </w:rPr>
+        <w:t>.</w:t>
+      </w:r>
     </w:p>
     <w:p>
       <w:pPr>
         <w:spacing w:after="53" w:line="259" w:lineRule="auto"/>
-        <w:ind w:left="10" w:firstLine="0"/>
+        <w:ind w:left="720" w:firstLine="0"/>
         <w:jc w:val="left"/>
         <w:rPr>
-          <w:sz w:val="24"/>
+          <w:szCs w:val="28"/>
           <w:lang w:val="ru-RU"/>
         </w:rPr>
       </w:pPr>
@@ -4001,10 +4918,32 @@
     <w:p>
       <w:pPr>
         <w:spacing w:after="53" w:line="259" w:lineRule="auto"/>
-        <w:ind w:left="10" w:firstLine="0"/>
+        <w:ind w:left="720" w:firstLine="0"/>
         <w:jc w:val="left"/>
         <w:rPr>
-          <w:sz w:val="24"/>
+          <w:szCs w:val="28"/>
+          <w:lang w:val="ru-RU"/>
+        </w:rPr>
+      </w:pPr>
+    </w:p>
+    <w:p>
+      <w:pPr>
+        <w:spacing w:after="53" w:line="259" w:lineRule="auto"/>
+        <w:ind w:left="720" w:firstLine="0"/>
+        <w:jc w:val="left"/>
+        <w:rPr>
+          <w:szCs w:val="28"/>
+          <w:lang w:val="ru-RU"/>
+        </w:rPr>
+      </w:pPr>
+    </w:p>
+    <w:p>
+      <w:pPr>
+        <w:spacing w:after="53" w:line="259" w:lineRule="auto"/>
+        <w:ind w:left="720" w:firstLine="0"/>
+        <w:jc w:val="left"/>
+        <w:rPr>
+          <w:szCs w:val="28"/>
           <w:lang w:val="ru-RU"/>
         </w:rPr>
       </w:pPr>
@@ -4015,7 +4954,7 @@
         <w:ind w:left="0" w:firstLine="0"/>
         <w:jc w:val="left"/>
         <w:rPr>
-          <w:sz w:val="24"/>
+          <w:szCs w:val="28"/>
           <w:lang w:val="ru-RU"/>
         </w:rPr>
       </w:pPr>
@@ -4026,156 +4965,7 @@
         <w:ind w:left="0" w:firstLine="0"/>
         <w:jc w:val="left"/>
         <w:rPr>
-          <w:lang w:val="ru-RU"/>
-        </w:rPr>
-      </w:pPr>
-    </w:p>
-    <w:p>
-      <w:pPr>
-        <w:spacing w:after="53" w:line="259" w:lineRule="auto"/>
-        <w:ind w:left="0" w:firstLine="0"/>
-        <w:jc w:val="left"/>
-        <w:rPr>
-          <w:lang w:val="ru-RU"/>
-        </w:rPr>
-      </w:pPr>
-    </w:p>
-    <w:p>
-      <w:pPr>
-        <w:spacing w:after="53" w:line="259" w:lineRule="auto"/>
-        <w:ind w:left="0" w:firstLine="0"/>
-        <w:jc w:val="left"/>
-        <w:rPr>
-          <w:lang w:val="ru-RU"/>
-        </w:rPr>
-      </w:pPr>
-    </w:p>
-    <w:p>
-      <w:pPr>
-        <w:spacing w:after="53" w:line="259" w:lineRule="auto"/>
-        <w:ind w:left="0" w:firstLine="0"/>
-        <w:jc w:val="left"/>
-        <w:rPr>
-          <w:lang w:val="ru-RU"/>
-        </w:rPr>
-      </w:pPr>
-    </w:p>
-    <w:p>
-      <w:pPr>
-        <w:spacing w:after="53" w:line="259" w:lineRule="auto"/>
-        <w:ind w:left="0" w:firstLine="0"/>
-        <w:jc w:val="left"/>
-        <w:rPr>
-          <w:lang w:val="ru-RU"/>
-        </w:rPr>
-      </w:pPr>
-    </w:p>
-    <w:p>
-      <w:pPr>
-        <w:spacing w:after="53" w:line="259" w:lineRule="auto"/>
-        <w:ind w:left="0" w:firstLine="0"/>
-        <w:jc w:val="left"/>
-        <w:rPr>
-          <w:lang w:val="ru-RU"/>
-        </w:rPr>
-      </w:pPr>
-    </w:p>
-    <w:p>
-      <w:pPr>
-        <w:spacing w:after="53" w:line="259" w:lineRule="auto"/>
-        <w:ind w:left="0" w:firstLine="0"/>
-        <w:jc w:val="left"/>
-        <w:rPr>
-          <w:lang w:val="ru-RU"/>
-        </w:rPr>
-      </w:pPr>
-    </w:p>
-    <w:p>
-      <w:pPr>
-        <w:spacing w:after="53" w:line="259" w:lineRule="auto"/>
-        <w:ind w:left="0" w:firstLine="0"/>
-        <w:jc w:val="left"/>
-        <w:rPr>
-          <w:lang w:val="ru-RU"/>
-        </w:rPr>
-      </w:pPr>
-    </w:p>
-    <w:p>
-      <w:pPr>
-        <w:spacing w:after="53" w:line="259" w:lineRule="auto"/>
-        <w:ind w:left="0" w:firstLine="0"/>
-        <w:jc w:val="left"/>
-        <w:rPr>
-          <w:lang w:val="ru-RU"/>
-        </w:rPr>
-      </w:pPr>
-    </w:p>
-    <w:p>
-      <w:pPr>
-        <w:spacing w:after="53" w:line="259" w:lineRule="auto"/>
-        <w:ind w:left="0" w:firstLine="0"/>
-        <w:jc w:val="left"/>
-        <w:rPr>
-          <w:lang w:val="ru-RU"/>
-        </w:rPr>
-      </w:pPr>
-    </w:p>
-    <w:p>
-      <w:pPr>
-        <w:spacing w:after="53" w:line="259" w:lineRule="auto"/>
-        <w:ind w:left="0" w:firstLine="0"/>
-        <w:jc w:val="left"/>
-        <w:rPr>
-          <w:lang w:val="ru-RU"/>
-        </w:rPr>
-      </w:pPr>
-    </w:p>
-    <w:p>
-      <w:pPr>
-        <w:spacing w:after="53" w:line="259" w:lineRule="auto"/>
-        <w:ind w:left="0" w:firstLine="0"/>
-        <w:jc w:val="left"/>
-        <w:rPr>
-          <w:lang w:val="ru-RU"/>
-        </w:rPr>
-      </w:pPr>
-    </w:p>
-    <w:p>
-      <w:pPr>
-        <w:spacing w:after="53" w:line="259" w:lineRule="auto"/>
-        <w:ind w:left="0" w:firstLine="0"/>
-        <w:jc w:val="left"/>
-        <w:rPr>
-          <w:lang w:val="ru-RU"/>
-        </w:rPr>
-      </w:pPr>
-    </w:p>
-    <w:p>
-      <w:pPr>
-        <w:spacing w:after="53" w:line="259" w:lineRule="auto"/>
-        <w:ind w:left="0" w:firstLine="0"/>
-        <w:jc w:val="left"/>
-        <w:rPr>
-          <w:lang w:val="ru-RU"/>
-        </w:rPr>
-      </w:pPr>
-    </w:p>
-    <w:p>
-      <w:pPr>
-        <w:spacing w:after="53" w:line="259" w:lineRule="auto"/>
-        <w:ind w:left="0" w:firstLine="0"/>
-        <w:jc w:val="left"/>
-        <w:rPr>
-          <w:lang w:val="ru-RU"/>
-        </w:rPr>
-      </w:pPr>
-    </w:p>
-    <w:p>
-      <w:pPr>
-        <w:spacing w:after="53" w:line="259" w:lineRule="auto"/>
-        <w:ind w:left="0" w:firstLine="0"/>
-        <w:jc w:val="left"/>
-        <w:rPr>
+          <w:szCs w:val="28"/>
           <w:lang w:val="ru-RU"/>
         </w:rPr>
       </w:pPr>
@@ -4192,107 +4982,129 @@
           <w:tab w:val="center" w:pos="5220"/>
         </w:tabs>
         <w:rPr>
-          <w:lang w:val="ru-RU"/>
-        </w:rPr>
-      </w:pPr>
-      <w:bookmarkStart w:id="5" w:name="_Toc220448927"/>
-      <w:r>
-        <w:rPr>
+          <w:szCs w:val="28"/>
+          <w:lang w:val="ru-RU"/>
+        </w:rPr>
+      </w:pPr>
+      <w:bookmarkStart w:id="6" w:name="_Toc220448927"/>
+      <w:r>
+        <w:rPr>
+          <w:szCs w:val="28"/>
           <w:lang w:val="ru-RU"/>
         </w:rPr>
         <w:lastRenderedPageBreak/>
         <w:t>Список используемой литературы</w:t>
       </w:r>
-      <w:bookmarkEnd w:id="5"/>
+      <w:bookmarkEnd w:id="6"/>
     </w:p>
     <w:p>
       <w:pPr>
         <w:spacing w:after="11" w:line="250" w:lineRule="auto"/>
         <w:ind w:left="5" w:right="224"/>
         <w:jc w:val="left"/>
-      </w:pPr>
-      <w:r>
-        <w:rPr>
+        <w:rPr>
+          <w:szCs w:val="28"/>
+          <w:lang w:val="ru-RU"/>
+        </w:rPr>
+      </w:pPr>
+      <w:r>
+        <w:rPr>
+          <w:szCs w:val="28"/>
           <w:lang w:val="ru-RU"/>
         </w:rPr>
         <w:t xml:space="preserve">Документация </w:t>
       </w:r>
       <w:r>
+        <w:rPr>
+          <w:szCs w:val="28"/>
+        </w:rPr>
         <w:t>NextJS</w:t>
       </w:r>
       <w:r>
         <w:rPr>
+          <w:szCs w:val="28"/>
           <w:lang w:val="ru-RU"/>
         </w:rPr>
         <w:t xml:space="preserve">  —</w:t>
       </w:r>
-      <w:hyperlink r:id="rId9">
-        <w:r>
-          <w:rPr>
+      <w:hyperlink r:id="rId16">
+        <w:r>
+          <w:rPr>
+            <w:szCs w:val="28"/>
             <w:lang w:val="ru-RU"/>
           </w:rPr>
           <w:t xml:space="preserve"> </w:t>
         </w:r>
       </w:hyperlink>
-      <w:hyperlink r:id="rId10">
+      <w:hyperlink r:id="rId17">
         <w:r>
           <w:rPr>
             <w:color w:val="0000FF"/>
+            <w:szCs w:val="28"/>
             <w:u w:val="single" w:color="0000FF"/>
           </w:rPr>
           <w:t>https</w:t>
         </w:r>
       </w:hyperlink>
-      <w:hyperlink r:id="rId11">
+      <w:hyperlink r:id="rId18">
         <w:r>
           <w:rPr>
             <w:color w:val="0000FF"/>
+            <w:szCs w:val="28"/>
             <w:u w:val="single" w:color="0000FF"/>
             <w:lang w:val="ru-RU"/>
           </w:rPr>
           <w:t>://</w:t>
         </w:r>
       </w:hyperlink>
-      <w:hyperlink r:id="rId12">
+      <w:hyperlink r:id="rId19">
         <w:r>
           <w:rPr>
             <w:color w:val="0000FF"/>
+            <w:szCs w:val="28"/>
             <w:u w:val="single" w:color="0000FF"/>
           </w:rPr>
           <w:t>NextJS</w:t>
         </w:r>
       </w:hyperlink>
-      <w:hyperlink r:id="rId13">
+      <w:hyperlink r:id="rId20">
         <w:r>
           <w:rPr>
             <w:color w:val="0000FF"/>
+            <w:szCs w:val="28"/>
             <w:u w:val="single" w:color="0000FF"/>
             <w:lang w:val="ru-RU"/>
           </w:rPr>
           <w:t xml:space="preserve"> </w:t>
         </w:r>
       </w:hyperlink>
-      <w:hyperlink r:id="rId14">
+      <w:hyperlink r:id="rId21">
         <w:r>
           <w:rPr>
             <w:color w:val="0000FF"/>
+            <w:szCs w:val="28"/>
             <w:u w:val="single" w:color="0000FF"/>
             <w:lang w:val="ru-RU"/>
           </w:rPr>
           <w:t>.</w:t>
         </w:r>
       </w:hyperlink>
-      <w:hyperlink r:id="rId15">
+      <w:hyperlink r:id="rId22">
         <w:r>
           <w:rPr>
             <w:color w:val="0000FF"/>
+            <w:szCs w:val="28"/>
             <w:u w:val="single" w:color="0000FF"/>
           </w:rPr>
           <w:t>dev</w:t>
         </w:r>
       </w:hyperlink>
-      <w:hyperlink r:id="rId16">
-        <w:r>
+      <w:hyperlink r:id="rId23">
+        <w:r>
+          <w:rPr>
+            <w:szCs w:val="28"/>
+            <w:lang w:val="ru-RU"/>
+          </w:rPr>
           <w:t xml:space="preserve"> </w:t>
         </w:r>
       </w:hyperlink>
@@ -4302,116 +5114,137 @@
         <w:spacing w:after="11" w:line="250" w:lineRule="auto"/>
         <w:ind w:left="5" w:right="224"/>
         <w:jc w:val="left"/>
-      </w:pPr>
-      <w:r>
-        <w:rPr>
+        <w:rPr>
+          <w:szCs w:val="28"/>
+        </w:rPr>
+      </w:pPr>
+      <w:r>
+        <w:rPr>
+          <w:szCs w:val="28"/>
           <w:lang w:val="ru-RU"/>
         </w:rPr>
         <w:t xml:space="preserve">Документация </w:t>
       </w:r>
       <w:r>
+        <w:rPr>
+          <w:szCs w:val="28"/>
+        </w:rPr>
         <w:t>PostgreSQL</w:t>
       </w:r>
       <w:r>
         <w:rPr>
+          <w:szCs w:val="28"/>
           <w:lang w:val="ru-RU"/>
         </w:rPr>
         <w:t xml:space="preserve"> —</w:t>
       </w:r>
-      <w:hyperlink r:id="rId17">
-        <w:r>
-          <w:rPr>
+      <w:hyperlink r:id="rId24">
+        <w:r>
+          <w:rPr>
+            <w:szCs w:val="28"/>
             <w:lang w:val="ru-RU"/>
           </w:rPr>
           <w:t xml:space="preserve"> </w:t>
         </w:r>
       </w:hyperlink>
-      <w:hyperlink r:id="rId18">
+      <w:hyperlink r:id="rId25">
         <w:r>
           <w:rPr>
             <w:color w:val="0000FF"/>
+            <w:szCs w:val="28"/>
             <w:u w:val="single" w:color="0000FF"/>
           </w:rPr>
           <w:t>https</w:t>
         </w:r>
       </w:hyperlink>
-      <w:hyperlink r:id="rId19">
+      <w:hyperlink r:id="rId26">
         <w:r>
           <w:rPr>
             <w:color w:val="0000FF"/>
+            <w:szCs w:val="28"/>
             <w:u w:val="single" w:color="0000FF"/>
             <w:lang w:val="ru-RU"/>
           </w:rPr>
           <w:t>://</w:t>
         </w:r>
       </w:hyperlink>
-      <w:hyperlink r:id="rId20">
+      <w:hyperlink r:id="rId27">
         <w:r>
           <w:rPr>
             <w:color w:val="0000FF"/>
+            <w:szCs w:val="28"/>
             <w:u w:val="single" w:color="0000FF"/>
           </w:rPr>
           <w:t>www</w:t>
         </w:r>
       </w:hyperlink>
-      <w:hyperlink r:id="rId21">
+      <w:hyperlink r:id="rId28">
         <w:r>
           <w:rPr>
             <w:color w:val="0000FF"/>
+            <w:szCs w:val="28"/>
             <w:u w:val="single" w:color="0000FF"/>
             <w:lang w:val="ru-RU"/>
           </w:rPr>
           <w:t>.</w:t>
         </w:r>
       </w:hyperlink>
-      <w:hyperlink r:id="rId22">
+      <w:hyperlink r:id="rId29">
         <w:r>
           <w:rPr>
             <w:color w:val="0000FF"/>
+            <w:szCs w:val="28"/>
             <w:u w:val="single" w:color="0000FF"/>
           </w:rPr>
           <w:t>postgresql</w:t>
         </w:r>
       </w:hyperlink>
-      <w:hyperlink r:id="rId23">
+      <w:hyperlink r:id="rId30">
         <w:r>
           <w:rPr>
             <w:color w:val="0000FF"/>
+            <w:szCs w:val="28"/>
             <w:u w:val="single" w:color="0000FF"/>
             <w:lang w:val="ru-RU"/>
           </w:rPr>
           <w:t>.</w:t>
         </w:r>
       </w:hyperlink>
-      <w:hyperlink r:id="rId24">
+      <w:hyperlink r:id="rId31">
         <w:r>
           <w:rPr>
             <w:color w:val="0000FF"/>
+            <w:szCs w:val="28"/>
             <w:u w:val="single" w:color="0000FF"/>
           </w:rPr>
           <w:t>org</w:t>
         </w:r>
       </w:hyperlink>
-      <w:hyperlink r:id="rId25">
+      <w:hyperlink r:id="rId32">
         <w:r>
           <w:rPr>
             <w:color w:val="0000FF"/>
+            <w:szCs w:val="28"/>
             <w:u w:val="single" w:color="0000FF"/>
           </w:rPr>
           <w:t>/</w:t>
         </w:r>
       </w:hyperlink>
-      <w:hyperlink r:id="rId26">
+      <w:hyperlink r:id="rId33">
         <w:r>
           <w:rPr>
             <w:color w:val="0000FF"/>
+            <w:szCs w:val="28"/>
             <w:u w:val="single" w:color="0000FF"/>
           </w:rPr>
           <w:t>docs</w:t>
         </w:r>
       </w:hyperlink>
-      <w:hyperlink r:id="rId27">
-        <w:r>
+      <w:hyperlink r:id="rId34">
+        <w:r>
+          <w:rPr>
+            <w:szCs w:val="28"/>
+          </w:rPr>
           <w:t xml:space="preserve"> </w:t>
         </w:r>
       </w:hyperlink>
@@ -4421,26 +5254,39 @@
         <w:spacing w:after="11" w:line="250" w:lineRule="auto"/>
         <w:ind w:left="5" w:right="224"/>
         <w:jc w:val="left"/>
-      </w:pPr>
-      <w:r>
+        <w:rPr>
+          <w:szCs w:val="28"/>
+        </w:rPr>
+      </w:pPr>
+      <w:r>
+        <w:rPr>
+          <w:szCs w:val="28"/>
+        </w:rPr>
         <w:t>Prisma ORM —</w:t>
       </w:r>
-      <w:hyperlink r:id="rId28">
-        <w:r>
+      <w:hyperlink r:id="rId35">
+        <w:r>
+          <w:rPr>
+            <w:szCs w:val="28"/>
+          </w:rPr>
           <w:t xml:space="preserve"> </w:t>
         </w:r>
       </w:hyperlink>
-      <w:hyperlink r:id="rId29">
+      <w:hyperlink r:id="rId36">
         <w:r>
           <w:rPr>
             <w:color w:val="0000FF"/>
+            <w:szCs w:val="28"/>
             <w:u w:val="single" w:color="0000FF"/>
           </w:rPr>
           <w:t>https://www.prisma.io/docs</w:t>
         </w:r>
       </w:hyperlink>
-      <w:hyperlink r:id="rId30">
-        <w:r>
+      <w:hyperlink r:id="rId37">
+        <w:r>
+          <w:rPr>
+            <w:szCs w:val="28"/>
+          </w:rPr>
           <w:t xml:space="preserve"> </w:t>
         </w:r>
       </w:hyperlink>
@@ -4450,26 +5296,39 @@
         <w:spacing w:after="11" w:line="250" w:lineRule="auto"/>
         <w:ind w:left="5" w:right="224"/>
         <w:jc w:val="left"/>
-      </w:pPr>
-      <w:r>
+        <w:rPr>
+          <w:szCs w:val="28"/>
+        </w:rPr>
+      </w:pPr>
+      <w:r>
+        <w:rPr>
+          <w:szCs w:val="28"/>
+        </w:rPr>
         <w:t>Kaspersky Lab —</w:t>
       </w:r>
-      <w:hyperlink r:id="rId31">
-        <w:r>
+      <w:hyperlink r:id="rId38">
+        <w:r>
+          <w:rPr>
+            <w:szCs w:val="28"/>
+          </w:rPr>
           <w:t xml:space="preserve"> </w:t>
         </w:r>
       </w:hyperlink>
-      <w:hyperlink r:id="rId32">
+      <w:hyperlink r:id="rId39">
         <w:r>
           <w:rPr>
             <w:color w:val="0000FF"/>
+            <w:szCs w:val="28"/>
             <w:u w:val="single" w:color="0000FF"/>
           </w:rPr>
           <w:t>https://www.kaspersky.ru</w:t>
         </w:r>
       </w:hyperlink>
-      <w:hyperlink r:id="rId33">
-        <w:r>
+      <w:hyperlink r:id="rId40">
+        <w:r>
+          <w:rPr>
+            <w:szCs w:val="28"/>
+          </w:rPr>
           <w:t xml:space="preserve"> </w:t>
         </w:r>
       </w:hyperlink>
@@ -4479,56 +5338,79 @@
         <w:spacing w:after="11" w:line="250" w:lineRule="auto"/>
         <w:ind w:left="5" w:right="224"/>
         <w:jc w:val="left"/>
-      </w:pPr>
-      <w:r>
+        <w:rPr>
+          <w:szCs w:val="28"/>
+        </w:rPr>
+      </w:pPr>
+      <w:r>
+        <w:rPr>
+          <w:szCs w:val="28"/>
+        </w:rPr>
         <w:t>Google Be Internet Awesome —</w:t>
       </w:r>
-      <w:hyperlink r:id="rId34">
-        <w:r>
+      <w:hyperlink r:id="rId41">
+        <w:r>
+          <w:rPr>
+            <w:szCs w:val="28"/>
+          </w:rPr>
           <w:t xml:space="preserve"> </w:t>
         </w:r>
       </w:hyperlink>
-      <w:hyperlink r:id="rId35">
+      <w:hyperlink r:id="rId42">
         <w:r>
           <w:rPr>
             <w:color w:val="0000FF"/>
+            <w:szCs w:val="28"/>
             <w:u w:val="single" w:color="0000FF"/>
           </w:rPr>
           <w:t>https://beinternetawesome.withgoogle.com</w:t>
         </w:r>
       </w:hyperlink>
-      <w:hyperlink r:id="rId36">
-        <w:r>
+      <w:hyperlink r:id="rId43">
+        <w:r>
+          <w:rPr>
+            <w:szCs w:val="28"/>
+          </w:rPr>
           <w:t xml:space="preserve"> </w:t>
         </w:r>
       </w:hyperlink>
       <w:r>
+        <w:rPr>
+          <w:szCs w:val="28"/>
+        </w:rPr>
         <w:t>OWASP Foundation —</w:t>
       </w:r>
-      <w:hyperlink r:id="rId37">
-        <w:r>
+      <w:hyperlink r:id="rId44">
+        <w:r>
+          <w:rPr>
+            <w:szCs w:val="28"/>
+          </w:rPr>
           <w:t xml:space="preserve"> </w:t>
         </w:r>
       </w:hyperlink>
-      <w:hyperlink r:id="rId38">
+      <w:hyperlink r:id="rId45">
         <w:r>
           <w:rPr>
             <w:color w:val="0000FF"/>
+            <w:szCs w:val="28"/>
             <w:u w:val="single" w:color="0000FF"/>
           </w:rPr>
           <w:t>https://owasp.org</w:t>
         </w:r>
       </w:hyperlink>
-      <w:hyperlink r:id="rId39">
-        <w:r>
+      <w:hyperlink r:id="rId46">
+        <w:r>
+          <w:rPr>
+            <w:szCs w:val="28"/>
+          </w:rPr>
           <w:t xml:space="preserve"> </w:t>
         </w:r>
       </w:hyperlink>
     </w:p>
     <w:sectPr>
-      <w:footerReference w:type="even" r:id="rId40"/>
-      <w:footerReference w:type="default" r:id="rId41"/>
-      <w:footerReference w:type="first" r:id="rId42"/>
+      <w:footerReference w:type="even" r:id="rId47"/>
+      <w:footerReference w:type="default" r:id="rId48"/>
+      <w:footerReference w:type="first" r:id="rId49"/>
       <w:pgSz w:w="11905" w:h="16840"/>
       <w:pgMar w:top="1141" w:right="980" w:bottom="1381" w:left="1061" w:header="720" w:footer="720" w:gutter="0"/>
       <w:cols w:space="720"/>
@@ -5620,6 +6502,241 @@
     </w:lvl>
   </w:abstractNum>
   <w:abstractNum w:abstractNumId="5" w15:restartNumberingAfterBreak="0">
+    <w:nsid w:val="372F347C"/>
+    <w:multiLevelType w:val="multilevel"/>
+    <w:tmpl w:val="64C40D2A"/>
+    <w:lvl w:ilvl="0">
+      <w:start w:val="1"/>
+      <w:numFmt w:val="bullet"/>
+      <w:lvlText w:val=""/>
+      <w:lvlJc w:val="left"/>
+      <w:pPr>
+        <w:tabs>
+          <w:tab w:val="num" w:pos="720"/>
+        </w:tabs>
+        <w:ind w:left="720" w:hanging="360"/>
+      </w:pPr>
+      <w:rPr>
+        <w:rFonts w:ascii="Symbol" w:hAnsi="Symbol" w:hint="default"/>
+        <w:sz w:val="20"/>
+      </w:rPr>
+    </w:lvl>
+    <w:lvl w:ilvl="1" w:tentative="1">
+      <w:start w:val="1"/>
+      <w:numFmt w:val="bullet"/>
+      <w:lvlText w:val=""/>
+      <w:lvlJc w:val="left"/>
+      <w:pPr>
+        <w:tabs>
+          <w:tab w:val="num" w:pos="1440"/>
+        </w:tabs>
+        <w:ind w:left="1440" w:hanging="360"/>
+      </w:pPr>
+      <w:rPr>
+        <w:rFonts w:ascii="Symbol" w:hAnsi="Symbol" w:hint="default"/>
+        <w:sz w:val="20"/>
+      </w:rPr>
+    </w:lvl>
+    <w:lvl w:ilvl="2" w:tentative="1">
+      <w:start w:val="1"/>
+      <w:numFmt w:val="bullet"/>
+      <w:lvlText w:val=""/>
+      <w:lvlJc w:val="left"/>
+      <w:pPr>
+        <w:tabs>
+          <w:tab w:val="num" w:pos="2160"/>
+        </w:tabs>
+        <w:ind w:left="2160" w:hanging="360"/>
+      </w:pPr>
+      <w:rPr>
+        <w:rFonts w:ascii="Symbol" w:hAnsi="Symbol" w:hint="default"/>
+        <w:sz w:val="20"/>
+      </w:rPr>
+    </w:lvl>
+    <w:lvl w:ilvl="3" w:tentative="1">
+      <w:start w:val="1"/>
+      <w:numFmt w:val="bullet"/>
+      <w:lvlText w:val=""/>
+      <w:lvlJc w:val="left"/>
+      <w:pPr>
+        <w:tabs>
+          <w:tab w:val="num" w:pos="2880"/>
+        </w:tabs>
+        <w:ind w:left="2880" w:hanging="360"/>
+      </w:pPr>
+      <w:rPr>
+        <w:rFonts w:ascii="Symbol" w:hAnsi="Symbol" w:hint="default"/>
+        <w:sz w:val="20"/>
+      </w:rPr>
+    </w:lvl>
+    <w:lvl w:ilvl="4" w:tentative="1">
+      <w:start w:val="1"/>
+      <w:numFmt w:val="bullet"/>
+      <w:lvlText w:val=""/>
+      <w:lvlJc w:val="left"/>
+      <w:pPr>
+        <w:tabs>
+          <w:tab w:val="num" w:pos="3600"/>
+        </w:tabs>
+        <w:ind w:left="3600" w:hanging="360"/>
+      </w:pPr>
+      <w:rPr>
+        <w:rFonts w:ascii="Symbol" w:hAnsi="Symbol" w:hint="default"/>
+        <w:sz w:val="20"/>
+      </w:rPr>
+    </w:lvl>
+    <w:lvl w:ilvl="5" w:tentative="1">
+      <w:start w:val="1"/>
+      <w:numFmt w:val="bullet"/>
+      <w:lvlText w:val=""/>
+      <w:lvlJc w:val="left"/>
+      <w:pPr>
+        <w:tabs>
+          <w:tab w:val="num" w:pos="4320"/>
+        </w:tabs>
+        <w:ind w:left="4320" w:hanging="360"/>
+      </w:pPr>
+      <w:rPr>
+        <w:rFonts w:ascii="Symbol" w:hAnsi="Symbol" w:hint="default"/>
+        <w:sz w:val="20"/>
+      </w:rPr>
+    </w:lvl>
+    <w:lvl w:ilvl="6" w:tentative="1">
+      <w:start w:val="1"/>
+      <w:numFmt w:val="bullet"/>
+      <w:lvlText w:val=""/>
+      <w:lvlJc w:val="left"/>
+      <w:pPr>
+        <w:tabs>
+          <w:tab w:val="num" w:pos="5040"/>
+        </w:tabs>
+        <w:ind w:left="5040" w:hanging="360"/>
+      </w:pPr>
+      <w:rPr>
+        <w:rFonts w:ascii="Symbol" w:hAnsi="Symbol" w:hint="default"/>
+        <w:sz w:val="20"/>
+      </w:rPr>
+    </w:lvl>
+    <w:lvl w:ilvl="7" w:tentative="1">
+      <w:start w:val="1"/>
+      <w:numFmt w:val="bullet"/>
+      <w:lvlText w:val=""/>
+      <w:lvlJc w:val="left"/>
+      <w:pPr>
+        <w:tabs>
+          <w:tab w:val="num" w:pos="5760"/>
+        </w:tabs>
+        <w:ind w:left="5760" w:hanging="360"/>
+      </w:pPr>
+      <w:rPr>
+        <w:rFonts w:ascii="Symbol" w:hAnsi="Symbol" w:hint="default"/>
+        <w:sz w:val="20"/>
+      </w:rPr>
+    </w:lvl>
+    <w:lvl w:ilvl="8" w:tentative="1">
+      <w:start w:val="1"/>
+      <w:numFmt w:val="bullet"/>
+      <w:lvlText w:val=""/>
+      <w:lvlJc w:val="left"/>
+      <w:pPr>
+        <w:tabs>
+          <w:tab w:val="num" w:pos="6480"/>
+        </w:tabs>
+        <w:ind w:left="6480" w:hanging="360"/>
+      </w:pPr>
+      <w:rPr>
+        <w:rFonts w:ascii="Symbol" w:hAnsi="Symbol" w:hint="default"/>
+        <w:sz w:val="20"/>
+      </w:rPr>
+    </w:lvl>
+  </w:abstractNum>
+  <w:abstractNum w:abstractNumId="6" w15:restartNumberingAfterBreak="0">
+    <w:nsid w:val="39E412D0"/>
+    <w:multiLevelType w:val="hybridMultilevel"/>
+    <w:tmpl w:val="C30C20B4"/>
+    <w:lvl w:ilvl="0" w:tplc="0409000F">
+      <w:start w:val="1"/>
+      <w:numFmt w:val="decimal"/>
+      <w:lvlText w:val="%1."/>
+      <w:lvlJc w:val="left"/>
+      <w:pPr>
+        <w:ind w:left="1440" w:hanging="360"/>
+      </w:pPr>
+    </w:lvl>
+    <w:lvl w:ilvl="1" w:tplc="04090019" w:tentative="1">
+      <w:start w:val="1"/>
+      <w:numFmt w:val="lowerLetter"/>
+      <w:lvlText w:val="%2."/>
+      <w:lvlJc w:val="left"/>
+      <w:pPr>
+        <w:ind w:left="2160" w:hanging="360"/>
+      </w:pPr>
+    </w:lvl>
+    <w:lvl w:ilvl="2" w:tplc="0409001B" w:tentative="1">
+      <w:start w:val="1"/>
+      <w:numFmt w:val="lowerRoman"/>
+      <w:lvlText w:val="%3."/>
+      <w:lvlJc w:val="right"/>
+      <w:pPr>
+        <w:ind w:left="2880" w:hanging="180"/>
+      </w:pPr>
+    </w:lvl>
+    <w:lvl w:ilvl="3" w:tplc="0409000F" w:tentative="1">
+      <w:start w:val="1"/>
+      <w:numFmt w:val="decimal"/>
+      <w:lvlText w:val="%4."/>
+      <w:lvlJc w:val="left"/>
+      <w:pPr>
+        <w:ind w:left="3600" w:hanging="360"/>
+      </w:pPr>
+    </w:lvl>
+    <w:lvl w:ilvl="4" w:tplc="04090019" w:tentative="1">
+      <w:start w:val="1"/>
+      <w:numFmt w:val="lowerLetter"/>
+      <w:lvlText w:val="%5."/>
+      <w:lvlJc w:val="left"/>
+      <w:pPr>
+        <w:ind w:left="4320" w:hanging="360"/>
+      </w:pPr>
+    </w:lvl>
+    <w:lvl w:ilvl="5" w:tplc="0409001B" w:tentative="1">
+      <w:start w:val="1"/>
+      <w:numFmt w:val="lowerRoman"/>
+      <w:lvlText w:val="%6."/>
+      <w:lvlJc w:val="right"/>
+      <w:pPr>
+        <w:ind w:left="5040" w:hanging="180"/>
+      </w:pPr>
+    </w:lvl>
+    <w:lvl w:ilvl="6" w:tplc="0409000F" w:tentative="1">
+      <w:start w:val="1"/>
+      <w:numFmt w:val="decimal"/>
+      <w:lvlText w:val="%7."/>
+      <w:lvlJc w:val="left"/>
+      <w:pPr>
+        <w:ind w:left="5760" w:hanging="360"/>
+      </w:pPr>
+    </w:lvl>
+    <w:lvl w:ilvl="7" w:tplc="04090019" w:tentative="1">
+      <w:start w:val="1"/>
+      <w:numFmt w:val="lowerLetter"/>
+      <w:lvlText w:val="%8."/>
+      <w:lvlJc w:val="left"/>
+      <w:pPr>
+        <w:ind w:left="6480" w:hanging="360"/>
+      </w:pPr>
+    </w:lvl>
+    <w:lvl w:ilvl="8" w:tplc="0409001B" w:tentative="1">
+      <w:start w:val="1"/>
+      <w:numFmt w:val="lowerRoman"/>
+      <w:lvlText w:val="%9."/>
+      <w:lvlJc w:val="right"/>
+      <w:pPr>
+        <w:ind w:left="7200" w:hanging="180"/>
+      </w:pPr>
+    </w:lvl>
+  </w:abstractNum>
+  <w:abstractNum w:abstractNumId="7" w15:restartNumberingAfterBreak="0">
     <w:nsid w:val="3C4D1B3A"/>
     <w:multiLevelType w:val="hybridMultilevel"/>
     <w:tmpl w:val="767E6070"/>
@@ -5831,7 +6948,7 @@
       </w:rPr>
     </w:lvl>
   </w:abstractNum>
-  <w:abstractNum w:abstractNumId="6" w15:restartNumberingAfterBreak="0">
+  <w:abstractNum w:abstractNumId="8" w15:restartNumberingAfterBreak="0">
     <w:nsid w:val="40D2767C"/>
     <w:multiLevelType w:val="hybridMultilevel"/>
     <w:tmpl w:val="A57AA88E"/>
@@ -6043,7 +7160,7 @@
       </w:rPr>
     </w:lvl>
   </w:abstractNum>
-  <w:abstractNum w:abstractNumId="7" w15:restartNumberingAfterBreak="0">
+  <w:abstractNum w:abstractNumId="9" w15:restartNumberingAfterBreak="0">
     <w:nsid w:val="5AAA6CB4"/>
     <w:multiLevelType w:val="hybridMultilevel"/>
     <w:tmpl w:val="2AF0A086"/>
@@ -6132,7 +7249,7 @@
       </w:pPr>
     </w:lvl>
   </w:abstractNum>
-  <w:abstractNum w:abstractNumId="8" w15:restartNumberingAfterBreak="0">
+  <w:abstractNum w:abstractNumId="10" w15:restartNumberingAfterBreak="0">
     <w:nsid w:val="61763351"/>
     <w:multiLevelType w:val="hybridMultilevel"/>
     <w:tmpl w:val="E4A4EECC"/>
@@ -6344,7 +7461,7 @@
       </w:rPr>
     </w:lvl>
   </w:abstractNum>
-  <w:abstractNum w:abstractNumId="9" w15:restartNumberingAfterBreak="0">
+  <w:abstractNum w:abstractNumId="11" w15:restartNumberingAfterBreak="0">
     <w:nsid w:val="6C721B79"/>
     <w:multiLevelType w:val="hybridMultilevel"/>
     <w:tmpl w:val="3A6A7462"/>
@@ -6560,13 +7677,13 @@
     <w:abstractNumId w:val="1"/>
   </w:num>
   <w:num w:numId="2" w16cid:durableId="612323091">
-    <w:abstractNumId w:val="9"/>
+    <w:abstractNumId w:val="11"/>
   </w:num>
   <w:num w:numId="3" w16cid:durableId="968391329">
     <w:abstractNumId w:val="0"/>
   </w:num>
   <w:num w:numId="4" w16cid:durableId="1421758993">
-    <w:abstractNumId w:val="8"/>
+    <w:abstractNumId w:val="10"/>
   </w:num>
   <w:num w:numId="5" w16cid:durableId="2067951046">
     <w:abstractNumId w:val="3"/>
@@ -6575,16 +7692,22 @@
     <w:abstractNumId w:val="4"/>
   </w:num>
   <w:num w:numId="7" w16cid:durableId="1463423047">
-    <w:abstractNumId w:val="5"/>
+    <w:abstractNumId w:val="7"/>
   </w:num>
   <w:num w:numId="8" w16cid:durableId="1049380539">
-    <w:abstractNumId w:val="6"/>
+    <w:abstractNumId w:val="8"/>
   </w:num>
   <w:num w:numId="9" w16cid:durableId="2141457382">
-    <w:abstractNumId w:val="7"/>
+    <w:abstractNumId w:val="9"/>
   </w:num>
   <w:num w:numId="10" w16cid:durableId="363755815">
     <w:abstractNumId w:val="2"/>
+  </w:num>
+  <w:num w:numId="11" w16cid:durableId="1158427128">
+    <w:abstractNumId w:val="5"/>
+  </w:num>
+  <w:num w:numId="12" w16cid:durableId="360784248">
+    <w:abstractNumId w:val="6"/>
   </w:num>
 </w:numbering>
 </file>
@@ -7047,6 +8170,7 @@
   <w:style w:type="character" w:default="1" w:styleId="DefaultParagraphFont">
     <w:name w:val="Default Paragraph Font"/>
     <w:uiPriority w:val="1"/>
+    <w:semiHidden/>
     <w:unhideWhenUsed/>
   </w:style>
   <w:style w:type="table" w:default="1" w:styleId="TableNormal">
@@ -7127,6 +8251,39 @@
       <w:color w:val="467886" w:themeColor="hyperlink"/>
       <w:u w:val="single"/>
     </w:rPr>
+  </w:style>
+  <w:style w:type="character" w:customStyle="1" w:styleId="inline-flex">
+    <w:name w:val="inline-flex"/>
+    <w:basedOn w:val="DefaultParagraphFont"/>
+    <w:rsid w:val="00494CFC"/>
+  </w:style>
+  <w:style w:type="paragraph" w:customStyle="1" w:styleId="my-2">
+    <w:name w:val="my-2"/>
+    <w:basedOn w:val="Normal"/>
+    <w:rsid w:val="00494CFC"/>
+    <w:pPr>
+      <w:spacing w:before="100" w:beforeAutospacing="1" w:after="100" w:afterAutospacing="1" w:line="240" w:lineRule="auto"/>
+      <w:ind w:left="0" w:firstLine="0"/>
+      <w:jc w:val="left"/>
+    </w:pPr>
+    <w:rPr>
+      <w:color w:val="auto"/>
+      <w:kern w:val="0"/>
+      <w:sz w:val="24"/>
+      <w:lang w:val="en-US" w:eastAsia="en-US"/>
+      <w14:ligatures w14:val="none"/>
+    </w:rPr>
+  </w:style>
+  <w:style w:type="paragraph" w:styleId="ListParagraph">
+    <w:name w:val="List Paragraph"/>
+    <w:basedOn w:val="Normal"/>
+    <w:uiPriority w:val="34"/>
+    <w:qFormat/>
+    <w:rsid w:val="00494CFC"/>
+    <w:pPr>
+      <w:ind w:left="720"/>
+      <w:contextualSpacing/>
+    </w:pPr>
   </w:style>
 </w:styles>
 </file>
